--- a/api.docx
+++ b/api.docx
@@ -107,6 +107,11 @@
       </w:r>
     </w:p>
     <w:p>
+      <w:pPr>
+        <w:rPr>
+          <w:rFonts w:hint="eastAsia"/>
+        </w:rPr>
+      </w:pPr>
       <w:r>
         <w:t xml:space="preserve">  │ POST │ /api/auth/register │ 注册         │ </w:t>
       </w:r>
@@ -140,6 +145,11 @@
       </w:r>
     </w:p>
     <w:p>
+      <w:pPr>
+        <w:rPr>
+          <w:rFonts w:hint="eastAsia"/>
+        </w:rPr>
+      </w:pPr>
       <w:r>
         <w:t xml:space="preserve">  │ POST │ /api/auth/login    │ 登录         │ </w:t>
       </w:r>
@@ -173,6 +183,11 @@
       </w:r>
     </w:p>
     <w:p>
+      <w:pPr>
+        <w:rPr>
+          <w:rFonts w:hint="eastAsia"/>
+        </w:rPr>
+      </w:pPr>
       <w:r>
         <w:t xml:space="preserve">  │ GET  │ /api/auth/me       │ 获取当前用户 │ </w:t>
       </w:r>
@@ -206,6 +221,11 @@
       </w:r>
     </w:p>
     <w:p>
+      <w:pPr>
+        <w:rPr>
+          <w:rFonts w:hint="eastAsia"/>
+        </w:rPr>
+      </w:pPr>
       <w:r>
         <w:t xml:space="preserve">  │ PUT  │ /api/auth/profile  │ 更新个人资料 │ </w:t>
       </w:r>
@@ -658,6 +678,11 @@
       </w:r>
     </w:p>
     <w:p>
+      <w:pPr>
+        <w:rPr>
+          <w:rFonts w:hint="eastAsia"/>
+        </w:rPr>
+      </w:pPr>
       <w:r>
         <w:t xml:space="preserve">  │ GET    │ /api/users/me/posts  │ 我的帖子列表 │ </w:t>
       </w:r>
@@ -691,6 +716,11 @@
       </w:r>
     </w:p>
     <w:p>
+      <w:pPr>
+        <w:rPr>
+          <w:rFonts w:hint="eastAsia"/>
+        </w:rPr>
+      </w:pPr>
       <w:r>
         <w:t xml:space="preserve">  │ POST   │ /api/posts           │ 发布帖子     │ </w:t>
       </w:r>
@@ -724,6 +754,11 @@
       </w:r>
     </w:p>
     <w:p>
+      <w:pPr>
+        <w:rPr>
+          <w:rFonts w:hint="eastAsia"/>
+        </w:rPr>
+      </w:pPr>
       <w:r>
         <w:t xml:space="preserve">  │ GET    │ /api/posts           │ 帖子列表     │ </w:t>
       </w:r>
@@ -757,6 +792,11 @@
       </w:r>
     </w:p>
     <w:p>
+      <w:pPr>
+        <w:rPr>
+          <w:rFonts w:hint="eastAsia"/>
+        </w:rPr>
+      </w:pPr>
       <w:r>
         <w:t xml:space="preserve">  │ GET    │ /api/posts/{id}      │ 帖子详情     │ </w:t>
       </w:r>
@@ -790,6 +830,11 @@
       </w:r>
     </w:p>
     <w:p>
+      <w:pPr>
+        <w:rPr>
+          <w:rFonts w:hint="eastAsia"/>
+        </w:rPr>
+      </w:pPr>
       <w:r>
         <w:t xml:space="preserve">  │ POST   │ /api/posts/{id}/view │ 增加浏览量   │ </w:t>
       </w:r>
@@ -823,6 +868,11 @@
       </w:r>
     </w:p>
     <w:p>
+      <w:pPr>
+        <w:rPr>
+          <w:rFonts w:hint="eastAsia"/>
+        </w:rPr>
+      </w:pPr>
       <w:r>
         <w:t xml:space="preserve">  │ DELETE │ /api/posts/{id}      │ 删除帖子     │ </w:t>
       </w:r>
@@ -1316,6 +1366,11 @@
       </w:r>
     </w:p>
     <w:p>
+      <w:pPr>
+        <w:rPr>
+          <w:rFonts w:hint="eastAsia"/>
+        </w:rPr>
+      </w:pPr>
       <w:r>
         <w:t xml:space="preserve">  </w:t>
       </w:r>
@@ -1376,6 +1431,11 @@
       </w:r>
     </w:p>
     <w:p>
+      <w:pPr>
+        <w:rPr>
+          <w:rFonts w:hint="eastAsia"/>
+        </w:rPr>
+      </w:pPr>
       <w:r>
         <w:t xml:space="preserve">  │ POST   │ /api/posts/{id}/like │ 点赞     │ </w:t>
       </w:r>
@@ -1409,6 +1469,11 @@
       </w:r>
     </w:p>
     <w:p>
+      <w:pPr>
+        <w:rPr>
+          <w:rFonts w:hint="eastAsia"/>
+        </w:rPr>
+      </w:pPr>
       <w:r>
         <w:t xml:space="preserve">  │ DELETE │ /api/posts/{id}/like │ 取消点赞 │ </w:t>
       </w:r>
@@ -1553,6 +1618,11 @@
       </w:r>
     </w:p>
     <w:p>
+      <w:pPr>
+        <w:rPr>
+          <w:rFonts w:hint="eastAsia"/>
+        </w:rPr>
+      </w:pPr>
       <w:r>
         <w:t xml:space="preserve">  │ POST   │ /api/posts/{post_id}/comments │ 发表评论 │ </w:t>
       </w:r>
@@ -1586,6 +1656,11 @@
       </w:r>
     </w:p>
     <w:p>
+      <w:pPr>
+        <w:rPr>
+          <w:rFonts w:hint="eastAsia"/>
+        </w:rPr>
+      </w:pPr>
       <w:r>
         <w:t xml:space="preserve">  │ GET    │ /api/posts/{post_id}/comments │ 评论列表 │ </w:t>
       </w:r>
@@ -1619,6 +1694,11 @@
       </w:r>
     </w:p>
     <w:p>
+      <w:pPr>
+        <w:rPr>
+          <w:rFonts w:hint="eastAsia"/>
+        </w:rPr>
+      </w:pPr>
       <w:r>
         <w:t xml:space="preserve">  │ DELETE │ /api/comments/{comment_id}    │ 删除评论 │ </w:t>
       </w:r>
@@ -1940,6 +2020,11 @@
       </w:r>
     </w:p>
     <w:p>
+      <w:pPr>
+        <w:rPr>
+          <w:rFonts w:hint="eastAsia"/>
+        </w:rPr>
+      </w:pPr>
       <w:r>
         <w:lastRenderedPageBreak/>
         <w:t xml:space="preserve">  │ GET  │ /api/rank/hot-posts │ 热帖排行榜 │ </w:t>
@@ -1974,6 +2059,11 @@
       </w:r>
     </w:p>
     <w:p>
+      <w:pPr>
+        <w:rPr>
+          <w:rFonts w:hint="eastAsia"/>
+        </w:rPr>
+      </w:pPr>
       <w:r>
         <w:t xml:space="preserve">  │ GET  │ /api/rank/clubs     │ 社团活跃榜 │ </w:t>
       </w:r>
@@ -2308,6 +2398,11 @@
       </w:r>
     </w:p>
     <w:p>
+      <w:pPr>
+        <w:rPr>
+          <w:rFonts w:hint="eastAsia"/>
+        </w:rPr>
+      </w:pPr>
       <w:r>
         <w:t xml:space="preserve">  │ GET  │ /api/notifications/unread-count │ 未读通知数 │ </w:t>
       </w:r>
@@ -2381,6 +2476,11 @@
       </w:r>
     </w:p>
     <w:p>
+      <w:pPr>
+        <w:rPr>
+          <w:rFonts w:hint="eastAsia"/>
+        </w:rPr>
+      </w:pPr>
       <w:r>
         <w:t xml:space="preserve">  </w:t>
       </w:r>
@@ -2442,6 +2542,11 @@
       </w:r>
     </w:p>
     <w:p>
+      <w:pPr>
+        <w:rPr>
+          <w:rFonts w:hint="eastAsia"/>
+        </w:rPr>
+      </w:pPr>
       <w:r>
         <w:t xml:space="preserve">  │ POST │ /api/clubs      │ 创建社团 │ </w:t>
       </w:r>
@@ -2475,6 +2580,11 @@
       </w:r>
     </w:p>
     <w:p>
+      <w:pPr>
+        <w:rPr>
+          <w:rFonts w:hint="eastAsia"/>
+        </w:rPr>
+      </w:pPr>
       <w:r>
         <w:t xml:space="preserve">  │ GET  │ /api/clubs      │ 社团列表 │ </w:t>
       </w:r>
@@ -2508,6 +2618,11 @@
       </w:r>
     </w:p>
     <w:p>
+      <w:pPr>
+        <w:rPr>
+          <w:rFonts w:hint="eastAsia"/>
+        </w:rPr>
+      </w:pPr>
       <w:r>
         <w:t xml:space="preserve">  │ GET  │ /api/clubs/{id} │ 社团详情 │ </w:t>
       </w:r>
@@ -2665,6 +2780,11 @@
       </w:r>
     </w:p>
     <w:p>
+      <w:pPr>
+        <w:rPr>
+          <w:rFonts w:hint="eastAsia"/>
+        </w:rPr>
+      </w:pPr>
       <w:r>
         <w:t xml:space="preserve">  │ POST │ /api/events      │ 创建活动 │ </w:t>
       </w:r>
@@ -2698,6 +2818,11 @@
       </w:r>
     </w:p>
     <w:p>
+      <w:pPr>
+        <w:rPr>
+          <w:rFonts w:hint="eastAsia"/>
+        </w:rPr>
+      </w:pPr>
       <w:r>
         <w:t xml:space="preserve">  │ GET  │ /api/events      │ 活动列表 │ </w:t>
       </w:r>
@@ -2731,6 +2856,11 @@
       </w:r>
     </w:p>
     <w:p>
+      <w:pPr>
+        <w:rPr>
+          <w:rFonts w:hint="eastAsia"/>
+        </w:rPr>
+      </w:pPr>
       <w:r>
         <w:t xml:space="preserve">  │ GET  │ /api/events/{id} │ 活动详情 │ </w:t>
       </w:r>
@@ -3000,6 +3130,11 @@
       </w:r>
     </w:p>
     <w:p>
+      <w:pPr>
+        <w:rPr>
+          <w:rFonts w:hint="eastAsia"/>
+        </w:rPr>
+      </w:pPr>
       <w:r>
         <w:t xml:space="preserve">  │ POST │ /api/lost-items            │ 发布失物/拾物 │ </w:t>
       </w:r>
@@ -3033,6 +3168,11 @@
       </w:r>
     </w:p>
     <w:p>
+      <w:pPr>
+        <w:rPr>
+          <w:rFonts w:hint="eastAsia"/>
+        </w:rPr>
+      </w:pPr>
       <w:r>
         <w:t xml:space="preserve">  │ GET  │ /api/lost-items            │ 列表          │ </w:t>
       </w:r>
@@ -3066,6 +3206,11 @@
       </w:r>
     </w:p>
     <w:p>
+      <w:pPr>
+        <w:rPr>
+          <w:rFonts w:hint="eastAsia"/>
+        </w:rPr>
+      </w:pPr>
       <w:r>
         <w:t xml:space="preserve">  │ GET  │ /api/lost-items/{id}       │ 详情          │ </w:t>
       </w:r>
@@ -3099,6 +3244,11 @@
       </w:r>
     </w:p>
     <w:p>
+      <w:pPr>
+        <w:rPr>
+          <w:rFonts w:hint="eastAsia"/>
+        </w:rPr>
+      </w:pPr>
       <w:r>
         <w:t xml:space="preserve">  │ POST │ /api/lost-items/{id}/found │ 标记已找回    │ </w:t>
       </w:r>
@@ -3513,11 +3663,6 @@
       </w:pPr>
     </w:p>
     <w:p>
-      <w:pPr>
-        <w:rPr>
-          <w:rFonts w:hint="eastAsia"/>
-        </w:rPr>
-      </w:pPr>
       <w:r>
         <w:rPr>
           <w:rFonts w:hint="eastAsia"/>
@@ -3525,6 +3670,7163 @@
         <w:t xml:space="preserve">  ---</w:t>
       </w:r>
     </w:p>
+    <w:p/>
+    <w:p/>
+    <w:p>
+      <w:pPr>
+        <w:rPr>
+          <w:rFonts w:hint="eastAsia"/>
+        </w:rPr>
+      </w:pPr>
+      <w:r>
+        <w:rPr>
+          <w:rFonts w:hint="eastAsia"/>
+        </w:rPr>
+        <w:t>&lt;template&gt;</w:t>
+      </w:r>
+    </w:p>
+    <w:p>
+      <w:pPr>
+        <w:rPr>
+          <w:rFonts w:hint="eastAsia"/>
+        </w:rPr>
+      </w:pPr>
+      <w:r>
+        <w:rPr>
+          <w:rFonts w:hint="eastAsia"/>
+        </w:rPr>
+        <w:t xml:space="preserve">    &lt;div class="home-container"&gt;</w:t>
+      </w:r>
+    </w:p>
+    <w:p>
+      <w:pPr>
+        <w:rPr>
+          <w:rFonts w:hint="eastAsia"/>
+        </w:rPr>
+      </w:pPr>
+      <w:r>
+        <w:rPr>
+          <w:rFonts w:hint="eastAsia"/>
+        </w:rPr>
+        <w:t xml:space="preserve">        &lt;!-- 顶部导航复用已有布局，可抽取为公共组件 --&gt;</w:t>
+      </w:r>
+    </w:p>
+    <w:p>
+      <w:pPr>
+        <w:rPr>
+          <w:rFonts w:hint="eastAsia"/>
+        </w:rPr>
+      </w:pPr>
+      <w:r>
+        <w:rPr>
+          <w:rFonts w:hint="eastAsia"/>
+        </w:rPr>
+        <w:t xml:space="preserve">        &lt;div class="navbar"&gt;</w:t>
+      </w:r>
+    </w:p>
+    <w:p>
+      <w:pPr>
+        <w:rPr>
+          <w:rFonts w:hint="eastAsia"/>
+        </w:rPr>
+      </w:pPr>
+      <w:r>
+        <w:rPr>
+          <w:rFonts w:hint="eastAsia"/>
+        </w:rPr>
+        <w:t xml:space="preserve">            &lt;div class="logo"&gt;校园圈&lt;/div&gt;</w:t>
+      </w:r>
+    </w:p>
+    <w:p>
+      <w:pPr>
+        <w:rPr>
+          <w:rFonts w:hint="eastAsia"/>
+        </w:rPr>
+      </w:pPr>
+      <w:r>
+        <w:rPr>
+          <w:rFonts w:hint="eastAsia"/>
+        </w:rPr>
+        <w:t xml:space="preserve">            &lt;div class="nav-links"&gt;</w:t>
+      </w:r>
+    </w:p>
+    <w:p>
+      <w:pPr>
+        <w:rPr>
+          <w:rFonts w:hint="eastAsia"/>
+        </w:rPr>
+      </w:pPr>
+      <w:r>
+        <w:rPr>
+          <w:rFonts w:hint="eastAsia"/>
+        </w:rPr>
+        <w:t xml:space="preserve">                &lt;el-button link @click="router.push('/rank')"&gt;排行榜&lt;/el-button&gt;</w:t>
+      </w:r>
+    </w:p>
+    <w:p>
+      <w:pPr>
+        <w:rPr>
+          <w:rFonts w:hint="eastAsia"/>
+        </w:rPr>
+      </w:pPr>
+      <w:r>
+        <w:rPr>
+          <w:rFonts w:hint="eastAsia"/>
+        </w:rPr>
+        <w:t xml:space="preserve">                &lt;!-- 通知铃铛 --&gt;</w:t>
+      </w:r>
+    </w:p>
+    <w:p>
+      <w:pPr>
+        <w:rPr>
+          <w:rFonts w:hint="eastAsia"/>
+        </w:rPr>
+      </w:pPr>
+      <w:r>
+        <w:rPr>
+          <w:rFonts w:hint="eastAsia"/>
+        </w:rPr>
+        <w:t xml:space="preserve">                &lt;div class="notification-bell" @click="toggleNotificationPanel" ref="bellRef"&gt;</w:t>
+      </w:r>
+    </w:p>
+    <w:p>
+      <w:pPr>
+        <w:rPr>
+          <w:rFonts w:hint="eastAsia"/>
+        </w:rPr>
+      </w:pPr>
+      <w:r>
+        <w:rPr>
+          <w:rFonts w:hint="eastAsia"/>
+        </w:rPr>
+        <w:t xml:space="preserve">                    &lt;el-badge :value="notificationStore.unreadCount" :hidden="notificationStore.unreadCount === 0"&gt;</w:t>
+      </w:r>
+    </w:p>
+    <w:p>
+      <w:pPr>
+        <w:rPr>
+          <w:rFonts w:hint="eastAsia"/>
+        </w:rPr>
+      </w:pPr>
+      <w:r>
+        <w:rPr>
+          <w:rFonts w:hint="eastAsia"/>
+        </w:rPr>
+        <w:t xml:space="preserve">                        &lt;el-icon :size="24"&gt;</w:t>
+      </w:r>
+    </w:p>
+    <w:p>
+      <w:pPr>
+        <w:rPr>
+          <w:rFonts w:hint="eastAsia"/>
+        </w:rPr>
+      </w:pPr>
+      <w:r>
+        <w:rPr>
+          <w:rFonts w:hint="eastAsia"/>
+        </w:rPr>
+        <w:t xml:space="preserve">                            &lt;Bell /&gt;</w:t>
+      </w:r>
+    </w:p>
+    <w:p>
+      <w:pPr>
+        <w:rPr>
+          <w:rFonts w:hint="eastAsia"/>
+        </w:rPr>
+      </w:pPr>
+      <w:r>
+        <w:rPr>
+          <w:rFonts w:hint="eastAsia"/>
+        </w:rPr>
+        <w:t xml:space="preserve">                        &lt;/el-icon&gt;</w:t>
+      </w:r>
+    </w:p>
+    <w:p>
+      <w:pPr>
+        <w:rPr>
+          <w:rFonts w:hint="eastAsia"/>
+        </w:rPr>
+      </w:pPr>
+      <w:r>
+        <w:rPr>
+          <w:rFonts w:hint="eastAsia"/>
+        </w:rPr>
+        <w:t xml:space="preserve">                    &lt;/el-badge&gt;</w:t>
+      </w:r>
+    </w:p>
+    <w:p>
+      <w:pPr>
+        <w:rPr>
+          <w:rFonts w:hint="eastAsia"/>
+        </w:rPr>
+      </w:pPr>
+      <w:r>
+        <w:rPr>
+          <w:rFonts w:hint="eastAsia"/>
+        </w:rPr>
+        <w:t xml:space="preserve">                &lt;/div&gt;</w:t>
+      </w:r>
+    </w:p>
+    <w:p>
+      <w:pPr>
+        <w:rPr>
+          <w:rFonts w:hint="eastAsia"/>
+        </w:rPr>
+      </w:pPr>
+      <w:r>
+        <w:rPr>
+          <w:rFonts w:hint="eastAsia"/>
+        </w:rPr>
+        <w:t xml:space="preserve">                &lt;div class="user-info"&gt;</w:t>
+      </w:r>
+    </w:p>
+    <w:p>
+      <w:pPr>
+        <w:rPr>
+          <w:rFonts w:hint="eastAsia"/>
+        </w:rPr>
+      </w:pPr>
+      <w:r>
+        <w:rPr>
+          <w:rFonts w:hint="eastAsia"/>
+        </w:rPr>
+        <w:t xml:space="preserve">                    &lt;div class="user-profile-trigger" @click="goToProfile"&gt;</w:t>
+      </w:r>
+    </w:p>
+    <w:p>
+      <w:pPr>
+        <w:rPr>
+          <w:rFonts w:hint="eastAsia"/>
+        </w:rPr>
+      </w:pPr>
+      <w:r>
+        <w:rPr>
+          <w:rFonts w:hint="eastAsia"/>
+        </w:rPr>
+        <w:t xml:space="preserve">                        &lt;el-avatar :size="40" :src="userStore.user?.avatar_url || undefined"&gt;</w:t>
+      </w:r>
+    </w:p>
+    <w:p>
+      <w:pPr>
+        <w:rPr>
+          <w:rFonts w:hint="eastAsia"/>
+        </w:rPr>
+      </w:pPr>
+      <w:r>
+        <w:rPr>
+          <w:rFonts w:hint="eastAsia"/>
+        </w:rPr>
+        <w:t xml:space="preserve">                            {{ userStore.user?.nickname?.charAt(0) }}</w:t>
+      </w:r>
+    </w:p>
+    <w:p>
+      <w:pPr>
+        <w:rPr>
+          <w:rFonts w:hint="eastAsia"/>
+        </w:rPr>
+      </w:pPr>
+      <w:r>
+        <w:rPr>
+          <w:rFonts w:hint="eastAsia"/>
+        </w:rPr>
+        <w:lastRenderedPageBreak/>
+        <w:t xml:space="preserve">                        &lt;/el-avatar&gt;</w:t>
+      </w:r>
+    </w:p>
+    <w:p>
+      <w:pPr>
+        <w:rPr>
+          <w:rFonts w:hint="eastAsia"/>
+        </w:rPr>
+      </w:pPr>
+      <w:r>
+        <w:rPr>
+          <w:rFonts w:hint="eastAsia"/>
+        </w:rPr>
+        <w:t xml:space="preserve">                        &lt;span class="nickname"&gt;{{ userStore.user?.nickname || '游客' }}&lt;/span&gt;</w:t>
+      </w:r>
+    </w:p>
+    <w:p>
+      <w:pPr>
+        <w:rPr>
+          <w:rFonts w:hint="eastAsia"/>
+        </w:rPr>
+      </w:pPr>
+      <w:r>
+        <w:rPr>
+          <w:rFonts w:hint="eastAsia"/>
+        </w:rPr>
+        <w:t xml:space="preserve">                    &lt;/div&gt;</w:t>
+      </w:r>
+    </w:p>
+    <w:p>
+      <w:pPr>
+        <w:rPr>
+          <w:rFonts w:hint="eastAsia"/>
+        </w:rPr>
+      </w:pPr>
+      <w:r>
+        <w:rPr>
+          <w:rFonts w:hint="eastAsia"/>
+        </w:rPr>
+        <w:t xml:space="preserve">                    &lt;el-button v-if="!userStore.isLoggedIn" @click="router.push('/auth')" text&gt;登录&lt;/el-button&gt;</w:t>
+      </w:r>
+    </w:p>
+    <w:p>
+      <w:pPr>
+        <w:rPr>
+          <w:rFonts w:hint="eastAsia"/>
+        </w:rPr>
+      </w:pPr>
+      <w:r>
+        <w:rPr>
+          <w:rFonts w:hint="eastAsia"/>
+        </w:rPr>
+        <w:t xml:space="preserve">                    &lt;el-button v-else @click="handleLogout" text&gt;退出&lt;/el-button&gt;</w:t>
+      </w:r>
+    </w:p>
+    <w:p>
+      <w:pPr>
+        <w:rPr>
+          <w:rFonts w:hint="eastAsia"/>
+        </w:rPr>
+      </w:pPr>
+      <w:r>
+        <w:rPr>
+          <w:rFonts w:hint="eastAsia"/>
+        </w:rPr>
+        <w:t xml:space="preserve">                &lt;/div&gt;</w:t>
+      </w:r>
+    </w:p>
+    <w:p>
+      <w:pPr>
+        <w:rPr>
+          <w:rFonts w:hint="eastAsia"/>
+        </w:rPr>
+      </w:pPr>
+      <w:r>
+        <w:rPr>
+          <w:rFonts w:hint="eastAsia"/>
+        </w:rPr>
+        <w:t xml:space="preserve">            &lt;/div&gt;</w:t>
+      </w:r>
+    </w:p>
+    <w:p>
+      <w:pPr>
+        <w:rPr>
+          <w:rFonts w:hint="eastAsia"/>
+        </w:rPr>
+      </w:pPr>
+      <w:r>
+        <w:rPr>
+          <w:rFonts w:hint="eastAsia"/>
+        </w:rPr>
+        <w:t xml:space="preserve">            &lt;!-- 通知面板（条件显示） --&gt;</w:t>
+      </w:r>
+    </w:p>
+    <w:p>
+      <w:pPr>
+        <w:rPr>
+          <w:rFonts w:hint="eastAsia"/>
+        </w:rPr>
+      </w:pPr>
+      <w:r>
+        <w:rPr>
+          <w:rFonts w:hint="eastAsia"/>
+        </w:rPr>
+        <w:t xml:space="preserve">            &lt;NotificationPanel v-if="showNotificationPanel" @close="showNotificationPanel = false" /&gt;</w:t>
+      </w:r>
+    </w:p>
+    <w:p>
+      <w:pPr>
+        <w:rPr>
+          <w:rFonts w:hint="eastAsia"/>
+        </w:rPr>
+      </w:pPr>
+      <w:r>
+        <w:rPr>
+          <w:rFonts w:hint="eastAsia"/>
+        </w:rPr>
+        <w:t xml:space="preserve">        &lt;/div&gt;</w:t>
+      </w:r>
+    </w:p>
+    <w:p>
+      <w:pPr>
+        <w:rPr>
+          <w:rFonts w:hint="eastAsia"/>
+        </w:rPr>
+      </w:pPr>
+    </w:p>
+    <w:p>
+      <w:pPr>
+        <w:rPr>
+          <w:rFonts w:hint="eastAsia"/>
+        </w:rPr>
+      </w:pPr>
+      <w:r>
+        <w:rPr>
+          <w:rFonts w:hint="eastAsia"/>
+        </w:rPr>
+        <w:t xml:space="preserve">        &lt;!-- 筛选栏 --&gt;</w:t>
+      </w:r>
+    </w:p>
+    <w:p>
+      <w:pPr>
+        <w:rPr>
+          <w:rFonts w:hint="eastAsia"/>
+        </w:rPr>
+      </w:pPr>
+      <w:r>
+        <w:rPr>
+          <w:rFonts w:hint="eastAsia"/>
+        </w:rPr>
+        <w:t xml:space="preserve">        &lt;div class="filter-bar"&gt;</w:t>
+      </w:r>
+    </w:p>
+    <w:p>
+      <w:pPr>
+        <w:rPr>
+          <w:rFonts w:hint="eastAsia"/>
+        </w:rPr>
+      </w:pPr>
+      <w:r>
+        <w:rPr>
+          <w:rFonts w:hint="eastAsia"/>
+        </w:rPr>
+        <w:t xml:space="preserve">            &lt;div class="tag-group"&gt;</w:t>
+      </w:r>
+    </w:p>
+    <w:p>
+      <w:pPr>
+        <w:rPr>
+          <w:rFonts w:hint="eastAsia"/>
+        </w:rPr>
+      </w:pPr>
+      <w:r>
+        <w:rPr>
+          <w:rFonts w:hint="eastAsia"/>
+        </w:rPr>
+        <w:t xml:space="preserve">                &lt;el-button v-for="tag in tagOptions" :key="tag.value"</w:t>
+      </w:r>
+    </w:p>
+    <w:p>
+      <w:pPr>
+        <w:rPr>
+          <w:rFonts w:hint="eastAsia"/>
+        </w:rPr>
+      </w:pPr>
+      <w:r>
+        <w:rPr>
+          <w:rFonts w:hint="eastAsia"/>
+        </w:rPr>
+        <w:t xml:space="preserve">                    :type="postStore.currentTag === tag.value ? 'primary' : 'default'"</w:t>
+      </w:r>
+    </w:p>
+    <w:p>
+      <w:pPr>
+        <w:rPr>
+          <w:rFonts w:hint="eastAsia"/>
+        </w:rPr>
+      </w:pPr>
+      <w:r>
+        <w:rPr>
+          <w:rFonts w:hint="eastAsia"/>
+        </w:rPr>
+        <w:t xml:space="preserve">                    :plain="postStore.currentTag !== tag.value" size="small" round</w:t>
+      </w:r>
+    </w:p>
+    <w:p>
+      <w:pPr>
+        <w:rPr>
+          <w:rFonts w:hint="eastAsia"/>
+        </w:rPr>
+      </w:pPr>
+      <w:r>
+        <w:rPr>
+          <w:rFonts w:hint="eastAsia"/>
+        </w:rPr>
+        <w:t xml:space="preserve">                    @click="() =&gt; postStore.setTag(tag.value)"&gt;</w:t>
+      </w:r>
+    </w:p>
+    <w:p>
+      <w:pPr>
+        <w:rPr>
+          <w:rFonts w:hint="eastAsia"/>
+        </w:rPr>
+      </w:pPr>
+      <w:r>
+        <w:rPr>
+          <w:rFonts w:hint="eastAsia"/>
+        </w:rPr>
+        <w:t xml:space="preserve">                    {{ tag.label }}</w:t>
+      </w:r>
+    </w:p>
+    <w:p>
+      <w:pPr>
+        <w:rPr>
+          <w:rFonts w:hint="eastAsia"/>
+        </w:rPr>
+      </w:pPr>
+      <w:r>
+        <w:rPr>
+          <w:rFonts w:hint="eastAsia"/>
+        </w:rPr>
+        <w:t xml:space="preserve">                &lt;/el-button&gt;</w:t>
+      </w:r>
+    </w:p>
+    <w:p>
+      <w:pPr>
+        <w:rPr>
+          <w:rFonts w:hint="eastAsia"/>
+        </w:rPr>
+      </w:pPr>
+      <w:r>
+        <w:rPr>
+          <w:rFonts w:hint="eastAsia"/>
+        </w:rPr>
+        <w:t xml:space="preserve">            &lt;/div&gt;</w:t>
+      </w:r>
+    </w:p>
+    <w:p>
+      <w:pPr>
+        <w:rPr>
+          <w:rFonts w:hint="eastAsia"/>
+        </w:rPr>
+      </w:pPr>
+      <w:r>
+        <w:rPr>
+          <w:rFonts w:hint="eastAsia"/>
+        </w:rPr>
+        <w:t xml:space="preserve">            &lt;el-input v-model="searchKeyword" placeholder="搜索帖子..." clearable class="search-input" @clear="handleSearch"</w:t>
+      </w:r>
+    </w:p>
+    <w:p>
+      <w:pPr>
+        <w:rPr>
+          <w:rFonts w:hint="eastAsia"/>
+        </w:rPr>
+      </w:pPr>
+      <w:r>
+        <w:rPr>
+          <w:rFonts w:hint="eastAsia"/>
+        </w:rPr>
+        <w:t xml:space="preserve">                @keyup.enter="handleSearch"&gt;</w:t>
+      </w:r>
+    </w:p>
+    <w:p>
+      <w:pPr>
+        <w:rPr>
+          <w:rFonts w:hint="eastAsia"/>
+        </w:rPr>
+      </w:pPr>
+      <w:r>
+        <w:rPr>
+          <w:rFonts w:hint="eastAsia"/>
+        </w:rPr>
+        <w:t xml:space="preserve">                &lt;template #prefix&gt;</w:t>
+      </w:r>
+    </w:p>
+    <w:p>
+      <w:pPr>
+        <w:rPr>
+          <w:rFonts w:hint="eastAsia"/>
+        </w:rPr>
+      </w:pPr>
+      <w:r>
+        <w:rPr>
+          <w:rFonts w:hint="eastAsia"/>
+        </w:rPr>
+        <w:t xml:space="preserve">                    &lt;el-icon&gt;</w:t>
+      </w:r>
+    </w:p>
+    <w:p>
+      <w:pPr>
+        <w:rPr>
+          <w:rFonts w:hint="eastAsia"/>
+        </w:rPr>
+      </w:pPr>
+      <w:r>
+        <w:rPr>
+          <w:rFonts w:hint="eastAsia"/>
+        </w:rPr>
+        <w:t xml:space="preserve">                        &lt;Search /&gt;</w:t>
+      </w:r>
+    </w:p>
+    <w:p>
+      <w:pPr>
+        <w:rPr>
+          <w:rFonts w:hint="eastAsia"/>
+        </w:rPr>
+      </w:pPr>
+      <w:r>
+        <w:rPr>
+          <w:rFonts w:hint="eastAsia"/>
+        </w:rPr>
+        <w:t xml:space="preserve">                    &lt;/el-icon&gt;</w:t>
+      </w:r>
+    </w:p>
+    <w:p>
+      <w:pPr>
+        <w:rPr>
+          <w:rFonts w:hint="eastAsia"/>
+        </w:rPr>
+      </w:pPr>
+      <w:r>
+        <w:rPr>
+          <w:rFonts w:hint="eastAsia"/>
+        </w:rPr>
+        <w:t xml:space="preserve">                &lt;/template&gt;</w:t>
+      </w:r>
+    </w:p>
+    <w:p>
+      <w:pPr>
+        <w:rPr>
+          <w:rFonts w:hint="eastAsia"/>
+        </w:rPr>
+      </w:pPr>
+      <w:r>
+        <w:rPr>
+          <w:rFonts w:hint="eastAsia"/>
+        </w:rPr>
+        <w:t xml:space="preserve">            &lt;/el-input&gt;</w:t>
+      </w:r>
+    </w:p>
+    <w:p>
+      <w:pPr>
+        <w:rPr>
+          <w:rFonts w:hint="eastAsia"/>
+        </w:rPr>
+      </w:pPr>
+      <w:r>
+        <w:rPr>
+          <w:rFonts w:hint="eastAsia"/>
+        </w:rPr>
+        <w:t xml:space="preserve">        &lt;/div&gt;</w:t>
+      </w:r>
+    </w:p>
+    <w:p>
+      <w:pPr>
+        <w:rPr>
+          <w:rFonts w:hint="eastAsia"/>
+        </w:rPr>
+      </w:pPr>
+    </w:p>
+    <w:p>
+      <w:pPr>
+        <w:rPr>
+          <w:rFonts w:hint="eastAsia"/>
+        </w:rPr>
+      </w:pPr>
+      <w:r>
+        <w:rPr>
+          <w:rFonts w:hint="eastAsia"/>
+        </w:rPr>
+        <w:t xml:space="preserve">        &lt;!-- 帖子列表 --&gt;</w:t>
+      </w:r>
+    </w:p>
+    <w:p>
+      <w:pPr>
+        <w:rPr>
+          <w:rFonts w:hint="eastAsia"/>
+        </w:rPr>
+      </w:pPr>
+      <w:r>
+        <w:rPr>
+          <w:rFonts w:hint="eastAsia"/>
+        </w:rPr>
+        <w:t xml:space="preserve">        &lt;el-skeleton :loading="postStore.loading &amp;&amp; postStore.posts.length === 0" animated :row="3" /&gt;</w:t>
+      </w:r>
+    </w:p>
+    <w:p>
+      <w:pPr>
+        <w:rPr>
+          <w:rFonts w:hint="eastAsia"/>
+        </w:rPr>
+      </w:pPr>
+      <w:r>
+        <w:rPr>
+          <w:rFonts w:hint="eastAsia"/>
+        </w:rPr>
+        <w:t xml:space="preserve">        &lt;div v-if="!postStore.loading &amp;&amp; postStore.posts.length === 0" class="empty-state"&gt;</w:t>
+      </w:r>
+    </w:p>
+    <w:p>
+      <w:pPr>
+        <w:rPr>
+          <w:rFonts w:hint="eastAsia"/>
+        </w:rPr>
+      </w:pPr>
+      <w:r>
+        <w:rPr>
+          <w:rFonts w:hint="eastAsia"/>
+        </w:rPr>
+        <w:t xml:space="preserve">            &lt;el-empty description="暂无帖子，发布第一条吧～" /&gt;</w:t>
+      </w:r>
+    </w:p>
+    <w:p>
+      <w:pPr>
+        <w:rPr>
+          <w:rFonts w:hint="eastAsia"/>
+        </w:rPr>
+      </w:pPr>
+      <w:r>
+        <w:rPr>
+          <w:rFonts w:hint="eastAsia"/>
+        </w:rPr>
+        <w:t xml:space="preserve">        &lt;/div&gt;</w:t>
+      </w:r>
+    </w:p>
+    <w:p>
+      <w:pPr>
+        <w:rPr>
+          <w:rFonts w:hint="eastAsia"/>
+        </w:rPr>
+      </w:pPr>
+      <w:r>
+        <w:rPr>
+          <w:rFonts w:hint="eastAsia"/>
+        </w:rPr>
+        <w:t xml:space="preserve">        &lt;div v-else&gt;</w:t>
+      </w:r>
+    </w:p>
+    <w:p>
+      <w:pPr>
+        <w:rPr>
+          <w:rFonts w:hint="eastAsia"/>
+        </w:rPr>
+      </w:pPr>
+      <w:r>
+        <w:rPr>
+          <w:rFonts w:hint="eastAsia"/>
+        </w:rPr>
+        <w:t xml:space="preserve">            &lt;div v-for="post in postStore.posts" :key="post.id" class="post-card" </w:t>
+      </w:r>
+      <w:r>
+        <w:rPr>
+          <w:rFonts w:hint="eastAsia"/>
+        </w:rPr>
+        <w:lastRenderedPageBreak/>
+        <w:t>@click="goToPost(post.id)"&gt;</w:t>
+      </w:r>
+    </w:p>
+    <w:p>
+      <w:pPr>
+        <w:rPr>
+          <w:rFonts w:hint="eastAsia"/>
+        </w:rPr>
+      </w:pPr>
+      <w:r>
+        <w:rPr>
+          <w:rFonts w:hint="eastAsia"/>
+        </w:rPr>
+        <w:t xml:space="preserve">                &lt;div class="card-header"&gt;</w:t>
+      </w:r>
+    </w:p>
+    <w:p>
+      <w:pPr>
+        <w:rPr>
+          <w:rFonts w:hint="eastAsia"/>
+        </w:rPr>
+      </w:pPr>
+      <w:r>
+        <w:rPr>
+          <w:rFonts w:hint="eastAsia"/>
+        </w:rPr>
+        <w:t xml:space="preserve">                    &lt;div class="author"&gt;</w:t>
+      </w:r>
+    </w:p>
+    <w:p>
+      <w:pPr>
+        <w:rPr>
+          <w:rFonts w:hint="eastAsia"/>
+        </w:rPr>
+      </w:pPr>
+      <w:r>
+        <w:rPr>
+          <w:rFonts w:hint="eastAsia"/>
+        </w:rPr>
+        <w:t xml:space="preserve">                        &lt;el-avatar :size="36"&gt;{{ post.author_nickname.charAt(0) }}&lt;/el-avatar&gt;</w:t>
+      </w:r>
+    </w:p>
+    <w:p>
+      <w:pPr>
+        <w:rPr>
+          <w:rFonts w:hint="eastAsia"/>
+        </w:rPr>
+      </w:pPr>
+      <w:r>
+        <w:rPr>
+          <w:rFonts w:hint="eastAsia"/>
+        </w:rPr>
+        <w:t xml:space="preserve">                        &lt;div&gt;</w:t>
+      </w:r>
+    </w:p>
+    <w:p>
+      <w:pPr>
+        <w:rPr>
+          <w:rFonts w:hint="eastAsia"/>
+        </w:rPr>
+      </w:pPr>
+      <w:r>
+        <w:rPr>
+          <w:rFonts w:hint="eastAsia"/>
+        </w:rPr>
+        <w:t xml:space="preserve">                            &lt;div class="author-name"&gt;{{ post.author_nickname }}&lt;/div&gt;</w:t>
+      </w:r>
+    </w:p>
+    <w:p>
+      <w:pPr>
+        <w:rPr>
+          <w:rFonts w:hint="eastAsia"/>
+        </w:rPr>
+      </w:pPr>
+      <w:r>
+        <w:rPr>
+          <w:rFonts w:hint="eastAsia"/>
+        </w:rPr>
+        <w:t xml:space="preserve">                            &lt;div class="post-time"&gt;{{ formatTime(post.created_at) }}&lt;/div&gt;</w:t>
+      </w:r>
+    </w:p>
+    <w:p>
+      <w:pPr>
+        <w:rPr>
+          <w:rFonts w:hint="eastAsia"/>
+        </w:rPr>
+      </w:pPr>
+      <w:r>
+        <w:rPr>
+          <w:rFonts w:hint="eastAsia"/>
+        </w:rPr>
+        <w:t xml:space="preserve">                        &lt;/div&gt;</w:t>
+      </w:r>
+    </w:p>
+    <w:p>
+      <w:pPr>
+        <w:rPr>
+          <w:rFonts w:hint="eastAsia"/>
+        </w:rPr>
+      </w:pPr>
+      <w:r>
+        <w:rPr>
+          <w:rFonts w:hint="eastAsia"/>
+        </w:rPr>
+        <w:t xml:space="preserve">                    &lt;/div&gt;</w:t>
+      </w:r>
+    </w:p>
+    <w:p>
+      <w:pPr>
+        <w:rPr>
+          <w:rFonts w:hint="eastAsia"/>
+        </w:rPr>
+      </w:pPr>
+      <w:r>
+        <w:rPr>
+          <w:rFonts w:hint="eastAsia"/>
+        </w:rPr>
+        <w:t xml:space="preserve">                &lt;/div&gt;</w:t>
+      </w:r>
+    </w:p>
+    <w:p>
+      <w:pPr>
+        <w:rPr>
+          <w:rFonts w:hint="eastAsia"/>
+        </w:rPr>
+      </w:pPr>
+      <w:r>
+        <w:rPr>
+          <w:rFonts w:hint="eastAsia"/>
+        </w:rPr>
+        <w:t xml:space="preserve">                &lt;!-- 标题改为普通 div，不再使用 router-link --&gt;</w:t>
+      </w:r>
+    </w:p>
+    <w:p>
+      <w:pPr>
+        <w:rPr>
+          <w:rFonts w:hint="eastAsia"/>
+        </w:rPr>
+      </w:pPr>
+      <w:r>
+        <w:rPr>
+          <w:rFonts w:hint="eastAsia"/>
+        </w:rPr>
+        <w:t xml:space="preserve">                &lt;div class="post-title"&gt;{{ post.title }}&lt;/div&gt;</w:t>
+      </w:r>
+    </w:p>
+    <w:p>
+      <w:pPr>
+        <w:rPr>
+          <w:rFonts w:hint="eastAsia"/>
+        </w:rPr>
+      </w:pPr>
+      <w:r>
+        <w:rPr>
+          <w:rFonts w:hint="eastAsia"/>
+        </w:rPr>
+        <w:t xml:space="preserve">                &lt;div class="post-content"&gt;{{ post.content }}&lt;/div&gt;</w:t>
+      </w:r>
+    </w:p>
+    <w:p>
+      <w:pPr>
+        <w:rPr>
+          <w:rFonts w:hint="eastAsia"/>
+        </w:rPr>
+      </w:pPr>
+      <w:r>
+        <w:rPr>
+          <w:rFonts w:hint="eastAsia"/>
+        </w:rPr>
+        <w:t xml:space="preserve">                &lt;div class="tags" v-if="post.tags"&gt;</w:t>
+      </w:r>
+    </w:p>
+    <w:p>
+      <w:pPr>
+        <w:rPr>
+          <w:rFonts w:hint="eastAsia"/>
+        </w:rPr>
+      </w:pPr>
+      <w:r>
+        <w:rPr>
+          <w:rFonts w:hint="eastAsia"/>
+        </w:rPr>
+        <w:t xml:space="preserve">                    &lt;el-tag v-for="t in post.tags.split(',')" :key="t" size="small" effect="plain"&gt;</w:t>
+      </w:r>
+    </w:p>
+    <w:p>
+      <w:pPr>
+        <w:rPr>
+          <w:rFonts w:hint="eastAsia"/>
+        </w:rPr>
+      </w:pPr>
+      <w:r>
+        <w:rPr>
+          <w:rFonts w:hint="eastAsia"/>
+        </w:rPr>
+        <w:t xml:space="preserve">                        {{ t.trim() }}</w:t>
+      </w:r>
+    </w:p>
+    <w:p>
+      <w:pPr>
+        <w:rPr>
+          <w:rFonts w:hint="eastAsia"/>
+        </w:rPr>
+      </w:pPr>
+      <w:r>
+        <w:rPr>
+          <w:rFonts w:hint="eastAsia"/>
+        </w:rPr>
+        <w:t xml:space="preserve">                    &lt;/el-tag&gt;</w:t>
+      </w:r>
+    </w:p>
+    <w:p>
+      <w:pPr>
+        <w:rPr>
+          <w:rFonts w:hint="eastAsia"/>
+        </w:rPr>
+      </w:pPr>
+      <w:r>
+        <w:rPr>
+          <w:rFonts w:hint="eastAsia"/>
+        </w:rPr>
+        <w:t xml:space="preserve">                &lt;/div&gt;</w:t>
+      </w:r>
+    </w:p>
+    <w:p>
+      <w:pPr>
+        <w:rPr>
+          <w:rFonts w:hint="eastAsia"/>
+        </w:rPr>
+      </w:pPr>
+      <w:r>
+        <w:rPr>
+          <w:rFonts w:hint="eastAsia"/>
+        </w:rPr>
+        <w:t xml:space="preserve">                &lt;div class="post-stats"&gt;</w:t>
+      </w:r>
+    </w:p>
+    <w:p>
+      <w:pPr>
+        <w:rPr>
+          <w:rFonts w:hint="eastAsia"/>
+        </w:rPr>
+      </w:pPr>
+      <w:r>
+        <w:rPr>
+          <w:rFonts w:hint="eastAsia"/>
+        </w:rPr>
+        <w:t xml:space="preserve">                    &lt;div class="stat-item"&gt;</w:t>
+      </w:r>
+    </w:p>
+    <w:p>
+      <w:pPr>
+        <w:rPr>
+          <w:rFonts w:hint="eastAsia"/>
+        </w:rPr>
+      </w:pPr>
+      <w:r>
+        <w:rPr>
+          <w:rFonts w:hint="eastAsia"/>
+        </w:rPr>
+        <w:t xml:space="preserve">                        &lt;el-icon&gt;</w:t>
+      </w:r>
+    </w:p>
+    <w:p>
+      <w:pPr>
+        <w:rPr>
+          <w:rFonts w:hint="eastAsia"/>
+        </w:rPr>
+      </w:pPr>
+      <w:r>
+        <w:rPr>
+          <w:rFonts w:hint="eastAsia"/>
+        </w:rPr>
+        <w:t xml:space="preserve">                            &lt;Star /&gt;</w:t>
+      </w:r>
+    </w:p>
+    <w:p>
+      <w:pPr>
+        <w:rPr>
+          <w:rFonts w:hint="eastAsia"/>
+        </w:rPr>
+      </w:pPr>
+      <w:r>
+        <w:rPr>
+          <w:rFonts w:hint="eastAsia"/>
+        </w:rPr>
+        <w:t xml:space="preserve">                        &lt;/el-icon&gt;</w:t>
+      </w:r>
+    </w:p>
+    <w:p>
+      <w:pPr>
+        <w:rPr>
+          <w:rFonts w:hint="eastAsia"/>
+        </w:rPr>
+      </w:pPr>
+      <w:r>
+        <w:rPr>
+          <w:rFonts w:hint="eastAsia"/>
+        </w:rPr>
+        <w:t xml:space="preserve">                        &lt;span&gt;{{ post.like_count }}&lt;/span&gt;</w:t>
+      </w:r>
+    </w:p>
+    <w:p>
+      <w:pPr>
+        <w:rPr>
+          <w:rFonts w:hint="eastAsia"/>
+        </w:rPr>
+      </w:pPr>
+      <w:r>
+        <w:rPr>
+          <w:rFonts w:hint="eastAsia"/>
+        </w:rPr>
+        <w:t xml:space="preserve">                    &lt;/div&gt;</w:t>
+      </w:r>
+    </w:p>
+    <w:p>
+      <w:pPr>
+        <w:rPr>
+          <w:rFonts w:hint="eastAsia"/>
+        </w:rPr>
+      </w:pPr>
+      <w:r>
+        <w:rPr>
+          <w:rFonts w:hint="eastAsia"/>
+        </w:rPr>
+        <w:t xml:space="preserve">                    &lt;div class="stat-item"&gt;</w:t>
+      </w:r>
+    </w:p>
+    <w:p>
+      <w:pPr>
+        <w:rPr>
+          <w:rFonts w:hint="eastAsia"/>
+        </w:rPr>
+      </w:pPr>
+      <w:r>
+        <w:rPr>
+          <w:rFonts w:hint="eastAsia"/>
+        </w:rPr>
+        <w:t xml:space="preserve">                        &lt;el-icon&gt;</w:t>
+      </w:r>
+    </w:p>
+    <w:p>
+      <w:pPr>
+        <w:rPr>
+          <w:rFonts w:hint="eastAsia"/>
+        </w:rPr>
+      </w:pPr>
+      <w:r>
+        <w:rPr>
+          <w:rFonts w:hint="eastAsia"/>
+        </w:rPr>
+        <w:t xml:space="preserve">                            &lt;ChatDotRound /&gt;</w:t>
+      </w:r>
+    </w:p>
+    <w:p>
+      <w:pPr>
+        <w:rPr>
+          <w:rFonts w:hint="eastAsia"/>
+        </w:rPr>
+      </w:pPr>
+      <w:r>
+        <w:rPr>
+          <w:rFonts w:hint="eastAsia"/>
+        </w:rPr>
+        <w:t xml:space="preserve">                        &lt;/el-icon&gt;</w:t>
+      </w:r>
+    </w:p>
+    <w:p>
+      <w:pPr>
+        <w:rPr>
+          <w:rFonts w:hint="eastAsia"/>
+        </w:rPr>
+      </w:pPr>
+      <w:r>
+        <w:rPr>
+          <w:rFonts w:hint="eastAsia"/>
+        </w:rPr>
+        <w:t xml:space="preserve">                        &lt;span&gt;{{ post.comment_count }}&lt;/span&gt;</w:t>
+      </w:r>
+    </w:p>
+    <w:p>
+      <w:pPr>
+        <w:rPr>
+          <w:rFonts w:hint="eastAsia"/>
+        </w:rPr>
+      </w:pPr>
+      <w:r>
+        <w:rPr>
+          <w:rFonts w:hint="eastAsia"/>
+        </w:rPr>
+        <w:t xml:space="preserve">                    &lt;/div&gt;</w:t>
+      </w:r>
+    </w:p>
+    <w:p>
+      <w:pPr>
+        <w:rPr>
+          <w:rFonts w:hint="eastAsia"/>
+        </w:rPr>
+      </w:pPr>
+      <w:r>
+        <w:rPr>
+          <w:rFonts w:hint="eastAsia"/>
+        </w:rPr>
+        <w:t xml:space="preserve">                    &lt;div class="stat-item"&gt;</w:t>
+      </w:r>
+    </w:p>
+    <w:p>
+      <w:pPr>
+        <w:rPr>
+          <w:rFonts w:hint="eastAsia"/>
+        </w:rPr>
+      </w:pPr>
+      <w:r>
+        <w:rPr>
+          <w:rFonts w:hint="eastAsia"/>
+        </w:rPr>
+        <w:t xml:space="preserve">                        &lt;el-icon&gt;</w:t>
+      </w:r>
+    </w:p>
+    <w:p>
+      <w:pPr>
+        <w:rPr>
+          <w:rFonts w:hint="eastAsia"/>
+        </w:rPr>
+      </w:pPr>
+      <w:r>
+        <w:rPr>
+          <w:rFonts w:hint="eastAsia"/>
+        </w:rPr>
+        <w:t xml:space="preserve">                            &lt;View /&gt;</w:t>
+      </w:r>
+    </w:p>
+    <w:p>
+      <w:pPr>
+        <w:rPr>
+          <w:rFonts w:hint="eastAsia"/>
+        </w:rPr>
+      </w:pPr>
+      <w:r>
+        <w:rPr>
+          <w:rFonts w:hint="eastAsia"/>
+        </w:rPr>
+        <w:t xml:space="preserve">                        &lt;/el-icon&gt;</w:t>
+      </w:r>
+    </w:p>
+    <w:p>
+      <w:pPr>
+        <w:rPr>
+          <w:rFonts w:hint="eastAsia"/>
+        </w:rPr>
+      </w:pPr>
+      <w:r>
+        <w:rPr>
+          <w:rFonts w:hint="eastAsia"/>
+        </w:rPr>
+        <w:t xml:space="preserve">                        &lt;span&gt;{{ post.view_count }}&lt;/span&gt;</w:t>
+      </w:r>
+    </w:p>
+    <w:p>
+      <w:pPr>
+        <w:rPr>
+          <w:rFonts w:hint="eastAsia"/>
+        </w:rPr>
+      </w:pPr>
+      <w:r>
+        <w:rPr>
+          <w:rFonts w:hint="eastAsia"/>
+        </w:rPr>
+        <w:t xml:space="preserve">                    &lt;/div&gt;</w:t>
+      </w:r>
+    </w:p>
+    <w:p>
+      <w:pPr>
+        <w:rPr>
+          <w:rFonts w:hint="eastAsia"/>
+        </w:rPr>
+      </w:pPr>
+      <w:r>
+        <w:rPr>
+          <w:rFonts w:hint="eastAsia"/>
+        </w:rPr>
+        <w:t xml:space="preserve">                &lt;/div&gt;</w:t>
+      </w:r>
+    </w:p>
+    <w:p>
+      <w:pPr>
+        <w:rPr>
+          <w:rFonts w:hint="eastAsia"/>
+        </w:rPr>
+      </w:pPr>
+      <w:r>
+        <w:rPr>
+          <w:rFonts w:hint="eastAsia"/>
+        </w:rPr>
+        <w:t xml:space="preserve">            &lt;/div&gt;</w:t>
+      </w:r>
+    </w:p>
+    <w:p>
+      <w:pPr>
+        <w:rPr>
+          <w:rFonts w:hint="eastAsia"/>
+        </w:rPr>
+      </w:pPr>
+      <w:r>
+        <w:rPr>
+          <w:rFonts w:hint="eastAsia"/>
+        </w:rPr>
+        <w:t xml:space="preserve">            &lt;div class="load-more" v-if="postStore.hasMore"&gt;</w:t>
+      </w:r>
+    </w:p>
+    <w:p>
+      <w:pPr>
+        <w:rPr>
+          <w:rFonts w:hint="eastAsia"/>
+        </w:rPr>
+      </w:pPr>
+      <w:r>
+        <w:rPr>
+          <w:rFonts w:hint="eastAsia"/>
+        </w:rPr>
+        <w:t xml:space="preserve">                &lt;el-button @click="postStore.loadMore" :loading="postStore.loading" </w:t>
+      </w:r>
+      <w:r>
+        <w:rPr>
+          <w:rFonts w:hint="eastAsia"/>
+        </w:rPr>
+        <w:lastRenderedPageBreak/>
+        <w:t>type="primary" plain&gt;</w:t>
+      </w:r>
+    </w:p>
+    <w:p>
+      <w:pPr>
+        <w:rPr>
+          <w:rFonts w:hint="eastAsia"/>
+        </w:rPr>
+      </w:pPr>
+      <w:r>
+        <w:rPr>
+          <w:rFonts w:hint="eastAsia"/>
+        </w:rPr>
+        <w:t xml:space="preserve">                    加载更多</w:t>
+      </w:r>
+    </w:p>
+    <w:p>
+      <w:pPr>
+        <w:rPr>
+          <w:rFonts w:hint="eastAsia"/>
+        </w:rPr>
+      </w:pPr>
+      <w:r>
+        <w:rPr>
+          <w:rFonts w:hint="eastAsia"/>
+        </w:rPr>
+        <w:t xml:space="preserve">                &lt;/el-button&gt;</w:t>
+      </w:r>
+    </w:p>
+    <w:p>
+      <w:pPr>
+        <w:rPr>
+          <w:rFonts w:hint="eastAsia"/>
+        </w:rPr>
+      </w:pPr>
+      <w:r>
+        <w:rPr>
+          <w:rFonts w:hint="eastAsia"/>
+        </w:rPr>
+        <w:t xml:space="preserve">            &lt;/div&gt;</w:t>
+      </w:r>
+    </w:p>
+    <w:p>
+      <w:pPr>
+        <w:rPr>
+          <w:rFonts w:hint="eastAsia"/>
+        </w:rPr>
+      </w:pPr>
+      <w:r>
+        <w:rPr>
+          <w:rFonts w:hint="eastAsia"/>
+        </w:rPr>
+        <w:t xml:space="preserve">        &lt;/div&gt;</w:t>
+      </w:r>
+    </w:p>
+    <w:p>
+      <w:pPr>
+        <w:rPr>
+          <w:rFonts w:hint="eastAsia"/>
+        </w:rPr>
+      </w:pPr>
+    </w:p>
+    <w:p>
+      <w:pPr>
+        <w:rPr>
+          <w:rFonts w:hint="eastAsia"/>
+        </w:rPr>
+      </w:pPr>
+      <w:r>
+        <w:rPr>
+          <w:rFonts w:hint="eastAsia"/>
+        </w:rPr>
+        <w:t xml:space="preserve">        &lt;!-- 发帖浮动按钮 --&gt;</w:t>
+      </w:r>
+    </w:p>
+    <w:p>
+      <w:pPr>
+        <w:rPr>
+          <w:rFonts w:hint="eastAsia"/>
+        </w:rPr>
+      </w:pPr>
+      <w:r>
+        <w:rPr>
+          <w:rFonts w:hint="eastAsia"/>
+        </w:rPr>
+        <w:t xml:space="preserve">        &lt;el-button class="float-btn" type="primary" circle @click="openPostDialog"&gt;</w:t>
+      </w:r>
+    </w:p>
+    <w:p>
+      <w:pPr>
+        <w:rPr>
+          <w:rFonts w:hint="eastAsia"/>
+        </w:rPr>
+      </w:pPr>
+      <w:r>
+        <w:rPr>
+          <w:rFonts w:hint="eastAsia"/>
+        </w:rPr>
+        <w:t xml:space="preserve">            &lt;el-icon&gt;</w:t>
+      </w:r>
+    </w:p>
+    <w:p>
+      <w:pPr>
+        <w:rPr>
+          <w:rFonts w:hint="eastAsia"/>
+        </w:rPr>
+      </w:pPr>
+      <w:r>
+        <w:rPr>
+          <w:rFonts w:hint="eastAsia"/>
+        </w:rPr>
+        <w:t xml:space="preserve">                &lt;Plus /&gt;</w:t>
+      </w:r>
+    </w:p>
+    <w:p>
+      <w:pPr>
+        <w:rPr>
+          <w:rFonts w:hint="eastAsia"/>
+        </w:rPr>
+      </w:pPr>
+      <w:r>
+        <w:rPr>
+          <w:rFonts w:hint="eastAsia"/>
+        </w:rPr>
+        <w:t xml:space="preserve">            &lt;/el-icon&gt;</w:t>
+      </w:r>
+    </w:p>
+    <w:p>
+      <w:pPr>
+        <w:rPr>
+          <w:rFonts w:hint="eastAsia"/>
+        </w:rPr>
+      </w:pPr>
+      <w:r>
+        <w:rPr>
+          <w:rFonts w:hint="eastAsia"/>
+        </w:rPr>
+        <w:t xml:space="preserve">        &lt;/el-button&gt;</w:t>
+      </w:r>
+    </w:p>
+    <w:p>
+      <w:pPr>
+        <w:rPr>
+          <w:rFonts w:hint="eastAsia"/>
+        </w:rPr>
+      </w:pPr>
+    </w:p>
+    <w:p>
+      <w:pPr>
+        <w:rPr>
+          <w:rFonts w:hint="eastAsia"/>
+        </w:rPr>
+      </w:pPr>
+      <w:r>
+        <w:rPr>
+          <w:rFonts w:hint="eastAsia"/>
+        </w:rPr>
+        <w:t xml:space="preserve">        &lt;!-- 发帖对话框 --&gt;</w:t>
+      </w:r>
+    </w:p>
+    <w:p>
+      <w:pPr>
+        <w:rPr>
+          <w:rFonts w:hint="eastAsia"/>
+        </w:rPr>
+      </w:pPr>
+      <w:r>
+        <w:rPr>
+          <w:rFonts w:hint="eastAsia"/>
+        </w:rPr>
+        <w:t xml:space="preserve">        &lt;el-dialog v-model="dialogVisible" title="发布新帖" width="550px" destroy-on-close&gt;</w:t>
+      </w:r>
+    </w:p>
+    <w:p>
+      <w:pPr>
+        <w:rPr>
+          <w:rFonts w:hint="eastAsia"/>
+        </w:rPr>
+      </w:pPr>
+      <w:r>
+        <w:rPr>
+          <w:rFonts w:hint="eastAsia"/>
+        </w:rPr>
+        <w:t xml:space="preserve">            &lt;el-form :model="postForm" label-position="top"&gt;</w:t>
+      </w:r>
+    </w:p>
+    <w:p>
+      <w:pPr>
+        <w:rPr>
+          <w:rFonts w:hint="eastAsia"/>
+        </w:rPr>
+      </w:pPr>
+      <w:r>
+        <w:rPr>
+          <w:rFonts w:hint="eastAsia"/>
+        </w:rPr>
+        <w:t xml:space="preserve">                &lt;el-form-item label="标题" required&gt;</w:t>
+      </w:r>
+    </w:p>
+    <w:p>
+      <w:pPr>
+        <w:rPr>
+          <w:rFonts w:hint="eastAsia"/>
+        </w:rPr>
+      </w:pPr>
+      <w:r>
+        <w:rPr>
+          <w:rFonts w:hint="eastAsia"/>
+        </w:rPr>
+        <w:t xml:space="preserve">                    &lt;el-input v-model="postForm.title" placeholder="给帖子一个醒目的标题" maxlength="100" show-word-limit /&gt;</w:t>
+      </w:r>
+    </w:p>
+    <w:p>
+      <w:pPr>
+        <w:rPr>
+          <w:rFonts w:hint="eastAsia"/>
+        </w:rPr>
+      </w:pPr>
+      <w:r>
+        <w:rPr>
+          <w:rFonts w:hint="eastAsia"/>
+        </w:rPr>
+        <w:t xml:space="preserve">                &lt;/el-form-item&gt;</w:t>
+      </w:r>
+    </w:p>
+    <w:p>
+      <w:pPr>
+        <w:rPr>
+          <w:rFonts w:hint="eastAsia"/>
+        </w:rPr>
+      </w:pPr>
+      <w:r>
+        <w:rPr>
+          <w:rFonts w:hint="eastAsia"/>
+        </w:rPr>
+        <w:t xml:space="preserve">                &lt;el-form-item label="内容" required&gt;</w:t>
+      </w:r>
+    </w:p>
+    <w:p>
+      <w:pPr>
+        <w:rPr>
+          <w:rFonts w:hint="eastAsia"/>
+        </w:rPr>
+      </w:pPr>
+      <w:r>
+        <w:rPr>
+          <w:rFonts w:hint="eastAsia"/>
+        </w:rPr>
+        <w:t xml:space="preserve">                    &lt;el-input type="textarea" v-model="postForm.content" rows="6" placeholder="分享你的校园生活..."</w:t>
+      </w:r>
+    </w:p>
+    <w:p>
+      <w:pPr>
+        <w:rPr>
+          <w:rFonts w:hint="eastAsia"/>
+        </w:rPr>
+      </w:pPr>
+      <w:r>
+        <w:rPr>
+          <w:rFonts w:hint="eastAsia"/>
+        </w:rPr>
+        <w:t xml:space="preserve">                        maxlength="2000" show-word-limit /&gt;</w:t>
+      </w:r>
+    </w:p>
+    <w:p>
+      <w:pPr>
+        <w:rPr>
+          <w:rFonts w:hint="eastAsia"/>
+        </w:rPr>
+      </w:pPr>
+      <w:r>
+        <w:rPr>
+          <w:rFonts w:hint="eastAsia"/>
+        </w:rPr>
+        <w:t xml:space="preserve">                &lt;/el-form-item&gt;</w:t>
+      </w:r>
+    </w:p>
+    <w:p>
+      <w:pPr>
+        <w:rPr>
+          <w:rFonts w:hint="eastAsia"/>
+        </w:rPr>
+      </w:pPr>
+      <w:r>
+        <w:rPr>
+          <w:rFonts w:hint="eastAsia"/>
+        </w:rPr>
+        <w:t xml:space="preserve">                &lt;el-form-item label="话题标签（可选，多个用逗号分隔）"&gt;</w:t>
+      </w:r>
+    </w:p>
+    <w:p>
+      <w:pPr>
+        <w:rPr>
+          <w:rFonts w:hint="eastAsia"/>
+        </w:rPr>
+      </w:pPr>
+      <w:r>
+        <w:rPr>
+          <w:rFonts w:hint="eastAsia"/>
+        </w:rPr>
+        <w:t xml:space="preserve">                    &lt;el-select v-model="postForm.tagsArray" multiple filterable allow-create default-first-option</w:t>
+      </w:r>
+    </w:p>
+    <w:p>
+      <w:pPr>
+        <w:rPr>
+          <w:rFonts w:hint="eastAsia"/>
+        </w:rPr>
+      </w:pPr>
+      <w:r>
+        <w:rPr>
+          <w:rFonts w:hint="eastAsia"/>
+        </w:rPr>
+        <w:t xml:space="preserve">                        placeholder="选择或创建标签" style="width: 100%"&gt;</w:t>
+      </w:r>
+    </w:p>
+    <w:p>
+      <w:pPr>
+        <w:rPr>
+          <w:rFonts w:hint="eastAsia"/>
+        </w:rPr>
+      </w:pPr>
+      <w:r>
+        <w:rPr>
+          <w:rFonts w:hint="eastAsia"/>
+        </w:rPr>
+        <w:t xml:space="preserve">                        &lt;el-option v-for="item in commonTags" :key="item" :label="item" :value="item" /&gt;</w:t>
+      </w:r>
+    </w:p>
+    <w:p>
+      <w:pPr>
+        <w:rPr>
+          <w:rFonts w:hint="eastAsia"/>
+        </w:rPr>
+      </w:pPr>
+      <w:r>
+        <w:rPr>
+          <w:rFonts w:hint="eastAsia"/>
+        </w:rPr>
+        <w:t xml:space="preserve">                    &lt;/el-select&gt;</w:t>
+      </w:r>
+    </w:p>
+    <w:p>
+      <w:pPr>
+        <w:rPr>
+          <w:rFonts w:hint="eastAsia"/>
+        </w:rPr>
+      </w:pPr>
+      <w:r>
+        <w:rPr>
+          <w:rFonts w:hint="eastAsia"/>
+        </w:rPr>
+        <w:t xml:space="preserve">                    &lt;div class="form-hint"&gt;例如: 课程,社团,求助,失物招领&lt;/div&gt;</w:t>
+      </w:r>
+    </w:p>
+    <w:p>
+      <w:pPr>
+        <w:rPr>
+          <w:rFonts w:hint="eastAsia"/>
+        </w:rPr>
+      </w:pPr>
+      <w:r>
+        <w:rPr>
+          <w:rFonts w:hint="eastAsia"/>
+        </w:rPr>
+        <w:t xml:space="preserve">                &lt;/el-form-item&gt;</w:t>
+      </w:r>
+    </w:p>
+    <w:p>
+      <w:pPr>
+        <w:rPr>
+          <w:rFonts w:hint="eastAsia"/>
+        </w:rPr>
+      </w:pPr>
+      <w:r>
+        <w:rPr>
+          <w:rFonts w:hint="eastAsia"/>
+        </w:rPr>
+        <w:t xml:space="preserve">            &lt;/el-form&gt;</w:t>
+      </w:r>
+    </w:p>
+    <w:p>
+      <w:pPr>
+        <w:rPr>
+          <w:rFonts w:hint="eastAsia"/>
+        </w:rPr>
+      </w:pPr>
+      <w:r>
+        <w:rPr>
+          <w:rFonts w:hint="eastAsia"/>
+        </w:rPr>
+        <w:t xml:space="preserve">            &lt;template #footer&gt;</w:t>
+      </w:r>
+    </w:p>
+    <w:p>
+      <w:pPr>
+        <w:rPr>
+          <w:rFonts w:hint="eastAsia"/>
+        </w:rPr>
+      </w:pPr>
+      <w:r>
+        <w:rPr>
+          <w:rFonts w:hint="eastAsia"/>
+        </w:rPr>
+        <w:t xml:space="preserve">                &lt;el-button @click="dialogVisible = false"&gt;取消&lt;/el-button&gt;</w:t>
+      </w:r>
+    </w:p>
+    <w:p>
+      <w:pPr>
+        <w:rPr>
+          <w:rFonts w:hint="eastAsia"/>
+        </w:rPr>
+      </w:pPr>
+      <w:r>
+        <w:rPr>
+          <w:rFonts w:hint="eastAsia"/>
+        </w:rPr>
+        <w:t xml:space="preserve">                &lt;el-button type="primary" @click="submitPost" :loading="submitting"&gt;发布&lt;/el-button&gt;</w:t>
+      </w:r>
+    </w:p>
+    <w:p>
+      <w:pPr>
+        <w:rPr>
+          <w:rFonts w:hint="eastAsia"/>
+        </w:rPr>
+      </w:pPr>
+      <w:r>
+        <w:rPr>
+          <w:rFonts w:hint="eastAsia"/>
+        </w:rPr>
+        <w:t xml:space="preserve">            &lt;/template&gt;</w:t>
+      </w:r>
+    </w:p>
+    <w:p>
+      <w:pPr>
+        <w:rPr>
+          <w:rFonts w:hint="eastAsia"/>
+        </w:rPr>
+      </w:pPr>
+      <w:r>
+        <w:rPr>
+          <w:rFonts w:hint="eastAsia"/>
+        </w:rPr>
+        <w:t xml:space="preserve">        &lt;/el-dialog&gt;</w:t>
+      </w:r>
+    </w:p>
+    <w:p>
+      <w:pPr>
+        <w:rPr>
+          <w:rFonts w:hint="eastAsia"/>
+        </w:rPr>
+      </w:pPr>
+      <w:r>
+        <w:rPr>
+          <w:rFonts w:hint="eastAsia"/>
+        </w:rPr>
+        <w:t xml:space="preserve">    &lt;/div&gt;</w:t>
+      </w:r>
+    </w:p>
+    <w:p>
+      <w:pPr>
+        <w:rPr>
+          <w:rFonts w:hint="eastAsia"/>
+        </w:rPr>
+      </w:pPr>
+      <w:r>
+        <w:rPr>
+          <w:rFonts w:hint="eastAsia"/>
+        </w:rPr>
+        <w:t>&lt;/template&gt;</w:t>
+      </w:r>
+    </w:p>
+    <w:p>
+      <w:pPr>
+        <w:rPr>
+          <w:rFonts w:hint="eastAsia"/>
+        </w:rPr>
+      </w:pPr>
+    </w:p>
+    <w:p>
+      <w:pPr>
+        <w:rPr>
+          <w:rFonts w:hint="eastAsia"/>
+        </w:rPr>
+      </w:pPr>
+      <w:r>
+        <w:rPr>
+          <w:rFonts w:hint="eastAsia"/>
+        </w:rPr>
+        <w:t>&lt;script setup lang="ts"&gt;</w:t>
+      </w:r>
+    </w:p>
+    <w:p>
+      <w:pPr>
+        <w:rPr>
+          <w:rFonts w:hint="eastAsia"/>
+        </w:rPr>
+      </w:pPr>
+      <w:r>
+        <w:rPr>
+          <w:rFonts w:hint="eastAsia"/>
+        </w:rPr>
+        <w:t>import { ref, onMounted, watch, onUnmounted } from 'vue'</w:t>
+      </w:r>
+    </w:p>
+    <w:p>
+      <w:pPr>
+        <w:rPr>
+          <w:rFonts w:hint="eastAsia"/>
+        </w:rPr>
+      </w:pPr>
+      <w:r>
+        <w:rPr>
+          <w:rFonts w:hint="eastAsia"/>
+        </w:rPr>
+        <w:t>import { useRouter } from 'vue-router'</w:t>
+      </w:r>
+    </w:p>
+    <w:p>
+      <w:pPr>
+        <w:rPr>
+          <w:rFonts w:hint="eastAsia"/>
+        </w:rPr>
+      </w:pPr>
+      <w:r>
+        <w:rPr>
+          <w:rFonts w:hint="eastAsia"/>
+        </w:rPr>
+        <w:t>import { ElMessage } from 'element-plus'</w:t>
+      </w:r>
+    </w:p>
+    <w:p>
+      <w:pPr>
+        <w:rPr>
+          <w:rFonts w:hint="eastAsia"/>
+        </w:rPr>
+      </w:pPr>
+      <w:r>
+        <w:rPr>
+          <w:rFonts w:hint="eastAsia"/>
+        </w:rPr>
+        <w:t>import { Search, Star, ChatDotRound, View, Plus } from '@element-plus/icons-vue'</w:t>
+      </w:r>
+    </w:p>
+    <w:p>
+      <w:pPr>
+        <w:rPr>
+          <w:rFonts w:hint="eastAsia"/>
+        </w:rPr>
+      </w:pPr>
+      <w:r>
+        <w:rPr>
+          <w:rFonts w:hint="eastAsia"/>
+        </w:rPr>
+        <w:t>import { useUserStore } from '@/stores/userStore'</w:t>
+      </w:r>
+    </w:p>
+    <w:p>
+      <w:pPr>
+        <w:rPr>
+          <w:rFonts w:hint="eastAsia"/>
+        </w:rPr>
+      </w:pPr>
+      <w:r>
+        <w:rPr>
+          <w:rFonts w:hint="eastAsia"/>
+        </w:rPr>
+        <w:t>import { usePostStore } from '@/stores/postStore'</w:t>
+      </w:r>
+    </w:p>
+    <w:p>
+      <w:pPr>
+        <w:rPr>
+          <w:rFonts w:hint="eastAsia"/>
+        </w:rPr>
+      </w:pPr>
+      <w:r>
+        <w:rPr>
+          <w:rFonts w:hint="eastAsia"/>
+        </w:rPr>
+        <w:t>import { useNotificationStore } from '@/stores/notificationStore'</w:t>
+      </w:r>
+    </w:p>
+    <w:p>
+      <w:pPr>
+        <w:rPr>
+          <w:rFonts w:hint="eastAsia"/>
+        </w:rPr>
+      </w:pPr>
+      <w:r>
+        <w:rPr>
+          <w:rFonts w:hint="eastAsia"/>
+        </w:rPr>
+        <w:t>import { wsService } from '@/services/websocket'</w:t>
+      </w:r>
+    </w:p>
+    <w:p>
+      <w:pPr>
+        <w:rPr>
+          <w:rFonts w:hint="eastAsia"/>
+        </w:rPr>
+      </w:pPr>
+      <w:r>
+        <w:rPr>
+          <w:rFonts w:hint="eastAsia"/>
+        </w:rPr>
+        <w:t>import { Bell } from '@element-plus/icons-vue'</w:t>
+      </w:r>
+    </w:p>
+    <w:p>
+      <w:pPr>
+        <w:rPr>
+          <w:rFonts w:hint="eastAsia"/>
+        </w:rPr>
+      </w:pPr>
+      <w:r>
+        <w:rPr>
+          <w:rFonts w:hint="eastAsia"/>
+        </w:rPr>
+        <w:t>import NotificationPanel from '@/components/NotificationPanel.vue'</w:t>
+      </w:r>
+    </w:p>
+    <w:p>
+      <w:pPr>
+        <w:rPr>
+          <w:rFonts w:hint="eastAsia"/>
+        </w:rPr>
+      </w:pPr>
+    </w:p>
+    <w:p>
+      <w:pPr>
+        <w:rPr>
+          <w:rFonts w:hint="eastAsia"/>
+        </w:rPr>
+      </w:pPr>
+      <w:r>
+        <w:rPr>
+          <w:rFonts w:hint="eastAsia"/>
+        </w:rPr>
+        <w:t>const router = useRouter()</w:t>
+      </w:r>
+    </w:p>
+    <w:p>
+      <w:pPr>
+        <w:rPr>
+          <w:rFonts w:hint="eastAsia"/>
+        </w:rPr>
+      </w:pPr>
+      <w:r>
+        <w:rPr>
+          <w:rFonts w:hint="eastAsia"/>
+        </w:rPr>
+        <w:t>const userStore = useUserStore()</w:t>
+      </w:r>
+    </w:p>
+    <w:p>
+      <w:pPr>
+        <w:rPr>
+          <w:rFonts w:hint="eastAsia"/>
+        </w:rPr>
+      </w:pPr>
+      <w:r>
+        <w:rPr>
+          <w:rFonts w:hint="eastAsia"/>
+        </w:rPr>
+        <w:t>const postStore = usePostStore()</w:t>
+      </w:r>
+    </w:p>
+    <w:p>
+      <w:pPr>
+        <w:rPr>
+          <w:rFonts w:hint="eastAsia"/>
+        </w:rPr>
+      </w:pPr>
+      <w:r>
+        <w:rPr>
+          <w:rFonts w:hint="eastAsia"/>
+        </w:rPr>
+        <w:t>const notificationStore = useNotificationStore()</w:t>
+      </w:r>
+    </w:p>
+    <w:p>
+      <w:pPr>
+        <w:rPr>
+          <w:rFonts w:hint="eastAsia"/>
+        </w:rPr>
+      </w:pPr>
+    </w:p>
+    <w:p>
+      <w:pPr>
+        <w:rPr>
+          <w:rFonts w:hint="eastAsia"/>
+        </w:rPr>
+      </w:pPr>
+      <w:r>
+        <w:rPr>
+          <w:rFonts w:hint="eastAsia"/>
+        </w:rPr>
+        <w:t>// 本地搜索关键词</w:t>
+      </w:r>
+    </w:p>
+    <w:p>
+      <w:pPr>
+        <w:rPr>
+          <w:rFonts w:hint="eastAsia"/>
+        </w:rPr>
+      </w:pPr>
+      <w:r>
+        <w:rPr>
+          <w:rFonts w:hint="eastAsia"/>
+        </w:rPr>
+        <w:t>const searchKeyword = ref('')</w:t>
+      </w:r>
+    </w:p>
+    <w:p>
+      <w:pPr>
+        <w:rPr>
+          <w:rFonts w:hint="eastAsia"/>
+        </w:rPr>
+      </w:pPr>
+      <w:r>
+        <w:rPr>
+          <w:rFonts w:hint="eastAsia"/>
+        </w:rPr>
+        <w:t>const handleSearch = () =&gt; {</w:t>
+      </w:r>
+    </w:p>
+    <w:p>
+      <w:pPr>
+        <w:rPr>
+          <w:rFonts w:hint="eastAsia"/>
+        </w:rPr>
+      </w:pPr>
+      <w:r>
+        <w:rPr>
+          <w:rFonts w:hint="eastAsia"/>
+        </w:rPr>
+        <w:t xml:space="preserve">    postStore.setSearch(searchKeyword.value)</w:t>
+      </w:r>
+    </w:p>
+    <w:p>
+      <w:pPr>
+        <w:rPr>
+          <w:rFonts w:hint="eastAsia"/>
+        </w:rPr>
+      </w:pPr>
+      <w:r>
+        <w:rPr>
+          <w:rFonts w:hint="eastAsia"/>
+        </w:rPr>
+        <w:t>}</w:t>
+      </w:r>
+    </w:p>
+    <w:p>
+      <w:pPr>
+        <w:rPr>
+          <w:rFonts w:hint="eastAsia"/>
+        </w:rPr>
+      </w:pPr>
+    </w:p>
+    <w:p>
+      <w:pPr>
+        <w:rPr>
+          <w:rFonts w:hint="eastAsia"/>
+        </w:rPr>
+      </w:pPr>
+    </w:p>
+    <w:p>
+      <w:pPr>
+        <w:rPr>
+          <w:rFonts w:hint="eastAsia"/>
+        </w:rPr>
+      </w:pPr>
+      <w:r>
+        <w:rPr>
+          <w:rFonts w:hint="eastAsia"/>
+        </w:rPr>
+        <w:t>const showNotificationPanel = ref(false)</w:t>
+      </w:r>
+    </w:p>
+    <w:p>
+      <w:pPr>
+        <w:rPr>
+          <w:rFonts w:hint="eastAsia"/>
+        </w:rPr>
+      </w:pPr>
+      <w:r>
+        <w:rPr>
+          <w:rFonts w:hint="eastAsia"/>
+        </w:rPr>
+        <w:t>const bellRef = ref&lt;HTMLElement | null&gt;(null)</w:t>
+      </w:r>
+    </w:p>
+    <w:p>
+      <w:pPr>
+        <w:rPr>
+          <w:rFonts w:hint="eastAsia"/>
+        </w:rPr>
+      </w:pPr>
+    </w:p>
+    <w:p>
+      <w:pPr>
+        <w:rPr>
+          <w:rFonts w:hint="eastAsia"/>
+        </w:rPr>
+      </w:pPr>
+    </w:p>
+    <w:p>
+      <w:pPr>
+        <w:rPr>
+          <w:rFonts w:hint="eastAsia"/>
+        </w:rPr>
+      </w:pPr>
+      <w:r>
+        <w:rPr>
+          <w:rFonts w:hint="eastAsia"/>
+        </w:rPr>
+        <w:t>// 标签选项</w:t>
+      </w:r>
+    </w:p>
+    <w:p>
+      <w:pPr>
+        <w:rPr>
+          <w:rFonts w:hint="eastAsia"/>
+        </w:rPr>
+      </w:pPr>
+      <w:r>
+        <w:rPr>
+          <w:rFonts w:hint="eastAsia"/>
+        </w:rPr>
+        <w:t>const tagOptions = [</w:t>
+      </w:r>
+    </w:p>
+    <w:p>
+      <w:pPr>
+        <w:rPr>
+          <w:rFonts w:hint="eastAsia"/>
+        </w:rPr>
+      </w:pPr>
+      <w:r>
+        <w:rPr>
+          <w:rFonts w:hint="eastAsia"/>
+        </w:rPr>
+        <w:t xml:space="preserve">    { label: '全部', value: '' },</w:t>
+      </w:r>
+    </w:p>
+    <w:p>
+      <w:pPr>
+        <w:rPr>
+          <w:rFonts w:hint="eastAsia"/>
+        </w:rPr>
+      </w:pPr>
+      <w:r>
+        <w:rPr>
+          <w:rFonts w:hint="eastAsia"/>
+        </w:rPr>
+        <w:t xml:space="preserve">    { label: '课程', value: '课程' },</w:t>
+      </w:r>
+    </w:p>
+    <w:p>
+      <w:pPr>
+        <w:rPr>
+          <w:rFonts w:hint="eastAsia"/>
+        </w:rPr>
+      </w:pPr>
+      <w:r>
+        <w:rPr>
+          <w:rFonts w:hint="eastAsia"/>
+        </w:rPr>
+        <w:t xml:space="preserve">    { label: '社团', value: '社团' },</w:t>
+      </w:r>
+    </w:p>
+    <w:p>
+      <w:pPr>
+        <w:rPr>
+          <w:rFonts w:hint="eastAsia"/>
+        </w:rPr>
+      </w:pPr>
+      <w:r>
+        <w:rPr>
+          <w:rFonts w:hint="eastAsia"/>
+        </w:rPr>
+        <w:t xml:space="preserve">    { label: '求助', value: '求助' },</w:t>
+      </w:r>
+    </w:p>
+    <w:p>
+      <w:pPr>
+        <w:rPr>
+          <w:rFonts w:hint="eastAsia"/>
+        </w:rPr>
+      </w:pPr>
+      <w:r>
+        <w:rPr>
+          <w:rFonts w:hint="eastAsia"/>
+        </w:rPr>
+        <w:t xml:space="preserve">    { label: '失物招领', value: '失物招领' },</w:t>
+      </w:r>
+    </w:p>
+    <w:p>
+      <w:pPr>
+        <w:rPr>
+          <w:rFonts w:hint="eastAsia"/>
+        </w:rPr>
+      </w:pPr>
+      <w:r>
+        <w:rPr>
+          <w:rFonts w:hint="eastAsia"/>
+        </w:rPr>
+        <w:t>]</w:t>
+      </w:r>
+    </w:p>
+    <w:p>
+      <w:pPr>
+        <w:rPr>
+          <w:rFonts w:hint="eastAsia"/>
+        </w:rPr>
+      </w:pPr>
+    </w:p>
+    <w:p>
+      <w:pPr>
+        <w:rPr>
+          <w:rFonts w:hint="eastAsia"/>
+        </w:rPr>
+      </w:pPr>
+    </w:p>
+    <w:p>
+      <w:pPr>
+        <w:rPr>
+          <w:rFonts w:hint="eastAsia"/>
+        </w:rPr>
+      </w:pPr>
+      <w:r>
+        <w:rPr>
+          <w:rFonts w:hint="eastAsia"/>
+        </w:rPr>
+        <w:t>// 发帖对话框</w:t>
+      </w:r>
+    </w:p>
+    <w:p>
+      <w:pPr>
+        <w:rPr>
+          <w:rFonts w:hint="eastAsia"/>
+        </w:rPr>
+      </w:pPr>
+      <w:r>
+        <w:rPr>
+          <w:rFonts w:hint="eastAsia"/>
+        </w:rPr>
+        <w:t>const dialogVisible = ref(false)</w:t>
+      </w:r>
+    </w:p>
+    <w:p>
+      <w:pPr>
+        <w:rPr>
+          <w:rFonts w:hint="eastAsia"/>
+        </w:rPr>
+      </w:pPr>
+      <w:r>
+        <w:rPr>
+          <w:rFonts w:hint="eastAsia"/>
+        </w:rPr>
+        <w:t>const submitting = ref(false)</w:t>
+      </w:r>
+    </w:p>
+    <w:p>
+      <w:pPr>
+        <w:rPr>
+          <w:rFonts w:hint="eastAsia"/>
+        </w:rPr>
+      </w:pPr>
+      <w:r>
+        <w:rPr>
+          <w:rFonts w:hint="eastAsia"/>
+        </w:rPr>
+        <w:t>const postForm = ref({</w:t>
+      </w:r>
+    </w:p>
+    <w:p>
+      <w:pPr>
+        <w:rPr>
+          <w:rFonts w:hint="eastAsia"/>
+        </w:rPr>
+      </w:pPr>
+      <w:r>
+        <w:rPr>
+          <w:rFonts w:hint="eastAsia"/>
+        </w:rPr>
+        <w:t xml:space="preserve">    title: '',</w:t>
+      </w:r>
+    </w:p>
+    <w:p>
+      <w:pPr>
+        <w:rPr>
+          <w:rFonts w:hint="eastAsia"/>
+        </w:rPr>
+      </w:pPr>
+      <w:r>
+        <w:rPr>
+          <w:rFonts w:hint="eastAsia"/>
+        </w:rPr>
+        <w:lastRenderedPageBreak/>
+        <w:t xml:space="preserve">    content: '',</w:t>
+      </w:r>
+    </w:p>
+    <w:p>
+      <w:pPr>
+        <w:rPr>
+          <w:rFonts w:hint="eastAsia"/>
+        </w:rPr>
+      </w:pPr>
+      <w:r>
+        <w:rPr>
+          <w:rFonts w:hint="eastAsia"/>
+        </w:rPr>
+        <w:t xml:space="preserve">    tagsArray: [] as string[],</w:t>
+      </w:r>
+    </w:p>
+    <w:p>
+      <w:pPr>
+        <w:rPr>
+          <w:rFonts w:hint="eastAsia"/>
+        </w:rPr>
+      </w:pPr>
+      <w:r>
+        <w:rPr>
+          <w:rFonts w:hint="eastAsia"/>
+        </w:rPr>
+        <w:t>})</w:t>
+      </w:r>
+    </w:p>
+    <w:p>
+      <w:pPr>
+        <w:rPr>
+          <w:rFonts w:hint="eastAsia"/>
+        </w:rPr>
+      </w:pPr>
+      <w:r>
+        <w:rPr>
+          <w:rFonts w:hint="eastAsia"/>
+        </w:rPr>
+        <w:t>const commonTags = ['课程', '社团', '求助', '失物招领', '生活', '吐槽']</w:t>
+      </w:r>
+    </w:p>
+    <w:p>
+      <w:pPr>
+        <w:rPr>
+          <w:rFonts w:hint="eastAsia"/>
+        </w:rPr>
+      </w:pPr>
+    </w:p>
+    <w:p>
+      <w:pPr>
+        <w:rPr>
+          <w:rFonts w:hint="eastAsia"/>
+        </w:rPr>
+      </w:pPr>
+      <w:r>
+        <w:rPr>
+          <w:rFonts w:hint="eastAsia"/>
+        </w:rPr>
+        <w:t>const openPostDialog = () =&gt; {</w:t>
+      </w:r>
+    </w:p>
+    <w:p>
+      <w:pPr>
+        <w:rPr>
+          <w:rFonts w:hint="eastAsia"/>
+        </w:rPr>
+      </w:pPr>
+      <w:r>
+        <w:rPr>
+          <w:rFonts w:hint="eastAsia"/>
+        </w:rPr>
+        <w:t xml:space="preserve">    if (!userStore.isLoggedIn) {</w:t>
+      </w:r>
+    </w:p>
+    <w:p>
+      <w:pPr>
+        <w:rPr>
+          <w:rFonts w:hint="eastAsia"/>
+        </w:rPr>
+      </w:pPr>
+      <w:r>
+        <w:rPr>
+          <w:rFonts w:hint="eastAsia"/>
+        </w:rPr>
+        <w:t xml:space="preserve">        ElMessage.warning('请先登录')</w:t>
+      </w:r>
+    </w:p>
+    <w:p>
+      <w:pPr>
+        <w:rPr>
+          <w:rFonts w:hint="eastAsia"/>
+        </w:rPr>
+      </w:pPr>
+      <w:r>
+        <w:rPr>
+          <w:rFonts w:hint="eastAsia"/>
+        </w:rPr>
+        <w:t xml:space="preserve">        router.push('/auth')</w:t>
+      </w:r>
+    </w:p>
+    <w:p>
+      <w:pPr>
+        <w:rPr>
+          <w:rFonts w:hint="eastAsia"/>
+        </w:rPr>
+      </w:pPr>
+      <w:r>
+        <w:rPr>
+          <w:rFonts w:hint="eastAsia"/>
+        </w:rPr>
+        <w:t xml:space="preserve">        return</w:t>
+      </w:r>
+    </w:p>
+    <w:p>
+      <w:pPr>
+        <w:rPr>
+          <w:rFonts w:hint="eastAsia"/>
+        </w:rPr>
+      </w:pPr>
+      <w:r>
+        <w:rPr>
+          <w:rFonts w:hint="eastAsia"/>
+        </w:rPr>
+        <w:t xml:space="preserve">    }</w:t>
+      </w:r>
+    </w:p>
+    <w:p>
+      <w:pPr>
+        <w:rPr>
+          <w:rFonts w:hint="eastAsia"/>
+        </w:rPr>
+      </w:pPr>
+      <w:r>
+        <w:rPr>
+          <w:rFonts w:hint="eastAsia"/>
+        </w:rPr>
+        <w:t xml:space="preserve">    dialogVisible.value = true</w:t>
+      </w:r>
+    </w:p>
+    <w:p>
+      <w:pPr>
+        <w:rPr>
+          <w:rFonts w:hint="eastAsia"/>
+        </w:rPr>
+      </w:pPr>
+      <w:r>
+        <w:rPr>
+          <w:rFonts w:hint="eastAsia"/>
+        </w:rPr>
+        <w:t xml:space="preserve">    postForm.value = { title: '', content: '', tagsArray: [] }</w:t>
+      </w:r>
+    </w:p>
+    <w:p>
+      <w:pPr>
+        <w:rPr>
+          <w:rFonts w:hint="eastAsia"/>
+        </w:rPr>
+      </w:pPr>
+      <w:r>
+        <w:rPr>
+          <w:rFonts w:hint="eastAsia"/>
+        </w:rPr>
+        <w:t>}</w:t>
+      </w:r>
+    </w:p>
+    <w:p>
+      <w:pPr>
+        <w:rPr>
+          <w:rFonts w:hint="eastAsia"/>
+        </w:rPr>
+      </w:pPr>
+    </w:p>
+    <w:p>
+      <w:pPr>
+        <w:rPr>
+          <w:rFonts w:hint="eastAsia"/>
+        </w:rPr>
+      </w:pPr>
+      <w:r>
+        <w:rPr>
+          <w:rFonts w:hint="eastAsia"/>
+        </w:rPr>
+        <w:t>const submitPost = async () =&gt; {</w:t>
+      </w:r>
+    </w:p>
+    <w:p>
+      <w:pPr>
+        <w:rPr>
+          <w:rFonts w:hint="eastAsia"/>
+        </w:rPr>
+      </w:pPr>
+      <w:r>
+        <w:rPr>
+          <w:rFonts w:hint="eastAsia"/>
+        </w:rPr>
+        <w:t xml:space="preserve">    if (!postForm.value.title.trim() || !postForm.value.content.trim()) {</w:t>
+      </w:r>
+    </w:p>
+    <w:p>
+      <w:pPr>
+        <w:rPr>
+          <w:rFonts w:hint="eastAsia"/>
+        </w:rPr>
+      </w:pPr>
+      <w:r>
+        <w:rPr>
+          <w:rFonts w:hint="eastAsia"/>
+        </w:rPr>
+        <w:t xml:space="preserve">        ElMessage.warning('请填写标题和内容')</w:t>
+      </w:r>
+    </w:p>
+    <w:p>
+      <w:pPr>
+        <w:rPr>
+          <w:rFonts w:hint="eastAsia"/>
+        </w:rPr>
+      </w:pPr>
+      <w:r>
+        <w:rPr>
+          <w:rFonts w:hint="eastAsia"/>
+        </w:rPr>
+        <w:t xml:space="preserve">        return</w:t>
+      </w:r>
+    </w:p>
+    <w:p>
+      <w:pPr>
+        <w:rPr>
+          <w:rFonts w:hint="eastAsia"/>
+        </w:rPr>
+      </w:pPr>
+      <w:r>
+        <w:rPr>
+          <w:rFonts w:hint="eastAsia"/>
+        </w:rPr>
+        <w:t xml:space="preserve">    }</w:t>
+      </w:r>
+    </w:p>
+    <w:p>
+      <w:pPr>
+        <w:rPr>
+          <w:rFonts w:hint="eastAsia"/>
+        </w:rPr>
+      </w:pPr>
+      <w:r>
+        <w:rPr>
+          <w:rFonts w:hint="eastAsia"/>
+        </w:rPr>
+        <w:t xml:space="preserve">    submitting.value = true</w:t>
+      </w:r>
+    </w:p>
+    <w:p>
+      <w:pPr>
+        <w:rPr>
+          <w:rFonts w:hint="eastAsia"/>
+        </w:rPr>
+      </w:pPr>
+      <w:r>
+        <w:rPr>
+          <w:rFonts w:hint="eastAsia"/>
+        </w:rPr>
+        <w:t xml:space="preserve">    try {</w:t>
+      </w:r>
+    </w:p>
+    <w:p>
+      <w:pPr>
+        <w:rPr>
+          <w:rFonts w:hint="eastAsia"/>
+        </w:rPr>
+      </w:pPr>
+      <w:r>
+        <w:rPr>
+          <w:rFonts w:hint="eastAsia"/>
+        </w:rPr>
+        <w:t xml:space="preserve">        await postStore.createNewPost({</w:t>
+      </w:r>
+    </w:p>
+    <w:p>
+      <w:pPr>
+        <w:rPr>
+          <w:rFonts w:hint="eastAsia"/>
+        </w:rPr>
+      </w:pPr>
+      <w:r>
+        <w:rPr>
+          <w:rFonts w:hint="eastAsia"/>
+        </w:rPr>
+        <w:t xml:space="preserve">            title: postForm.value.title.trim(),</w:t>
+      </w:r>
+    </w:p>
+    <w:p>
+      <w:pPr>
+        <w:rPr>
+          <w:rFonts w:hint="eastAsia"/>
+        </w:rPr>
+      </w:pPr>
+      <w:r>
+        <w:rPr>
+          <w:rFonts w:hint="eastAsia"/>
+        </w:rPr>
+        <w:t xml:space="preserve">            content: postForm.value.content.trim(),</w:t>
+      </w:r>
+    </w:p>
+    <w:p>
+      <w:pPr>
+        <w:rPr>
+          <w:rFonts w:hint="eastAsia"/>
+        </w:rPr>
+      </w:pPr>
+      <w:r>
+        <w:rPr>
+          <w:rFonts w:hint="eastAsia"/>
+        </w:rPr>
+        <w:t xml:space="preserve">            tags: postForm.value.tagsArray.join(','),</w:t>
+      </w:r>
+    </w:p>
+    <w:p>
+      <w:pPr>
+        <w:rPr>
+          <w:rFonts w:hint="eastAsia"/>
+        </w:rPr>
+      </w:pPr>
+      <w:r>
+        <w:rPr>
+          <w:rFonts w:hint="eastAsia"/>
+        </w:rPr>
+        <w:t xml:space="preserve">        })</w:t>
+      </w:r>
+    </w:p>
+    <w:p>
+      <w:pPr>
+        <w:rPr>
+          <w:rFonts w:hint="eastAsia"/>
+        </w:rPr>
+      </w:pPr>
+      <w:r>
+        <w:rPr>
+          <w:rFonts w:hint="eastAsia"/>
+        </w:rPr>
+        <w:t xml:space="preserve">        ElMessage.success('发布成功')</w:t>
+      </w:r>
+    </w:p>
+    <w:p>
+      <w:pPr>
+        <w:rPr>
+          <w:rFonts w:hint="eastAsia"/>
+        </w:rPr>
+      </w:pPr>
+      <w:r>
+        <w:rPr>
+          <w:rFonts w:hint="eastAsia"/>
+        </w:rPr>
+        <w:t xml:space="preserve">        dialogVisible.value = false</w:t>
+      </w:r>
+    </w:p>
+    <w:p>
+      <w:pPr>
+        <w:rPr>
+          <w:rFonts w:hint="eastAsia"/>
+        </w:rPr>
+      </w:pPr>
+      <w:r>
+        <w:rPr>
+          <w:rFonts w:hint="eastAsia"/>
+        </w:rPr>
+        <w:t xml:space="preserve">    } catch (error) {</w:t>
+      </w:r>
+    </w:p>
+    <w:p>
+      <w:pPr>
+        <w:rPr>
+          <w:rFonts w:hint="eastAsia"/>
+        </w:rPr>
+      </w:pPr>
+      <w:r>
+        <w:rPr>
+          <w:rFonts w:hint="eastAsia"/>
+        </w:rPr>
+        <w:t xml:space="preserve">        ElMessage.error('发布失败')</w:t>
+      </w:r>
+    </w:p>
+    <w:p>
+      <w:pPr>
+        <w:rPr>
+          <w:rFonts w:hint="eastAsia"/>
+        </w:rPr>
+      </w:pPr>
+      <w:r>
+        <w:rPr>
+          <w:rFonts w:hint="eastAsia"/>
+        </w:rPr>
+        <w:t xml:space="preserve">    } finally {</w:t>
+      </w:r>
+    </w:p>
+    <w:p>
+      <w:pPr>
+        <w:rPr>
+          <w:rFonts w:hint="eastAsia"/>
+        </w:rPr>
+      </w:pPr>
+      <w:r>
+        <w:rPr>
+          <w:rFonts w:hint="eastAsia"/>
+        </w:rPr>
+        <w:t xml:space="preserve">        submitting.value = false</w:t>
+      </w:r>
+    </w:p>
+    <w:p>
+      <w:pPr>
+        <w:rPr>
+          <w:rFonts w:hint="eastAsia"/>
+        </w:rPr>
+      </w:pPr>
+      <w:r>
+        <w:rPr>
+          <w:rFonts w:hint="eastAsia"/>
+        </w:rPr>
+        <w:t xml:space="preserve">    }</w:t>
+      </w:r>
+    </w:p>
+    <w:p>
+      <w:pPr>
+        <w:rPr>
+          <w:rFonts w:hint="eastAsia"/>
+        </w:rPr>
+      </w:pPr>
+      <w:r>
+        <w:rPr>
+          <w:rFonts w:hint="eastAsia"/>
+        </w:rPr>
+        <w:t>}</w:t>
+      </w:r>
+    </w:p>
+    <w:p>
+      <w:pPr>
+        <w:rPr>
+          <w:rFonts w:hint="eastAsia"/>
+        </w:rPr>
+      </w:pPr>
+    </w:p>
+    <w:p>
+      <w:pPr>
+        <w:rPr>
+          <w:rFonts w:hint="eastAsia"/>
+        </w:rPr>
+      </w:pPr>
+      <w:r>
+        <w:rPr>
+          <w:rFonts w:hint="eastAsia"/>
+        </w:rPr>
+        <w:t>// 时间格式化</w:t>
+      </w:r>
+    </w:p>
+    <w:p>
+      <w:pPr>
+        <w:rPr>
+          <w:rFonts w:hint="eastAsia"/>
+        </w:rPr>
+      </w:pPr>
+      <w:r>
+        <w:rPr>
+          <w:rFonts w:hint="eastAsia"/>
+        </w:rPr>
+        <w:t>const formatTime = (iso: string) =&gt; {</w:t>
+      </w:r>
+    </w:p>
+    <w:p>
+      <w:pPr>
+        <w:rPr>
+          <w:rFonts w:hint="eastAsia"/>
+        </w:rPr>
+      </w:pPr>
+      <w:r>
+        <w:rPr>
+          <w:rFonts w:hint="eastAsia"/>
+        </w:rPr>
+        <w:t xml:space="preserve">    // 后端存储的是 UTC 时间，加 Z 后缀让浏览器正确转换为本地时区</w:t>
+      </w:r>
+    </w:p>
+    <w:p>
+      <w:pPr>
+        <w:rPr>
+          <w:rFonts w:hint="eastAsia"/>
+        </w:rPr>
+      </w:pPr>
+      <w:r>
+        <w:rPr>
+          <w:rFonts w:hint="eastAsia"/>
+        </w:rPr>
+        <w:t xml:space="preserve">    const date = new Date(iso.endsWith('Z') ? iso : iso + 'Z')</w:t>
+      </w:r>
+    </w:p>
+    <w:p>
+      <w:pPr>
+        <w:rPr>
+          <w:rFonts w:hint="eastAsia"/>
+        </w:rPr>
+      </w:pPr>
+      <w:r>
+        <w:rPr>
+          <w:rFonts w:hint="eastAsia"/>
+        </w:rPr>
+        <w:t xml:space="preserve">    const now = new Date()</w:t>
+      </w:r>
+    </w:p>
+    <w:p>
+      <w:pPr>
+        <w:rPr>
+          <w:rFonts w:hint="eastAsia"/>
+        </w:rPr>
+      </w:pPr>
+      <w:r>
+        <w:rPr>
+          <w:rFonts w:hint="eastAsia"/>
+        </w:rPr>
+        <w:t xml:space="preserve">    const diff = now.getTime() - date.getTime()</w:t>
+      </w:r>
+    </w:p>
+    <w:p>
+      <w:pPr>
+        <w:rPr>
+          <w:rFonts w:hint="eastAsia"/>
+        </w:rPr>
+      </w:pPr>
+      <w:r>
+        <w:rPr>
+          <w:rFonts w:hint="eastAsia"/>
+        </w:rPr>
+        <w:t xml:space="preserve">    if (diff &lt; 60 * 60 * 1000) return `${Math.floor(diff / 60000)}分钟前`</w:t>
+      </w:r>
+    </w:p>
+    <w:p>
+      <w:pPr>
+        <w:rPr>
+          <w:rFonts w:hint="eastAsia"/>
+        </w:rPr>
+      </w:pPr>
+      <w:r>
+        <w:rPr>
+          <w:rFonts w:hint="eastAsia"/>
+        </w:rPr>
+        <w:t xml:space="preserve">    if (diff &lt; 24 * 60 * 60 * 1000) return `${Math.floor(diff / (60 * 60 * 1000))}小时前`</w:t>
+      </w:r>
+    </w:p>
+    <w:p>
+      <w:pPr>
+        <w:rPr>
+          <w:rFonts w:hint="eastAsia"/>
+        </w:rPr>
+      </w:pPr>
+      <w:r>
+        <w:rPr>
+          <w:rFonts w:hint="eastAsia"/>
+        </w:rPr>
+        <w:lastRenderedPageBreak/>
+        <w:t xml:space="preserve">    if (diff &lt; 7 * 24 * 60 * 60 * 1000) return `${Math.floor(diff / (24 * 60 * 60 * 1000))}天前`</w:t>
+      </w:r>
+    </w:p>
+    <w:p>
+      <w:pPr>
+        <w:rPr>
+          <w:rFonts w:hint="eastAsia"/>
+        </w:rPr>
+      </w:pPr>
+      <w:r>
+        <w:rPr>
+          <w:rFonts w:hint="eastAsia"/>
+        </w:rPr>
+        <w:t xml:space="preserve">    return `${date.getMonth() + 1}/${date.getDate()}`</w:t>
+      </w:r>
+    </w:p>
+    <w:p>
+      <w:pPr>
+        <w:rPr>
+          <w:rFonts w:hint="eastAsia"/>
+        </w:rPr>
+      </w:pPr>
+      <w:r>
+        <w:rPr>
+          <w:rFonts w:hint="eastAsia"/>
+        </w:rPr>
+        <w:t>}</w:t>
+      </w:r>
+    </w:p>
+    <w:p>
+      <w:pPr>
+        <w:rPr>
+          <w:rFonts w:hint="eastAsia"/>
+        </w:rPr>
+      </w:pPr>
+    </w:p>
+    <w:p>
+      <w:pPr>
+        <w:rPr>
+          <w:rFonts w:hint="eastAsia"/>
+        </w:rPr>
+      </w:pPr>
+      <w:r>
+        <w:rPr>
+          <w:rFonts w:hint="eastAsia"/>
+        </w:rPr>
+        <w:t>//跳转详细页面</w:t>
+      </w:r>
+    </w:p>
+    <w:p>
+      <w:pPr>
+        <w:rPr>
+          <w:rFonts w:hint="eastAsia"/>
+        </w:rPr>
+      </w:pPr>
+      <w:r>
+        <w:rPr>
+          <w:rFonts w:hint="eastAsia"/>
+        </w:rPr>
+        <w:t>const goToPost = (postId: number) =&gt; {</w:t>
+      </w:r>
+    </w:p>
+    <w:p>
+      <w:pPr>
+        <w:rPr>
+          <w:rFonts w:hint="eastAsia"/>
+        </w:rPr>
+      </w:pPr>
+      <w:r>
+        <w:rPr>
+          <w:rFonts w:hint="eastAsia"/>
+        </w:rPr>
+        <w:t xml:space="preserve">    router.push(`/posts/${postId}`)</w:t>
+      </w:r>
+    </w:p>
+    <w:p>
+      <w:pPr>
+        <w:rPr>
+          <w:rFonts w:hint="eastAsia"/>
+        </w:rPr>
+      </w:pPr>
+      <w:r>
+        <w:rPr>
+          <w:rFonts w:hint="eastAsia"/>
+        </w:rPr>
+        <w:t>}</w:t>
+      </w:r>
+    </w:p>
+    <w:p>
+      <w:pPr>
+        <w:rPr>
+          <w:rFonts w:hint="eastAsia"/>
+        </w:rPr>
+      </w:pPr>
+    </w:p>
+    <w:p>
+      <w:pPr>
+        <w:rPr>
+          <w:rFonts w:hint="eastAsia"/>
+        </w:rPr>
+      </w:pPr>
+      <w:r>
+        <w:rPr>
+          <w:rFonts w:hint="eastAsia"/>
+        </w:rPr>
+        <w:t>//跳转个人资料页</w:t>
+      </w:r>
+    </w:p>
+    <w:p>
+      <w:pPr>
+        <w:rPr>
+          <w:rFonts w:hint="eastAsia"/>
+        </w:rPr>
+      </w:pPr>
+      <w:r>
+        <w:rPr>
+          <w:rFonts w:hint="eastAsia"/>
+        </w:rPr>
+        <w:t>const goToProfile = () =&gt; {</w:t>
+      </w:r>
+    </w:p>
+    <w:p>
+      <w:pPr>
+        <w:rPr>
+          <w:rFonts w:hint="eastAsia"/>
+        </w:rPr>
+      </w:pPr>
+      <w:r>
+        <w:rPr>
+          <w:rFonts w:hint="eastAsia"/>
+        </w:rPr>
+        <w:t xml:space="preserve">    if (userStore.isLoggedIn) {</w:t>
+      </w:r>
+    </w:p>
+    <w:p>
+      <w:pPr>
+        <w:rPr>
+          <w:rFonts w:hint="eastAsia"/>
+        </w:rPr>
+      </w:pPr>
+      <w:r>
+        <w:rPr>
+          <w:rFonts w:hint="eastAsia"/>
+        </w:rPr>
+        <w:t xml:space="preserve">        router.push('/profile')</w:t>
+      </w:r>
+    </w:p>
+    <w:p>
+      <w:pPr>
+        <w:rPr>
+          <w:rFonts w:hint="eastAsia"/>
+        </w:rPr>
+      </w:pPr>
+      <w:r>
+        <w:rPr>
+          <w:rFonts w:hint="eastAsia"/>
+        </w:rPr>
+        <w:t xml:space="preserve">    } else {</w:t>
+      </w:r>
+    </w:p>
+    <w:p>
+      <w:pPr>
+        <w:rPr>
+          <w:rFonts w:hint="eastAsia"/>
+        </w:rPr>
+      </w:pPr>
+      <w:r>
+        <w:rPr>
+          <w:rFonts w:hint="eastAsia"/>
+        </w:rPr>
+        <w:t xml:space="preserve">        // 未登录时也可以跳转登录页（可选）</w:t>
+      </w:r>
+    </w:p>
+    <w:p>
+      <w:pPr>
+        <w:rPr>
+          <w:rFonts w:hint="eastAsia"/>
+        </w:rPr>
+      </w:pPr>
+      <w:r>
+        <w:rPr>
+          <w:rFonts w:hint="eastAsia"/>
+        </w:rPr>
+        <w:t xml:space="preserve">        router.push('/auth')</w:t>
+      </w:r>
+    </w:p>
+    <w:p>
+      <w:pPr>
+        <w:rPr>
+          <w:rFonts w:hint="eastAsia"/>
+        </w:rPr>
+      </w:pPr>
+      <w:r>
+        <w:rPr>
+          <w:rFonts w:hint="eastAsia"/>
+        </w:rPr>
+        <w:t xml:space="preserve">    }</w:t>
+      </w:r>
+    </w:p>
+    <w:p>
+      <w:pPr>
+        <w:rPr>
+          <w:rFonts w:hint="eastAsia"/>
+        </w:rPr>
+      </w:pPr>
+      <w:r>
+        <w:rPr>
+          <w:rFonts w:hint="eastAsia"/>
+        </w:rPr>
+        <w:t>}</w:t>
+      </w:r>
+    </w:p>
+    <w:p>
+      <w:pPr>
+        <w:rPr>
+          <w:rFonts w:hint="eastAsia"/>
+        </w:rPr>
+      </w:pPr>
+    </w:p>
+    <w:p>
+      <w:pPr>
+        <w:rPr>
+          <w:rFonts w:hint="eastAsia"/>
+        </w:rPr>
+      </w:pPr>
+      <w:r>
+        <w:rPr>
+          <w:rFonts w:hint="eastAsia"/>
+        </w:rPr>
+        <w:t>// 点击铃铛切换面板</w:t>
+      </w:r>
+    </w:p>
+    <w:p>
+      <w:pPr>
+        <w:rPr>
+          <w:rFonts w:hint="eastAsia"/>
+        </w:rPr>
+      </w:pPr>
+      <w:r>
+        <w:rPr>
+          <w:rFonts w:hint="eastAsia"/>
+        </w:rPr>
+        <w:t>const toggleNotificationPanel = () =&gt; {</w:t>
+      </w:r>
+    </w:p>
+    <w:p>
+      <w:pPr>
+        <w:rPr>
+          <w:rFonts w:hint="eastAsia"/>
+        </w:rPr>
+      </w:pPr>
+      <w:r>
+        <w:rPr>
+          <w:rFonts w:hint="eastAsia"/>
+        </w:rPr>
+        <w:t xml:space="preserve">    showNotificationPanel.value = !showNotificationPanel.value</w:t>
+      </w:r>
+    </w:p>
+    <w:p>
+      <w:pPr>
+        <w:rPr>
+          <w:rFonts w:hint="eastAsia"/>
+        </w:rPr>
+      </w:pPr>
+      <w:r>
+        <w:rPr>
+          <w:rFonts w:hint="eastAsia"/>
+        </w:rPr>
+        <w:t>}</w:t>
+      </w:r>
+    </w:p>
+    <w:p>
+      <w:pPr>
+        <w:rPr>
+          <w:rFonts w:hint="eastAsia"/>
+        </w:rPr>
+      </w:pPr>
+    </w:p>
+    <w:p>
+      <w:pPr>
+        <w:rPr>
+          <w:rFonts w:hint="eastAsia"/>
+        </w:rPr>
+      </w:pPr>
+      <w:r>
+        <w:rPr>
+          <w:rFonts w:hint="eastAsia"/>
+        </w:rPr>
+        <w:t>// 点击外部关闭面板</w:t>
+      </w:r>
+    </w:p>
+    <w:p>
+      <w:pPr>
+        <w:rPr>
+          <w:rFonts w:hint="eastAsia"/>
+        </w:rPr>
+      </w:pPr>
+      <w:r>
+        <w:rPr>
+          <w:rFonts w:hint="eastAsia"/>
+        </w:rPr>
+        <w:t>const handleClickOutside = (event: MouseEvent) =&gt; {</w:t>
+      </w:r>
+    </w:p>
+    <w:p>
+      <w:pPr>
+        <w:rPr>
+          <w:rFonts w:hint="eastAsia"/>
+        </w:rPr>
+      </w:pPr>
+      <w:r>
+        <w:rPr>
+          <w:rFonts w:hint="eastAsia"/>
+        </w:rPr>
+        <w:t xml:space="preserve">    if (showNotificationPanel.value &amp;&amp; bellRef.value &amp;&amp; !bellRef.value.contains(event.target as Node)) {</w:t>
+      </w:r>
+    </w:p>
+    <w:p>
+      <w:pPr>
+        <w:rPr>
+          <w:rFonts w:hint="eastAsia"/>
+        </w:rPr>
+      </w:pPr>
+      <w:r>
+        <w:rPr>
+          <w:rFonts w:hint="eastAsia"/>
+        </w:rPr>
+        <w:t xml:space="preserve">        const panel = document.querySelector('.notification-panel')</w:t>
+      </w:r>
+    </w:p>
+    <w:p>
+      <w:pPr>
+        <w:rPr>
+          <w:rFonts w:hint="eastAsia"/>
+        </w:rPr>
+      </w:pPr>
+      <w:r>
+        <w:rPr>
+          <w:rFonts w:hint="eastAsia"/>
+        </w:rPr>
+        <w:t xml:space="preserve">        if (panel &amp;&amp; !panel.contains(event.target as Node)) {</w:t>
+      </w:r>
+    </w:p>
+    <w:p>
+      <w:pPr>
+        <w:rPr>
+          <w:rFonts w:hint="eastAsia"/>
+        </w:rPr>
+      </w:pPr>
+      <w:r>
+        <w:rPr>
+          <w:rFonts w:hint="eastAsia"/>
+        </w:rPr>
+        <w:t xml:space="preserve">            showNotificationPanel.value = false</w:t>
+      </w:r>
+    </w:p>
+    <w:p>
+      <w:pPr>
+        <w:rPr>
+          <w:rFonts w:hint="eastAsia"/>
+        </w:rPr>
+      </w:pPr>
+      <w:r>
+        <w:rPr>
+          <w:rFonts w:hint="eastAsia"/>
+        </w:rPr>
+        <w:t xml:space="preserve">        }</w:t>
+      </w:r>
+    </w:p>
+    <w:p>
+      <w:pPr>
+        <w:rPr>
+          <w:rFonts w:hint="eastAsia"/>
+        </w:rPr>
+      </w:pPr>
+      <w:r>
+        <w:rPr>
+          <w:rFonts w:hint="eastAsia"/>
+        </w:rPr>
+        <w:t xml:space="preserve">    }</w:t>
+      </w:r>
+    </w:p>
+    <w:p>
+      <w:pPr>
+        <w:rPr>
+          <w:rFonts w:hint="eastAsia"/>
+        </w:rPr>
+      </w:pPr>
+      <w:r>
+        <w:rPr>
+          <w:rFonts w:hint="eastAsia"/>
+        </w:rPr>
+        <w:t>}</w:t>
+      </w:r>
+    </w:p>
+    <w:p>
+      <w:pPr>
+        <w:rPr>
+          <w:rFonts w:hint="eastAsia"/>
+        </w:rPr>
+      </w:pPr>
+    </w:p>
+    <w:p>
+      <w:pPr>
+        <w:rPr>
+          <w:rFonts w:hint="eastAsia"/>
+        </w:rPr>
+      </w:pPr>
+      <w:r>
+        <w:rPr>
+          <w:rFonts w:hint="eastAsia"/>
+        </w:rPr>
+        <w:t>// WebSocket 消息处理</w:t>
+      </w:r>
+    </w:p>
+    <w:p>
+      <w:pPr>
+        <w:rPr>
+          <w:rFonts w:hint="eastAsia"/>
+        </w:rPr>
+      </w:pPr>
+      <w:r>
+        <w:rPr>
+          <w:rFonts w:hint="eastAsia"/>
+        </w:rPr>
+        <w:t>const handleWebSocketMessage = (data: any) =&gt; {</w:t>
+      </w:r>
+    </w:p>
+    <w:p>
+      <w:pPr>
+        <w:rPr>
+          <w:rFonts w:hint="eastAsia"/>
+        </w:rPr>
+      </w:pPr>
+      <w:r>
+        <w:rPr>
+          <w:rFonts w:hint="eastAsia"/>
+        </w:rPr>
+        <w:t xml:space="preserve">    // 根据后端约定的消息结构解析</w:t>
+      </w:r>
+    </w:p>
+    <w:p>
+      <w:pPr>
+        <w:rPr>
+          <w:rFonts w:hint="eastAsia"/>
+        </w:rPr>
+      </w:pPr>
+      <w:r>
+        <w:rPr>
+          <w:rFonts w:hint="eastAsia"/>
+        </w:rPr>
+        <w:t xml:space="preserve">    // 示例结构：{ type: 'comment', data: { id, postId, author, content, ... } }</w:t>
+      </w:r>
+    </w:p>
+    <w:p>
+      <w:pPr>
+        <w:rPr>
+          <w:rFonts w:hint="eastAsia"/>
+        </w:rPr>
+      </w:pPr>
+      <w:r>
+        <w:rPr>
+          <w:rFonts w:hint="eastAsia"/>
+        </w:rPr>
+        <w:t xml:space="preserve">    if (data.type === 'comment' || data.type === 'like' || data.type === 'follow') {</w:t>
+      </w:r>
+    </w:p>
+    <w:p>
+      <w:pPr>
+        <w:rPr>
+          <w:rFonts w:hint="eastAsia"/>
+        </w:rPr>
+      </w:pPr>
+      <w:r>
+        <w:rPr>
+          <w:rFonts w:hint="eastAsia"/>
+        </w:rPr>
+        <w:t xml:space="preserve">        const notif = {</w:t>
+      </w:r>
+    </w:p>
+    <w:p>
+      <w:pPr>
+        <w:rPr>
+          <w:rFonts w:hint="eastAsia"/>
+        </w:rPr>
+      </w:pPr>
+      <w:r>
+        <w:rPr>
+          <w:rFonts w:hint="eastAsia"/>
+        </w:rPr>
+        <w:t xml:space="preserve">            id: data.data.id || Date.now(),</w:t>
+      </w:r>
+    </w:p>
+    <w:p>
+      <w:pPr>
+        <w:rPr>
+          <w:rFonts w:hint="eastAsia"/>
+        </w:rPr>
+      </w:pPr>
+      <w:r>
+        <w:rPr>
+          <w:rFonts w:hint="eastAsia"/>
+        </w:rPr>
+        <w:t xml:space="preserve">            type: data.type,</w:t>
+      </w:r>
+    </w:p>
+    <w:p>
+      <w:pPr>
+        <w:rPr>
+          <w:rFonts w:hint="eastAsia"/>
+        </w:rPr>
+      </w:pPr>
+      <w:r>
+        <w:rPr>
+          <w:rFonts w:hint="eastAsia"/>
+        </w:rPr>
+        <w:t xml:space="preserve">            content: data.data.message || `${data.data.author} ${data.type === 'comment' ? </w:t>
+      </w:r>
+      <w:r>
+        <w:rPr>
+          <w:rFonts w:hint="eastAsia"/>
+        </w:rPr>
+        <w:lastRenderedPageBreak/>
+        <w:t>'评论了你的帖子' : data.type === 'like' ? '点赞了你的帖子' : '关注了你'}`,</w:t>
+      </w:r>
+    </w:p>
+    <w:p>
+      <w:pPr>
+        <w:rPr>
+          <w:rFonts w:hint="eastAsia"/>
+        </w:rPr>
+      </w:pPr>
+      <w:r>
+        <w:rPr>
+          <w:rFonts w:hint="eastAsia"/>
+        </w:rPr>
+        <w:t xml:space="preserve">            targetId: data.data.postId || null,</w:t>
+      </w:r>
+    </w:p>
+    <w:p>
+      <w:pPr>
+        <w:rPr>
+          <w:rFonts w:hint="eastAsia"/>
+        </w:rPr>
+      </w:pPr>
+      <w:r>
+        <w:rPr>
+          <w:rFonts w:hint="eastAsia"/>
+        </w:rPr>
+        <w:t xml:space="preserve">            createdAt: new Date().toISOString(),</w:t>
+      </w:r>
+    </w:p>
+    <w:p>
+      <w:pPr>
+        <w:rPr>
+          <w:rFonts w:hint="eastAsia"/>
+        </w:rPr>
+      </w:pPr>
+      <w:r>
+        <w:rPr>
+          <w:rFonts w:hint="eastAsia"/>
+        </w:rPr>
+        <w:t xml:space="preserve">            read: false,</w:t>
+      </w:r>
+    </w:p>
+    <w:p>
+      <w:pPr>
+        <w:rPr>
+          <w:rFonts w:hint="eastAsia"/>
+        </w:rPr>
+      </w:pPr>
+      <w:r>
+        <w:rPr>
+          <w:rFonts w:hint="eastAsia"/>
+        </w:rPr>
+        <w:t xml:space="preserve">        }</w:t>
+      </w:r>
+    </w:p>
+    <w:p>
+      <w:pPr>
+        <w:rPr>
+          <w:rFonts w:hint="eastAsia"/>
+        </w:rPr>
+      </w:pPr>
+      <w:r>
+        <w:rPr>
+          <w:rFonts w:hint="eastAsia"/>
+        </w:rPr>
+        <w:t xml:space="preserve">        notificationStore.addNotification(notif)</w:t>
+      </w:r>
+    </w:p>
+    <w:p>
+      <w:pPr>
+        <w:rPr>
+          <w:rFonts w:hint="eastAsia"/>
+        </w:rPr>
+      </w:pPr>
+      <w:r>
+        <w:rPr>
+          <w:rFonts w:hint="eastAsia"/>
+        </w:rPr>
+        <w:t xml:space="preserve">        // 可选：显示一个短暂的消息提示</w:t>
+      </w:r>
+    </w:p>
+    <w:p>
+      <w:pPr>
+        <w:rPr>
+          <w:rFonts w:hint="eastAsia"/>
+        </w:rPr>
+      </w:pPr>
+      <w:r>
+        <w:rPr>
+          <w:rFonts w:hint="eastAsia"/>
+        </w:rPr>
+        <w:t xml:space="preserve">        ElMessage.info({ message: notif.content, duration: 3000 })</w:t>
+      </w:r>
+    </w:p>
+    <w:p>
+      <w:pPr>
+        <w:rPr>
+          <w:rFonts w:hint="eastAsia"/>
+        </w:rPr>
+      </w:pPr>
+      <w:r>
+        <w:rPr>
+          <w:rFonts w:hint="eastAsia"/>
+        </w:rPr>
+        <w:t xml:space="preserve">    }</w:t>
+      </w:r>
+    </w:p>
+    <w:p>
+      <w:pPr>
+        <w:rPr>
+          <w:rFonts w:hint="eastAsia"/>
+        </w:rPr>
+      </w:pPr>
+      <w:r>
+        <w:rPr>
+          <w:rFonts w:hint="eastAsia"/>
+        </w:rPr>
+        <w:t>}</w:t>
+      </w:r>
+    </w:p>
+    <w:p>
+      <w:pPr>
+        <w:rPr>
+          <w:rFonts w:hint="eastAsia"/>
+        </w:rPr>
+      </w:pPr>
+    </w:p>
+    <w:p>
+      <w:pPr>
+        <w:rPr>
+          <w:rFonts w:hint="eastAsia"/>
+        </w:rPr>
+      </w:pPr>
+      <w:r>
+        <w:rPr>
+          <w:rFonts w:hint="eastAsia"/>
+        </w:rPr>
+        <w:t>// 登录后建立 WebSocket 连接</w:t>
+      </w:r>
+    </w:p>
+    <w:p>
+      <w:pPr>
+        <w:rPr>
+          <w:rFonts w:hint="eastAsia"/>
+        </w:rPr>
+      </w:pPr>
+      <w:r>
+        <w:rPr>
+          <w:rFonts w:hint="eastAsia"/>
+        </w:rPr>
+        <w:t>const initWebSocket = () =&gt; {</w:t>
+      </w:r>
+    </w:p>
+    <w:p>
+      <w:pPr>
+        <w:rPr>
+          <w:rFonts w:hint="eastAsia"/>
+        </w:rPr>
+      </w:pPr>
+      <w:r>
+        <w:rPr>
+          <w:rFonts w:hint="eastAsia"/>
+        </w:rPr>
+        <w:t xml:space="preserve">    const token = localStorage.getItem('access_token')</w:t>
+      </w:r>
+    </w:p>
+    <w:p>
+      <w:pPr>
+        <w:rPr>
+          <w:rFonts w:hint="eastAsia"/>
+        </w:rPr>
+      </w:pPr>
+      <w:r>
+        <w:rPr>
+          <w:rFonts w:hint="eastAsia"/>
+        </w:rPr>
+        <w:t xml:space="preserve">    if (token &amp;&amp; userStore.isLoggedIn) {</w:t>
+      </w:r>
+    </w:p>
+    <w:p>
+      <w:pPr>
+        <w:rPr>
+          <w:rFonts w:hint="eastAsia"/>
+        </w:rPr>
+      </w:pPr>
+      <w:r>
+        <w:rPr>
+          <w:rFonts w:hint="eastAsia"/>
+        </w:rPr>
+        <w:t xml:space="preserve">        wsService.connect(token)</w:t>
+      </w:r>
+    </w:p>
+    <w:p>
+      <w:pPr>
+        <w:rPr>
+          <w:rFonts w:hint="eastAsia"/>
+        </w:rPr>
+      </w:pPr>
+      <w:r>
+        <w:rPr>
+          <w:rFonts w:hint="eastAsia"/>
+        </w:rPr>
+        <w:t xml:space="preserve">    }</w:t>
+      </w:r>
+    </w:p>
+    <w:p>
+      <w:pPr>
+        <w:rPr>
+          <w:rFonts w:hint="eastAsia"/>
+        </w:rPr>
+      </w:pPr>
+      <w:r>
+        <w:rPr>
+          <w:rFonts w:hint="eastAsia"/>
+        </w:rPr>
+        <w:t>}</w:t>
+      </w:r>
+    </w:p>
+    <w:p>
+      <w:pPr>
+        <w:rPr>
+          <w:rFonts w:hint="eastAsia"/>
+        </w:rPr>
+      </w:pPr>
+    </w:p>
+    <w:p>
+      <w:pPr>
+        <w:rPr>
+          <w:rFonts w:hint="eastAsia"/>
+        </w:rPr>
+      </w:pPr>
+      <w:r>
+        <w:rPr>
+          <w:rFonts w:hint="eastAsia"/>
+        </w:rPr>
+        <w:t>// 登出时断开 WebSocket</w:t>
+      </w:r>
+    </w:p>
+    <w:p>
+      <w:pPr>
+        <w:rPr>
+          <w:rFonts w:hint="eastAsia"/>
+        </w:rPr>
+      </w:pPr>
+      <w:r>
+        <w:rPr>
+          <w:rFonts w:hint="eastAsia"/>
+        </w:rPr>
+        <w:t>const handleLogout = async () =&gt; {</w:t>
+      </w:r>
+    </w:p>
+    <w:p>
+      <w:pPr>
+        <w:rPr>
+          <w:rFonts w:hint="eastAsia"/>
+        </w:rPr>
+      </w:pPr>
+      <w:r>
+        <w:rPr>
+          <w:rFonts w:hint="eastAsia"/>
+        </w:rPr>
+        <w:t xml:space="preserve">    await userStore.logout()</w:t>
+      </w:r>
+    </w:p>
+    <w:p>
+      <w:pPr>
+        <w:rPr>
+          <w:rFonts w:hint="eastAsia"/>
+        </w:rPr>
+      </w:pPr>
+      <w:r>
+        <w:rPr>
+          <w:rFonts w:hint="eastAsia"/>
+        </w:rPr>
+        <w:t xml:space="preserve">    wsService.disconnect()</w:t>
+      </w:r>
+    </w:p>
+    <w:p>
+      <w:pPr>
+        <w:rPr>
+          <w:rFonts w:hint="eastAsia"/>
+        </w:rPr>
+      </w:pPr>
+      <w:r>
+        <w:rPr>
+          <w:rFonts w:hint="eastAsia"/>
+        </w:rPr>
+        <w:t xml:space="preserve">    router.push('/auth')</w:t>
+      </w:r>
+    </w:p>
+    <w:p>
+      <w:pPr>
+        <w:rPr>
+          <w:rFonts w:hint="eastAsia"/>
+        </w:rPr>
+      </w:pPr>
+      <w:r>
+        <w:rPr>
+          <w:rFonts w:hint="eastAsia"/>
+        </w:rPr>
+        <w:t>}</w:t>
+      </w:r>
+    </w:p>
+    <w:p>
+      <w:pPr>
+        <w:rPr>
+          <w:rFonts w:hint="eastAsia"/>
+        </w:rPr>
+      </w:pPr>
+    </w:p>
+    <w:p>
+      <w:pPr>
+        <w:rPr>
+          <w:rFonts w:hint="eastAsia"/>
+        </w:rPr>
+      </w:pPr>
+      <w:r>
+        <w:rPr>
+          <w:rFonts w:hint="eastAsia"/>
+        </w:rPr>
+        <w:t>// 监听用户登录状态变化</w:t>
+      </w:r>
+    </w:p>
+    <w:p>
+      <w:pPr>
+        <w:rPr>
+          <w:rFonts w:hint="eastAsia"/>
+        </w:rPr>
+      </w:pPr>
+      <w:r>
+        <w:rPr>
+          <w:rFonts w:hint="eastAsia"/>
+        </w:rPr>
+        <w:t>watch(() =&gt; userStore.isLoggedIn, (isLoggedIn) =&gt; {</w:t>
+      </w:r>
+    </w:p>
+    <w:p>
+      <w:pPr>
+        <w:rPr>
+          <w:rFonts w:hint="eastAsia"/>
+        </w:rPr>
+      </w:pPr>
+      <w:r>
+        <w:rPr>
+          <w:rFonts w:hint="eastAsia"/>
+        </w:rPr>
+        <w:t xml:space="preserve">    if (isLoggedIn) {</w:t>
+      </w:r>
+    </w:p>
+    <w:p>
+      <w:pPr>
+        <w:rPr>
+          <w:rFonts w:hint="eastAsia"/>
+        </w:rPr>
+      </w:pPr>
+      <w:r>
+        <w:rPr>
+          <w:rFonts w:hint="eastAsia"/>
+        </w:rPr>
+        <w:t xml:space="preserve">        initWebSocket()</w:t>
+      </w:r>
+    </w:p>
+    <w:p>
+      <w:pPr>
+        <w:rPr>
+          <w:rFonts w:hint="eastAsia"/>
+        </w:rPr>
+      </w:pPr>
+      <w:r>
+        <w:rPr>
+          <w:rFonts w:hint="eastAsia"/>
+        </w:rPr>
+        <w:t xml:space="preserve">    } else {</w:t>
+      </w:r>
+    </w:p>
+    <w:p>
+      <w:pPr>
+        <w:rPr>
+          <w:rFonts w:hint="eastAsia"/>
+        </w:rPr>
+      </w:pPr>
+      <w:r>
+        <w:rPr>
+          <w:rFonts w:hint="eastAsia"/>
+        </w:rPr>
+        <w:t xml:space="preserve">        wsService.disconnect()</w:t>
+      </w:r>
+    </w:p>
+    <w:p>
+      <w:pPr>
+        <w:rPr>
+          <w:rFonts w:hint="eastAsia"/>
+        </w:rPr>
+      </w:pPr>
+      <w:r>
+        <w:rPr>
+          <w:rFonts w:hint="eastAsia"/>
+        </w:rPr>
+        <w:t xml:space="preserve">    }</w:t>
+      </w:r>
+    </w:p>
+    <w:p>
+      <w:pPr>
+        <w:rPr>
+          <w:rFonts w:hint="eastAsia"/>
+        </w:rPr>
+      </w:pPr>
+      <w:r>
+        <w:rPr>
+          <w:rFonts w:hint="eastAsia"/>
+        </w:rPr>
+        <w:t>})</w:t>
+      </w:r>
+    </w:p>
+    <w:p>
+      <w:pPr>
+        <w:rPr>
+          <w:rFonts w:hint="eastAsia"/>
+        </w:rPr>
+      </w:pPr>
+    </w:p>
+    <w:p>
+      <w:pPr>
+        <w:rPr>
+          <w:rFonts w:hint="eastAsia"/>
+        </w:rPr>
+      </w:pPr>
+    </w:p>
+    <w:p>
+      <w:pPr>
+        <w:rPr>
+          <w:rFonts w:hint="eastAsia"/>
+        </w:rPr>
+      </w:pPr>
+      <w:r>
+        <w:rPr>
+          <w:rFonts w:hint="eastAsia"/>
+        </w:rPr>
+        <w:t>onMounted(async () =&gt; {</w:t>
+      </w:r>
+    </w:p>
+    <w:p>
+      <w:pPr>
+        <w:rPr>
+          <w:rFonts w:hint="eastAsia"/>
+        </w:rPr>
+      </w:pPr>
+      <w:r>
+        <w:rPr>
+          <w:rFonts w:hint="eastAsia"/>
+        </w:rPr>
+        <w:t xml:space="preserve">    // 初始化通知未读数</w:t>
+      </w:r>
+    </w:p>
+    <w:p>
+      <w:pPr>
+        <w:rPr>
+          <w:rFonts w:hint="eastAsia"/>
+        </w:rPr>
+      </w:pPr>
+      <w:r>
+        <w:rPr>
+          <w:rFonts w:hint="eastAsia"/>
+        </w:rPr>
+        <w:t xml:space="preserve">    notificationStore.fetchUnreadCount()</w:t>
+      </w:r>
+    </w:p>
+    <w:p>
+      <w:pPr>
+        <w:rPr>
+          <w:rFonts w:hint="eastAsia"/>
+        </w:rPr>
+      </w:pPr>
+      <w:r>
+        <w:rPr>
+          <w:rFonts w:hint="eastAsia"/>
+        </w:rPr>
+        <w:t xml:space="preserve">    // 如果已登录，建立 WebSocket</w:t>
+      </w:r>
+    </w:p>
+    <w:p>
+      <w:pPr>
+        <w:rPr>
+          <w:rFonts w:hint="eastAsia"/>
+        </w:rPr>
+      </w:pPr>
+      <w:r>
+        <w:rPr>
+          <w:rFonts w:hint="eastAsia"/>
+        </w:rPr>
+        <w:t xml:space="preserve">    if (userStore.isLoggedIn) {</w:t>
+      </w:r>
+    </w:p>
+    <w:p>
+      <w:pPr>
+        <w:rPr>
+          <w:rFonts w:hint="eastAsia"/>
+        </w:rPr>
+      </w:pPr>
+      <w:r>
+        <w:rPr>
+          <w:rFonts w:hint="eastAsia"/>
+        </w:rPr>
+        <w:t xml:space="preserve">        initWebSocket()</w:t>
+      </w:r>
+    </w:p>
+    <w:p>
+      <w:pPr>
+        <w:rPr>
+          <w:rFonts w:hint="eastAsia"/>
+        </w:rPr>
+      </w:pPr>
+      <w:r>
+        <w:rPr>
+          <w:rFonts w:hint="eastAsia"/>
+        </w:rPr>
+        <w:t xml:space="preserve">        // 未登录也可查看列表</w:t>
+      </w:r>
+    </w:p>
+    <w:p>
+      <w:pPr>
+        <w:rPr>
+          <w:rFonts w:hint="eastAsia"/>
+        </w:rPr>
+      </w:pPr>
+      <w:r>
+        <w:rPr>
+          <w:rFonts w:hint="eastAsia"/>
+        </w:rPr>
+        <w:t xml:space="preserve">        await postStore.fetchPosts()</w:t>
+      </w:r>
+    </w:p>
+    <w:p>
+      <w:pPr>
+        <w:rPr>
+          <w:rFonts w:hint="eastAsia"/>
+        </w:rPr>
+      </w:pPr>
+      <w:r>
+        <w:rPr>
+          <w:rFonts w:hint="eastAsia"/>
+        </w:rPr>
+        <w:lastRenderedPageBreak/>
+        <w:t xml:space="preserve">    }</w:t>
+      </w:r>
+    </w:p>
+    <w:p>
+      <w:pPr>
+        <w:rPr>
+          <w:rFonts w:hint="eastAsia"/>
+        </w:rPr>
+      </w:pPr>
+      <w:r>
+        <w:rPr>
+          <w:rFonts w:hint="eastAsia"/>
+        </w:rPr>
+        <w:t xml:space="preserve">    // 注册 WebSocket 消息监听</w:t>
+      </w:r>
+    </w:p>
+    <w:p>
+      <w:pPr>
+        <w:rPr>
+          <w:rFonts w:hint="eastAsia"/>
+        </w:rPr>
+      </w:pPr>
+      <w:r>
+        <w:rPr>
+          <w:rFonts w:hint="eastAsia"/>
+        </w:rPr>
+        <w:t xml:space="preserve">    const unsub = wsService.onMessage(handleWebSocketMessage)</w:t>
+      </w:r>
+    </w:p>
+    <w:p>
+      <w:pPr>
+        <w:rPr>
+          <w:rFonts w:hint="eastAsia"/>
+        </w:rPr>
+      </w:pPr>
+      <w:r>
+        <w:rPr>
+          <w:rFonts w:hint="eastAsia"/>
+        </w:rPr>
+        <w:t xml:space="preserve">    // 页面关闭时清理（可选）</w:t>
+      </w:r>
+    </w:p>
+    <w:p>
+      <w:pPr>
+        <w:rPr>
+          <w:rFonts w:hint="eastAsia"/>
+        </w:rPr>
+      </w:pPr>
+      <w:r>
+        <w:rPr>
+          <w:rFonts w:hint="eastAsia"/>
+        </w:rPr>
+        <w:t xml:space="preserve">    onUnmounted(() =&gt; {</w:t>
+      </w:r>
+    </w:p>
+    <w:p>
+      <w:pPr>
+        <w:rPr>
+          <w:rFonts w:hint="eastAsia"/>
+        </w:rPr>
+      </w:pPr>
+      <w:r>
+        <w:rPr>
+          <w:rFonts w:hint="eastAsia"/>
+        </w:rPr>
+        <w:t xml:space="preserve">        unsub()</w:t>
+      </w:r>
+    </w:p>
+    <w:p>
+      <w:pPr>
+        <w:rPr>
+          <w:rFonts w:hint="eastAsia"/>
+        </w:rPr>
+      </w:pPr>
+      <w:r>
+        <w:rPr>
+          <w:rFonts w:hint="eastAsia"/>
+        </w:rPr>
+        <w:t xml:space="preserve">        wsService.disconnect()</w:t>
+      </w:r>
+    </w:p>
+    <w:p>
+      <w:pPr>
+        <w:rPr>
+          <w:rFonts w:hint="eastAsia"/>
+        </w:rPr>
+      </w:pPr>
+      <w:r>
+        <w:rPr>
+          <w:rFonts w:hint="eastAsia"/>
+        </w:rPr>
+        <w:t xml:space="preserve">    })</w:t>
+      </w:r>
+    </w:p>
+    <w:p>
+      <w:pPr>
+        <w:rPr>
+          <w:rFonts w:hint="eastAsia"/>
+        </w:rPr>
+      </w:pPr>
+      <w:r>
+        <w:rPr>
+          <w:rFonts w:hint="eastAsia"/>
+        </w:rPr>
+        <w:t xml:space="preserve">    // 监听点击外部关闭面板</w:t>
+      </w:r>
+    </w:p>
+    <w:p>
+      <w:pPr>
+        <w:rPr>
+          <w:rFonts w:hint="eastAsia"/>
+        </w:rPr>
+      </w:pPr>
+      <w:r>
+        <w:rPr>
+          <w:rFonts w:hint="eastAsia"/>
+        </w:rPr>
+        <w:t xml:space="preserve">    document.addEventListener('click', handleClickOutside)</w:t>
+      </w:r>
+    </w:p>
+    <w:p>
+      <w:pPr>
+        <w:rPr>
+          <w:rFonts w:hint="eastAsia"/>
+        </w:rPr>
+      </w:pPr>
+      <w:r>
+        <w:rPr>
+          <w:rFonts w:hint="eastAsia"/>
+        </w:rPr>
+        <w:t>})</w:t>
+      </w:r>
+    </w:p>
+    <w:p>
+      <w:pPr>
+        <w:rPr>
+          <w:rFonts w:hint="eastAsia"/>
+        </w:rPr>
+      </w:pPr>
+    </w:p>
+    <w:p>
+      <w:pPr>
+        <w:rPr>
+          <w:rFonts w:hint="eastAsia"/>
+        </w:rPr>
+      </w:pPr>
+      <w:r>
+        <w:rPr>
+          <w:rFonts w:hint="eastAsia"/>
+        </w:rPr>
+        <w:t>onUnmounted(() =&gt; {</w:t>
+      </w:r>
+    </w:p>
+    <w:p>
+      <w:pPr>
+        <w:rPr>
+          <w:rFonts w:hint="eastAsia"/>
+        </w:rPr>
+      </w:pPr>
+      <w:r>
+        <w:rPr>
+          <w:rFonts w:hint="eastAsia"/>
+        </w:rPr>
+        <w:t xml:space="preserve">    document.removeEventListener('click', handleClickOutside)</w:t>
+      </w:r>
+    </w:p>
+    <w:p>
+      <w:pPr>
+        <w:rPr>
+          <w:rFonts w:hint="eastAsia"/>
+        </w:rPr>
+      </w:pPr>
+      <w:r>
+        <w:rPr>
+          <w:rFonts w:hint="eastAsia"/>
+        </w:rPr>
+        <w:t>})</w:t>
+      </w:r>
+    </w:p>
+    <w:p>
+      <w:pPr>
+        <w:rPr>
+          <w:rFonts w:hint="eastAsia"/>
+        </w:rPr>
+      </w:pPr>
+    </w:p>
+    <w:p>
+      <w:pPr>
+        <w:rPr>
+          <w:rFonts w:hint="eastAsia"/>
+        </w:rPr>
+      </w:pPr>
+      <w:r>
+        <w:rPr>
+          <w:rFonts w:hint="eastAsia"/>
+        </w:rPr>
+        <w:t>&lt;/script&gt;</w:t>
+      </w:r>
+    </w:p>
+    <w:p>
+      <w:pPr>
+        <w:rPr>
+          <w:rFonts w:hint="eastAsia"/>
+        </w:rPr>
+      </w:pPr>
+    </w:p>
+    <w:p>
+      <w:pPr>
+        <w:rPr>
+          <w:rFonts w:hint="eastAsia"/>
+        </w:rPr>
+      </w:pPr>
+      <w:r>
+        <w:rPr>
+          <w:rFonts w:hint="eastAsia"/>
+        </w:rPr>
+        <w:t>&lt;style scoped lang="scss"&gt;</w:t>
+      </w:r>
+    </w:p>
+    <w:p>
+      <w:pPr>
+        <w:rPr>
+          <w:rFonts w:hint="eastAsia"/>
+        </w:rPr>
+      </w:pPr>
+      <w:r>
+        <w:rPr>
+          <w:rFonts w:hint="eastAsia"/>
+        </w:rPr>
+        <w:t>.home-container {</w:t>
+      </w:r>
+    </w:p>
+    <w:p>
+      <w:pPr>
+        <w:rPr>
+          <w:rFonts w:hint="eastAsia"/>
+        </w:rPr>
+      </w:pPr>
+      <w:r>
+        <w:rPr>
+          <w:rFonts w:hint="eastAsia"/>
+        </w:rPr>
+        <w:t xml:space="preserve">    max-width: 1000px;</w:t>
+      </w:r>
+    </w:p>
+    <w:p>
+      <w:pPr>
+        <w:rPr>
+          <w:rFonts w:hint="eastAsia"/>
+        </w:rPr>
+      </w:pPr>
+      <w:r>
+        <w:rPr>
+          <w:rFonts w:hint="eastAsia"/>
+        </w:rPr>
+        <w:t xml:space="preserve">    margin: 0 auto;</w:t>
+      </w:r>
+    </w:p>
+    <w:p>
+      <w:pPr>
+        <w:rPr>
+          <w:rFonts w:hint="eastAsia"/>
+        </w:rPr>
+      </w:pPr>
+      <w:r>
+        <w:rPr>
+          <w:rFonts w:hint="eastAsia"/>
+        </w:rPr>
+        <w:t xml:space="preserve">    padding: 1.5rem;</w:t>
+      </w:r>
+    </w:p>
+    <w:p>
+      <w:pPr>
+        <w:rPr>
+          <w:rFonts w:hint="eastAsia"/>
+        </w:rPr>
+      </w:pPr>
+      <w:r>
+        <w:rPr>
+          <w:rFonts w:hint="eastAsia"/>
+        </w:rPr>
+        <w:t>}</w:t>
+      </w:r>
+    </w:p>
+    <w:p>
+      <w:pPr>
+        <w:rPr>
+          <w:rFonts w:hint="eastAsia"/>
+        </w:rPr>
+      </w:pPr>
+    </w:p>
+    <w:p>
+      <w:pPr>
+        <w:rPr>
+          <w:rFonts w:hint="eastAsia"/>
+        </w:rPr>
+      </w:pPr>
+      <w:r>
+        <w:rPr>
+          <w:rFonts w:hint="eastAsia"/>
+        </w:rPr>
+        <w:t>.navbar {</w:t>
+      </w:r>
+    </w:p>
+    <w:p>
+      <w:pPr>
+        <w:rPr>
+          <w:rFonts w:hint="eastAsia"/>
+        </w:rPr>
+      </w:pPr>
+      <w:r>
+        <w:rPr>
+          <w:rFonts w:hint="eastAsia"/>
+        </w:rPr>
+        <w:t xml:space="preserve">    display: flex;</w:t>
+      </w:r>
+    </w:p>
+    <w:p>
+      <w:pPr>
+        <w:rPr>
+          <w:rFonts w:hint="eastAsia"/>
+        </w:rPr>
+      </w:pPr>
+      <w:r>
+        <w:rPr>
+          <w:rFonts w:hint="eastAsia"/>
+        </w:rPr>
+        <w:t xml:space="preserve">    justify-content: space-between;</w:t>
+      </w:r>
+    </w:p>
+    <w:p>
+      <w:pPr>
+        <w:rPr>
+          <w:rFonts w:hint="eastAsia"/>
+        </w:rPr>
+      </w:pPr>
+      <w:r>
+        <w:rPr>
+          <w:rFonts w:hint="eastAsia"/>
+        </w:rPr>
+        <w:t xml:space="preserve">    align-items: center;</w:t>
+      </w:r>
+    </w:p>
+    <w:p>
+      <w:pPr>
+        <w:rPr>
+          <w:rFonts w:hint="eastAsia"/>
+        </w:rPr>
+      </w:pPr>
+      <w:r>
+        <w:rPr>
+          <w:rFonts w:hint="eastAsia"/>
+        </w:rPr>
+        <w:t xml:space="preserve">    padding-bottom: 1.5rem;</w:t>
+      </w:r>
+    </w:p>
+    <w:p>
+      <w:pPr>
+        <w:rPr>
+          <w:rFonts w:hint="eastAsia"/>
+        </w:rPr>
+      </w:pPr>
+      <w:r>
+        <w:rPr>
+          <w:rFonts w:hint="eastAsia"/>
+        </w:rPr>
+        <w:t xml:space="preserve">    margin-bottom: 2rem;</w:t>
+      </w:r>
+    </w:p>
+    <w:p>
+      <w:pPr>
+        <w:rPr>
+          <w:rFonts w:hint="eastAsia"/>
+        </w:rPr>
+      </w:pPr>
+      <w:r>
+        <w:rPr>
+          <w:rFonts w:hint="eastAsia"/>
+        </w:rPr>
+        <w:t xml:space="preserve">    border-bottom: 1px solid var(--el-border-color-light);</w:t>
+      </w:r>
+    </w:p>
+    <w:p>
+      <w:pPr>
+        <w:rPr>
+          <w:rFonts w:hint="eastAsia"/>
+        </w:rPr>
+      </w:pPr>
+      <w:r>
+        <w:rPr>
+          <w:rFonts w:hint="eastAsia"/>
+        </w:rPr>
+        <w:t>}</w:t>
+      </w:r>
+    </w:p>
+    <w:p>
+      <w:pPr>
+        <w:rPr>
+          <w:rFonts w:hint="eastAsia"/>
+        </w:rPr>
+      </w:pPr>
+    </w:p>
+    <w:p>
+      <w:pPr>
+        <w:rPr>
+          <w:rFonts w:hint="eastAsia"/>
+        </w:rPr>
+      </w:pPr>
+      <w:r>
+        <w:rPr>
+          <w:rFonts w:hint="eastAsia"/>
+        </w:rPr>
+        <w:t>.logo {</w:t>
+      </w:r>
+    </w:p>
+    <w:p>
+      <w:pPr>
+        <w:rPr>
+          <w:rFonts w:hint="eastAsia"/>
+        </w:rPr>
+      </w:pPr>
+      <w:r>
+        <w:rPr>
+          <w:rFonts w:hint="eastAsia"/>
+        </w:rPr>
+        <w:t xml:space="preserve">    font-size: 1.8rem;</w:t>
+      </w:r>
+    </w:p>
+    <w:p>
+      <w:pPr>
+        <w:rPr>
+          <w:rFonts w:hint="eastAsia"/>
+        </w:rPr>
+      </w:pPr>
+      <w:r>
+        <w:rPr>
+          <w:rFonts w:hint="eastAsia"/>
+        </w:rPr>
+        <w:t xml:space="preserve">    font-weight: 700;</w:t>
+      </w:r>
+    </w:p>
+    <w:p>
+      <w:pPr>
+        <w:rPr>
+          <w:rFonts w:hint="eastAsia"/>
+        </w:rPr>
+      </w:pPr>
+      <w:r>
+        <w:rPr>
+          <w:rFonts w:hint="eastAsia"/>
+        </w:rPr>
+        <w:t xml:space="preserve">    background: linear-gradient(135deg, #1e3c72 0%, #2a5298 100%);</w:t>
+      </w:r>
+    </w:p>
+    <w:p>
+      <w:pPr>
+        <w:rPr>
+          <w:rFonts w:hint="eastAsia"/>
+        </w:rPr>
+      </w:pPr>
+      <w:r>
+        <w:rPr>
+          <w:rFonts w:hint="eastAsia"/>
+        </w:rPr>
+        <w:t xml:space="preserve">    background-clip: text;</w:t>
+      </w:r>
+    </w:p>
+    <w:p>
+      <w:pPr>
+        <w:rPr>
+          <w:rFonts w:hint="eastAsia"/>
+        </w:rPr>
+      </w:pPr>
+      <w:r>
+        <w:rPr>
+          <w:rFonts w:hint="eastAsia"/>
+        </w:rPr>
+        <w:t xml:space="preserve">    -webkit-background-clip: text;</w:t>
+      </w:r>
+    </w:p>
+    <w:p>
+      <w:pPr>
+        <w:rPr>
+          <w:rFonts w:hint="eastAsia"/>
+        </w:rPr>
+      </w:pPr>
+      <w:r>
+        <w:rPr>
+          <w:rFonts w:hint="eastAsia"/>
+        </w:rPr>
+        <w:t xml:space="preserve">    color: transparent;</w:t>
+      </w:r>
+    </w:p>
+    <w:p>
+      <w:pPr>
+        <w:rPr>
+          <w:rFonts w:hint="eastAsia"/>
+        </w:rPr>
+      </w:pPr>
+      <w:r>
+        <w:rPr>
+          <w:rFonts w:hint="eastAsia"/>
+        </w:rPr>
+        <w:t>}</w:t>
+      </w:r>
+    </w:p>
+    <w:p>
+      <w:pPr>
+        <w:rPr>
+          <w:rFonts w:hint="eastAsia"/>
+        </w:rPr>
+      </w:pPr>
+    </w:p>
+    <w:p>
+      <w:pPr>
+        <w:rPr>
+          <w:rFonts w:hint="eastAsia"/>
+        </w:rPr>
+      </w:pPr>
+      <w:r>
+        <w:rPr>
+          <w:rFonts w:hint="eastAsia"/>
+        </w:rPr>
+        <w:t>.user-info {</w:t>
+      </w:r>
+    </w:p>
+    <w:p>
+      <w:pPr>
+        <w:rPr>
+          <w:rFonts w:hint="eastAsia"/>
+        </w:rPr>
+      </w:pPr>
+      <w:r>
+        <w:rPr>
+          <w:rFonts w:hint="eastAsia"/>
+        </w:rPr>
+        <w:lastRenderedPageBreak/>
+        <w:t xml:space="preserve">    display: flex;</w:t>
+      </w:r>
+    </w:p>
+    <w:p>
+      <w:pPr>
+        <w:rPr>
+          <w:rFonts w:hint="eastAsia"/>
+        </w:rPr>
+      </w:pPr>
+      <w:r>
+        <w:rPr>
+          <w:rFonts w:hint="eastAsia"/>
+        </w:rPr>
+        <w:t xml:space="preserve">    align-items: center;</w:t>
+      </w:r>
+    </w:p>
+    <w:p>
+      <w:pPr>
+        <w:rPr>
+          <w:rFonts w:hint="eastAsia"/>
+        </w:rPr>
+      </w:pPr>
+      <w:r>
+        <w:rPr>
+          <w:rFonts w:hint="eastAsia"/>
+        </w:rPr>
+        <w:t xml:space="preserve">    gap: 0.75rem;</w:t>
+      </w:r>
+    </w:p>
+    <w:p>
+      <w:pPr>
+        <w:rPr>
+          <w:rFonts w:hint="eastAsia"/>
+        </w:rPr>
+      </w:pPr>
+      <w:r>
+        <w:rPr>
+          <w:rFonts w:hint="eastAsia"/>
+        </w:rPr>
+        <w:t>}</w:t>
+      </w:r>
+    </w:p>
+    <w:p>
+      <w:pPr>
+        <w:rPr>
+          <w:rFonts w:hint="eastAsia"/>
+        </w:rPr>
+      </w:pPr>
+    </w:p>
+    <w:p>
+      <w:pPr>
+        <w:rPr>
+          <w:rFonts w:hint="eastAsia"/>
+        </w:rPr>
+      </w:pPr>
+      <w:r>
+        <w:rPr>
+          <w:rFonts w:hint="eastAsia"/>
+        </w:rPr>
+        <w:t>.user-info {</w:t>
+      </w:r>
+    </w:p>
+    <w:p>
+      <w:pPr>
+        <w:rPr>
+          <w:rFonts w:hint="eastAsia"/>
+        </w:rPr>
+      </w:pPr>
+      <w:r>
+        <w:rPr>
+          <w:rFonts w:hint="eastAsia"/>
+        </w:rPr>
+        <w:t xml:space="preserve">    display: flex;</w:t>
+      </w:r>
+    </w:p>
+    <w:p>
+      <w:pPr>
+        <w:rPr>
+          <w:rFonts w:hint="eastAsia"/>
+        </w:rPr>
+      </w:pPr>
+      <w:r>
+        <w:rPr>
+          <w:rFonts w:hint="eastAsia"/>
+        </w:rPr>
+        <w:t xml:space="preserve">    align-items: center;</w:t>
+      </w:r>
+    </w:p>
+    <w:p>
+      <w:pPr>
+        <w:rPr>
+          <w:rFonts w:hint="eastAsia"/>
+        </w:rPr>
+      </w:pPr>
+      <w:r>
+        <w:rPr>
+          <w:rFonts w:hint="eastAsia"/>
+        </w:rPr>
+        <w:t xml:space="preserve">    gap: 0.75rem;</w:t>
+      </w:r>
+    </w:p>
+    <w:p>
+      <w:pPr>
+        <w:rPr>
+          <w:rFonts w:hint="eastAsia"/>
+        </w:rPr>
+      </w:pPr>
+    </w:p>
+    <w:p>
+      <w:pPr>
+        <w:rPr>
+          <w:rFonts w:hint="eastAsia"/>
+        </w:rPr>
+      </w:pPr>
+      <w:r>
+        <w:rPr>
+          <w:rFonts w:hint="eastAsia"/>
+        </w:rPr>
+        <w:t xml:space="preserve">    .user-profile-trigger {</w:t>
+      </w:r>
+    </w:p>
+    <w:p>
+      <w:pPr>
+        <w:rPr>
+          <w:rFonts w:hint="eastAsia"/>
+        </w:rPr>
+      </w:pPr>
+      <w:r>
+        <w:rPr>
+          <w:rFonts w:hint="eastAsia"/>
+        </w:rPr>
+        <w:t xml:space="preserve">        display: flex;</w:t>
+      </w:r>
+    </w:p>
+    <w:p>
+      <w:pPr>
+        <w:rPr>
+          <w:rFonts w:hint="eastAsia"/>
+        </w:rPr>
+      </w:pPr>
+      <w:r>
+        <w:rPr>
+          <w:rFonts w:hint="eastAsia"/>
+        </w:rPr>
+        <w:t xml:space="preserve">        align-items: center;</w:t>
+      </w:r>
+    </w:p>
+    <w:p>
+      <w:pPr>
+        <w:rPr>
+          <w:rFonts w:hint="eastAsia"/>
+        </w:rPr>
+      </w:pPr>
+      <w:r>
+        <w:rPr>
+          <w:rFonts w:hint="eastAsia"/>
+        </w:rPr>
+        <w:t xml:space="preserve">        gap: 0.5rem;</w:t>
+      </w:r>
+    </w:p>
+    <w:p>
+      <w:pPr>
+        <w:rPr>
+          <w:rFonts w:hint="eastAsia"/>
+        </w:rPr>
+      </w:pPr>
+      <w:r>
+        <w:rPr>
+          <w:rFonts w:hint="eastAsia"/>
+        </w:rPr>
+        <w:t xml:space="preserve">        cursor: pointer;</w:t>
+      </w:r>
+    </w:p>
+    <w:p>
+      <w:pPr>
+        <w:rPr>
+          <w:rFonts w:hint="eastAsia"/>
+        </w:rPr>
+      </w:pPr>
+      <w:r>
+        <w:rPr>
+          <w:rFonts w:hint="eastAsia"/>
+        </w:rPr>
+        <w:t xml:space="preserve">        transition: opacity 0.2s;</w:t>
+      </w:r>
+    </w:p>
+    <w:p>
+      <w:pPr>
+        <w:rPr>
+          <w:rFonts w:hint="eastAsia"/>
+        </w:rPr>
+      </w:pPr>
+    </w:p>
+    <w:p>
+      <w:pPr>
+        <w:rPr>
+          <w:rFonts w:hint="eastAsia"/>
+        </w:rPr>
+      </w:pPr>
+      <w:r>
+        <w:rPr>
+          <w:rFonts w:hint="eastAsia"/>
+        </w:rPr>
+        <w:t xml:space="preserve">        &amp;:hover {</w:t>
+      </w:r>
+    </w:p>
+    <w:p>
+      <w:pPr>
+        <w:rPr>
+          <w:rFonts w:hint="eastAsia"/>
+        </w:rPr>
+      </w:pPr>
+      <w:r>
+        <w:rPr>
+          <w:rFonts w:hint="eastAsia"/>
+        </w:rPr>
+        <w:t xml:space="preserve">            opacity: 0.8;</w:t>
+      </w:r>
+    </w:p>
+    <w:p>
+      <w:pPr>
+        <w:rPr>
+          <w:rFonts w:hint="eastAsia"/>
+        </w:rPr>
+      </w:pPr>
+      <w:r>
+        <w:rPr>
+          <w:rFonts w:hint="eastAsia"/>
+        </w:rPr>
+        <w:t xml:space="preserve">        }</w:t>
+      </w:r>
+    </w:p>
+    <w:p>
+      <w:pPr>
+        <w:rPr>
+          <w:rFonts w:hint="eastAsia"/>
+        </w:rPr>
+      </w:pPr>
+      <w:r>
+        <w:rPr>
+          <w:rFonts w:hint="eastAsia"/>
+        </w:rPr>
+        <w:t xml:space="preserve">    }</w:t>
+      </w:r>
+    </w:p>
+    <w:p>
+      <w:pPr>
+        <w:rPr>
+          <w:rFonts w:hint="eastAsia"/>
+        </w:rPr>
+      </w:pPr>
+      <w:r>
+        <w:rPr>
+          <w:rFonts w:hint="eastAsia"/>
+        </w:rPr>
+        <w:t>}</w:t>
+      </w:r>
+    </w:p>
+    <w:p>
+      <w:pPr>
+        <w:rPr>
+          <w:rFonts w:hint="eastAsia"/>
+        </w:rPr>
+      </w:pPr>
+    </w:p>
+    <w:p>
+      <w:pPr>
+        <w:rPr>
+          <w:rFonts w:hint="eastAsia"/>
+        </w:rPr>
+      </w:pPr>
+      <w:r>
+        <w:rPr>
+          <w:rFonts w:hint="eastAsia"/>
+        </w:rPr>
+        <w:t>.nickname {</w:t>
+      </w:r>
+    </w:p>
+    <w:p>
+      <w:pPr>
+        <w:rPr>
+          <w:rFonts w:hint="eastAsia"/>
+        </w:rPr>
+      </w:pPr>
+      <w:r>
+        <w:rPr>
+          <w:rFonts w:hint="eastAsia"/>
+        </w:rPr>
+        <w:t xml:space="preserve">    font-weight: 600;</w:t>
+      </w:r>
+    </w:p>
+    <w:p>
+      <w:pPr>
+        <w:rPr>
+          <w:rFonts w:hint="eastAsia"/>
+        </w:rPr>
+      </w:pPr>
+      <w:r>
+        <w:rPr>
+          <w:rFonts w:hint="eastAsia"/>
+        </w:rPr>
+        <w:t>}</w:t>
+      </w:r>
+    </w:p>
+    <w:p>
+      <w:pPr>
+        <w:rPr>
+          <w:rFonts w:hint="eastAsia"/>
+        </w:rPr>
+      </w:pPr>
+    </w:p>
+    <w:p>
+      <w:pPr>
+        <w:rPr>
+          <w:rFonts w:hint="eastAsia"/>
+        </w:rPr>
+      </w:pPr>
+      <w:r>
+        <w:rPr>
+          <w:rFonts w:hint="eastAsia"/>
+        </w:rPr>
+        <w:t>.filter-bar {</w:t>
+      </w:r>
+    </w:p>
+    <w:p>
+      <w:pPr>
+        <w:rPr>
+          <w:rFonts w:hint="eastAsia"/>
+        </w:rPr>
+      </w:pPr>
+      <w:r>
+        <w:rPr>
+          <w:rFonts w:hint="eastAsia"/>
+        </w:rPr>
+        <w:t xml:space="preserve">    display: flex;</w:t>
+      </w:r>
+    </w:p>
+    <w:p>
+      <w:pPr>
+        <w:rPr>
+          <w:rFonts w:hint="eastAsia"/>
+        </w:rPr>
+      </w:pPr>
+      <w:r>
+        <w:rPr>
+          <w:rFonts w:hint="eastAsia"/>
+        </w:rPr>
+        <w:t xml:space="preserve">    flex-wrap: wrap;</w:t>
+      </w:r>
+    </w:p>
+    <w:p>
+      <w:pPr>
+        <w:rPr>
+          <w:rFonts w:hint="eastAsia"/>
+        </w:rPr>
+      </w:pPr>
+      <w:r>
+        <w:rPr>
+          <w:rFonts w:hint="eastAsia"/>
+        </w:rPr>
+        <w:t xml:space="preserve">    gap: 1rem;</w:t>
+      </w:r>
+    </w:p>
+    <w:p>
+      <w:pPr>
+        <w:rPr>
+          <w:rFonts w:hint="eastAsia"/>
+        </w:rPr>
+      </w:pPr>
+      <w:r>
+        <w:rPr>
+          <w:rFonts w:hint="eastAsia"/>
+        </w:rPr>
+        <w:t xml:space="preserve">    margin-bottom: 2rem;</w:t>
+      </w:r>
+    </w:p>
+    <w:p>
+      <w:pPr>
+        <w:rPr>
+          <w:rFonts w:hint="eastAsia"/>
+        </w:rPr>
+      </w:pPr>
+      <w:r>
+        <w:rPr>
+          <w:rFonts w:hint="eastAsia"/>
+        </w:rPr>
+        <w:t xml:space="preserve">    align-items: center;</w:t>
+      </w:r>
+    </w:p>
+    <w:p>
+      <w:pPr>
+        <w:rPr>
+          <w:rFonts w:hint="eastAsia"/>
+        </w:rPr>
+      </w:pPr>
+      <w:r>
+        <w:rPr>
+          <w:rFonts w:hint="eastAsia"/>
+        </w:rPr>
+        <w:t xml:space="preserve">    justify-content: space-between;</w:t>
+      </w:r>
+    </w:p>
+    <w:p>
+      <w:pPr>
+        <w:rPr>
+          <w:rFonts w:hint="eastAsia"/>
+        </w:rPr>
+      </w:pPr>
+      <w:r>
+        <w:rPr>
+          <w:rFonts w:hint="eastAsia"/>
+        </w:rPr>
+        <w:t>}</w:t>
+      </w:r>
+    </w:p>
+    <w:p>
+      <w:pPr>
+        <w:rPr>
+          <w:rFonts w:hint="eastAsia"/>
+        </w:rPr>
+      </w:pPr>
+    </w:p>
+    <w:p>
+      <w:pPr>
+        <w:rPr>
+          <w:rFonts w:hint="eastAsia"/>
+        </w:rPr>
+      </w:pPr>
+      <w:r>
+        <w:rPr>
+          <w:rFonts w:hint="eastAsia"/>
+        </w:rPr>
+        <w:t>.tag-group {</w:t>
+      </w:r>
+    </w:p>
+    <w:p>
+      <w:pPr>
+        <w:rPr>
+          <w:rFonts w:hint="eastAsia"/>
+        </w:rPr>
+      </w:pPr>
+      <w:r>
+        <w:rPr>
+          <w:rFonts w:hint="eastAsia"/>
+        </w:rPr>
+        <w:t xml:space="preserve">    display: flex;</w:t>
+      </w:r>
+    </w:p>
+    <w:p>
+      <w:pPr>
+        <w:rPr>
+          <w:rFonts w:hint="eastAsia"/>
+        </w:rPr>
+      </w:pPr>
+      <w:r>
+        <w:rPr>
+          <w:rFonts w:hint="eastAsia"/>
+        </w:rPr>
+        <w:t xml:space="preserve">    gap: 0.5rem;</w:t>
+      </w:r>
+    </w:p>
+    <w:p>
+      <w:pPr>
+        <w:rPr>
+          <w:rFonts w:hint="eastAsia"/>
+        </w:rPr>
+      </w:pPr>
+      <w:r>
+        <w:rPr>
+          <w:rFonts w:hint="eastAsia"/>
+        </w:rPr>
+        <w:t xml:space="preserve">    flex-wrap: wrap;</w:t>
+      </w:r>
+    </w:p>
+    <w:p>
+      <w:pPr>
+        <w:rPr>
+          <w:rFonts w:hint="eastAsia"/>
+        </w:rPr>
+      </w:pPr>
+      <w:r>
+        <w:rPr>
+          <w:rFonts w:hint="eastAsia"/>
+        </w:rPr>
+        <w:t>}</w:t>
+      </w:r>
+    </w:p>
+    <w:p>
+      <w:pPr>
+        <w:rPr>
+          <w:rFonts w:hint="eastAsia"/>
+        </w:rPr>
+      </w:pPr>
+    </w:p>
+    <w:p>
+      <w:pPr>
+        <w:rPr>
+          <w:rFonts w:hint="eastAsia"/>
+        </w:rPr>
+      </w:pPr>
+      <w:r>
+        <w:rPr>
+          <w:rFonts w:hint="eastAsia"/>
+        </w:rPr>
+        <w:t>.search-input {</w:t>
+      </w:r>
+    </w:p>
+    <w:p>
+      <w:pPr>
+        <w:rPr>
+          <w:rFonts w:hint="eastAsia"/>
+        </w:rPr>
+      </w:pPr>
+      <w:r>
+        <w:rPr>
+          <w:rFonts w:hint="eastAsia"/>
+        </w:rPr>
+        <w:t xml:space="preserve">    width: 240px;</w:t>
+      </w:r>
+    </w:p>
+    <w:p>
+      <w:pPr>
+        <w:rPr>
+          <w:rFonts w:hint="eastAsia"/>
+        </w:rPr>
+      </w:pPr>
+      <w:r>
+        <w:rPr>
+          <w:rFonts w:hint="eastAsia"/>
+        </w:rPr>
+        <w:lastRenderedPageBreak/>
+        <w:t>}</w:t>
+      </w:r>
+    </w:p>
+    <w:p>
+      <w:pPr>
+        <w:rPr>
+          <w:rFonts w:hint="eastAsia"/>
+        </w:rPr>
+      </w:pPr>
+    </w:p>
+    <w:p>
+      <w:pPr>
+        <w:rPr>
+          <w:rFonts w:hint="eastAsia"/>
+        </w:rPr>
+      </w:pPr>
+      <w:r>
+        <w:rPr>
+          <w:rFonts w:hint="eastAsia"/>
+        </w:rPr>
+        <w:t>.post-card {</w:t>
+      </w:r>
+    </w:p>
+    <w:p>
+      <w:pPr>
+        <w:rPr>
+          <w:rFonts w:hint="eastAsia"/>
+        </w:rPr>
+      </w:pPr>
+      <w:r>
+        <w:rPr>
+          <w:rFonts w:hint="eastAsia"/>
+        </w:rPr>
+        <w:t xml:space="preserve">    background: #ffffff;</w:t>
+      </w:r>
+    </w:p>
+    <w:p>
+      <w:pPr>
+        <w:rPr>
+          <w:rFonts w:hint="eastAsia"/>
+        </w:rPr>
+      </w:pPr>
+      <w:r>
+        <w:rPr>
+          <w:rFonts w:hint="eastAsia"/>
+        </w:rPr>
+        <w:t xml:space="preserve">    border-radius: 1.25rem;</w:t>
+      </w:r>
+    </w:p>
+    <w:p>
+      <w:pPr>
+        <w:rPr>
+          <w:rFonts w:hint="eastAsia"/>
+        </w:rPr>
+      </w:pPr>
+      <w:r>
+        <w:rPr>
+          <w:rFonts w:hint="eastAsia"/>
+        </w:rPr>
+        <w:t xml:space="preserve">    box-shadow: 0 4px 12px rgba(0, 0, 0, 0.04);</w:t>
+      </w:r>
+    </w:p>
+    <w:p>
+      <w:pPr>
+        <w:rPr>
+          <w:rFonts w:hint="eastAsia"/>
+        </w:rPr>
+      </w:pPr>
+      <w:r>
+        <w:rPr>
+          <w:rFonts w:hint="eastAsia"/>
+        </w:rPr>
+        <w:t xml:space="preserve">    padding: 1.5rem;</w:t>
+      </w:r>
+    </w:p>
+    <w:p>
+      <w:pPr>
+        <w:rPr>
+          <w:rFonts w:hint="eastAsia"/>
+        </w:rPr>
+      </w:pPr>
+      <w:r>
+        <w:rPr>
+          <w:rFonts w:hint="eastAsia"/>
+        </w:rPr>
+        <w:t xml:space="preserve">    margin-bottom: 1.25rem;</w:t>
+      </w:r>
+    </w:p>
+    <w:p>
+      <w:pPr>
+        <w:rPr>
+          <w:rFonts w:hint="eastAsia"/>
+        </w:rPr>
+      </w:pPr>
+      <w:r>
+        <w:rPr>
+          <w:rFonts w:hint="eastAsia"/>
+        </w:rPr>
+        <w:t xml:space="preserve">    transition: all 0.2s;</w:t>
+      </w:r>
+    </w:p>
+    <w:p>
+      <w:pPr>
+        <w:rPr>
+          <w:rFonts w:hint="eastAsia"/>
+        </w:rPr>
+      </w:pPr>
+      <w:r>
+        <w:rPr>
+          <w:rFonts w:hint="eastAsia"/>
+        </w:rPr>
+        <w:t xml:space="preserve">    border: 1px solid var(--el-border-color-lighter);</w:t>
+      </w:r>
+    </w:p>
+    <w:p>
+      <w:pPr>
+        <w:rPr>
+          <w:rFonts w:hint="eastAsia"/>
+        </w:rPr>
+      </w:pPr>
+    </w:p>
+    <w:p>
+      <w:pPr>
+        <w:rPr>
+          <w:rFonts w:hint="eastAsia"/>
+        </w:rPr>
+      </w:pPr>
+      <w:r>
+        <w:rPr>
+          <w:rFonts w:hint="eastAsia"/>
+        </w:rPr>
+        <w:t xml:space="preserve">    &amp;:hover {</w:t>
+      </w:r>
+    </w:p>
+    <w:p>
+      <w:pPr>
+        <w:rPr>
+          <w:rFonts w:hint="eastAsia"/>
+        </w:rPr>
+      </w:pPr>
+      <w:r>
+        <w:rPr>
+          <w:rFonts w:hint="eastAsia"/>
+        </w:rPr>
+        <w:t xml:space="preserve">        box-shadow: 0 8px 24px rgba(0, 0, 0, 0.08);</w:t>
+      </w:r>
+    </w:p>
+    <w:p>
+      <w:pPr>
+        <w:rPr>
+          <w:rFonts w:hint="eastAsia"/>
+        </w:rPr>
+      </w:pPr>
+      <w:r>
+        <w:rPr>
+          <w:rFonts w:hint="eastAsia"/>
+        </w:rPr>
+        <w:t xml:space="preserve">        transform: translateY(-2px);</w:t>
+      </w:r>
+    </w:p>
+    <w:p>
+      <w:pPr>
+        <w:rPr>
+          <w:rFonts w:hint="eastAsia"/>
+        </w:rPr>
+      </w:pPr>
+      <w:r>
+        <w:rPr>
+          <w:rFonts w:hint="eastAsia"/>
+        </w:rPr>
+        <w:t xml:space="preserve">    }</w:t>
+      </w:r>
+    </w:p>
+    <w:p>
+      <w:pPr>
+        <w:rPr>
+          <w:rFonts w:hint="eastAsia"/>
+        </w:rPr>
+      </w:pPr>
+      <w:r>
+        <w:rPr>
+          <w:rFonts w:hint="eastAsia"/>
+        </w:rPr>
+        <w:t>}</w:t>
+      </w:r>
+    </w:p>
+    <w:p>
+      <w:pPr>
+        <w:rPr>
+          <w:rFonts w:hint="eastAsia"/>
+        </w:rPr>
+      </w:pPr>
+    </w:p>
+    <w:p>
+      <w:pPr>
+        <w:rPr>
+          <w:rFonts w:hint="eastAsia"/>
+        </w:rPr>
+      </w:pPr>
+      <w:r>
+        <w:rPr>
+          <w:rFonts w:hint="eastAsia"/>
+        </w:rPr>
+        <w:t>.post-card {</w:t>
+      </w:r>
+    </w:p>
+    <w:p>
+      <w:pPr>
+        <w:rPr>
+          <w:rFonts w:hint="eastAsia"/>
+        </w:rPr>
+      </w:pPr>
+      <w:r>
+        <w:rPr>
+          <w:rFonts w:hint="eastAsia"/>
+        </w:rPr>
+        <w:t xml:space="preserve">    cursor: pointer;</w:t>
+      </w:r>
+    </w:p>
+    <w:p>
+      <w:pPr>
+        <w:rPr>
+          <w:rFonts w:hint="eastAsia"/>
+        </w:rPr>
+      </w:pPr>
+      <w:r>
+        <w:rPr>
+          <w:rFonts w:hint="eastAsia"/>
+        </w:rPr>
+        <w:t xml:space="preserve">    transition: all 0.2s ease;</w:t>
+      </w:r>
+    </w:p>
+    <w:p>
+      <w:pPr>
+        <w:rPr>
+          <w:rFonts w:hint="eastAsia"/>
+        </w:rPr>
+      </w:pPr>
+      <w:r>
+        <w:rPr>
+          <w:rFonts w:hint="eastAsia"/>
+        </w:rPr>
+        <w:t>}</w:t>
+      </w:r>
+    </w:p>
+    <w:p>
+      <w:pPr>
+        <w:rPr>
+          <w:rFonts w:hint="eastAsia"/>
+        </w:rPr>
+      </w:pPr>
+    </w:p>
+    <w:p>
+      <w:pPr>
+        <w:rPr>
+          <w:rFonts w:hint="eastAsia"/>
+        </w:rPr>
+      </w:pPr>
+      <w:r>
+        <w:rPr>
+          <w:rFonts w:hint="eastAsia"/>
+        </w:rPr>
+        <w:t>.post-card:hover {</w:t>
+      </w:r>
+    </w:p>
+    <w:p>
+      <w:pPr>
+        <w:rPr>
+          <w:rFonts w:hint="eastAsia"/>
+        </w:rPr>
+      </w:pPr>
+      <w:r>
+        <w:rPr>
+          <w:rFonts w:hint="eastAsia"/>
+        </w:rPr>
+        <w:t xml:space="preserve">    transform: translateY(-2px);</w:t>
+      </w:r>
+    </w:p>
+    <w:p>
+      <w:pPr>
+        <w:rPr>
+          <w:rFonts w:hint="eastAsia"/>
+        </w:rPr>
+      </w:pPr>
+      <w:r>
+        <w:rPr>
+          <w:rFonts w:hint="eastAsia"/>
+        </w:rPr>
+        <w:t xml:space="preserve">    box-shadow: var(--shadow-md);</w:t>
+      </w:r>
+    </w:p>
+    <w:p>
+      <w:pPr>
+        <w:rPr>
+          <w:rFonts w:hint="eastAsia"/>
+        </w:rPr>
+      </w:pPr>
+      <w:r>
+        <w:rPr>
+          <w:rFonts w:hint="eastAsia"/>
+        </w:rPr>
+        <w:t>}</w:t>
+      </w:r>
+    </w:p>
+    <w:p>
+      <w:pPr>
+        <w:rPr>
+          <w:rFonts w:hint="eastAsia"/>
+        </w:rPr>
+      </w:pPr>
+    </w:p>
+    <w:p>
+      <w:pPr>
+        <w:rPr>
+          <w:rFonts w:hint="eastAsia"/>
+        </w:rPr>
+      </w:pPr>
+      <w:r>
+        <w:rPr>
+          <w:rFonts w:hint="eastAsia"/>
+        </w:rPr>
+        <w:t>.card-header {</w:t>
+      </w:r>
+    </w:p>
+    <w:p>
+      <w:pPr>
+        <w:rPr>
+          <w:rFonts w:hint="eastAsia"/>
+        </w:rPr>
+      </w:pPr>
+      <w:r>
+        <w:rPr>
+          <w:rFonts w:hint="eastAsia"/>
+        </w:rPr>
+        <w:t xml:space="preserve">    display: flex;</w:t>
+      </w:r>
+    </w:p>
+    <w:p>
+      <w:pPr>
+        <w:rPr>
+          <w:rFonts w:hint="eastAsia"/>
+        </w:rPr>
+      </w:pPr>
+      <w:r>
+        <w:rPr>
+          <w:rFonts w:hint="eastAsia"/>
+        </w:rPr>
+        <w:t xml:space="preserve">    justify-content: space-between;</w:t>
+      </w:r>
+    </w:p>
+    <w:p>
+      <w:pPr>
+        <w:rPr>
+          <w:rFonts w:hint="eastAsia"/>
+        </w:rPr>
+      </w:pPr>
+      <w:r>
+        <w:rPr>
+          <w:rFonts w:hint="eastAsia"/>
+        </w:rPr>
+        <w:t xml:space="preserve">    align-items: center;</w:t>
+      </w:r>
+    </w:p>
+    <w:p>
+      <w:pPr>
+        <w:rPr>
+          <w:rFonts w:hint="eastAsia"/>
+        </w:rPr>
+      </w:pPr>
+      <w:r>
+        <w:rPr>
+          <w:rFonts w:hint="eastAsia"/>
+        </w:rPr>
+        <w:t xml:space="preserve">    margin-bottom: 1rem;</w:t>
+      </w:r>
+    </w:p>
+    <w:p>
+      <w:pPr>
+        <w:rPr>
+          <w:rFonts w:hint="eastAsia"/>
+        </w:rPr>
+      </w:pPr>
+      <w:r>
+        <w:rPr>
+          <w:rFonts w:hint="eastAsia"/>
+        </w:rPr>
+        <w:t>}</w:t>
+      </w:r>
+    </w:p>
+    <w:p>
+      <w:pPr>
+        <w:rPr>
+          <w:rFonts w:hint="eastAsia"/>
+        </w:rPr>
+      </w:pPr>
+    </w:p>
+    <w:p>
+      <w:pPr>
+        <w:rPr>
+          <w:rFonts w:hint="eastAsia"/>
+        </w:rPr>
+      </w:pPr>
+      <w:r>
+        <w:rPr>
+          <w:rFonts w:hint="eastAsia"/>
+        </w:rPr>
+        <w:t>.author {</w:t>
+      </w:r>
+    </w:p>
+    <w:p>
+      <w:pPr>
+        <w:rPr>
+          <w:rFonts w:hint="eastAsia"/>
+        </w:rPr>
+      </w:pPr>
+      <w:r>
+        <w:rPr>
+          <w:rFonts w:hint="eastAsia"/>
+        </w:rPr>
+        <w:t xml:space="preserve">    display: flex;</w:t>
+      </w:r>
+    </w:p>
+    <w:p>
+      <w:pPr>
+        <w:rPr>
+          <w:rFonts w:hint="eastAsia"/>
+        </w:rPr>
+      </w:pPr>
+      <w:r>
+        <w:rPr>
+          <w:rFonts w:hint="eastAsia"/>
+        </w:rPr>
+        <w:t xml:space="preserve">    align-items: center;</w:t>
+      </w:r>
+    </w:p>
+    <w:p>
+      <w:pPr>
+        <w:rPr>
+          <w:rFonts w:hint="eastAsia"/>
+        </w:rPr>
+      </w:pPr>
+      <w:r>
+        <w:rPr>
+          <w:rFonts w:hint="eastAsia"/>
+        </w:rPr>
+        <w:t xml:space="preserve">    gap: 0.75rem;</w:t>
+      </w:r>
+    </w:p>
+    <w:p>
+      <w:pPr>
+        <w:rPr>
+          <w:rFonts w:hint="eastAsia"/>
+        </w:rPr>
+      </w:pPr>
+      <w:r>
+        <w:rPr>
+          <w:rFonts w:hint="eastAsia"/>
+        </w:rPr>
+        <w:t>}</w:t>
+      </w:r>
+    </w:p>
+    <w:p>
+      <w:pPr>
+        <w:rPr>
+          <w:rFonts w:hint="eastAsia"/>
+        </w:rPr>
+      </w:pPr>
+    </w:p>
+    <w:p>
+      <w:pPr>
+        <w:rPr>
+          <w:rFonts w:hint="eastAsia"/>
+        </w:rPr>
+      </w:pPr>
+      <w:r>
+        <w:rPr>
+          <w:rFonts w:hint="eastAsia"/>
+        </w:rPr>
+        <w:t>.author-name {</w:t>
+      </w:r>
+    </w:p>
+    <w:p>
+      <w:pPr>
+        <w:rPr>
+          <w:rFonts w:hint="eastAsia"/>
+        </w:rPr>
+      </w:pPr>
+      <w:r>
+        <w:rPr>
+          <w:rFonts w:hint="eastAsia"/>
+        </w:rPr>
+        <w:t xml:space="preserve">    font-weight: 600;</w:t>
+      </w:r>
+    </w:p>
+    <w:p>
+      <w:pPr>
+        <w:rPr>
+          <w:rFonts w:hint="eastAsia"/>
+        </w:rPr>
+      </w:pPr>
+      <w:r>
+        <w:rPr>
+          <w:rFonts w:hint="eastAsia"/>
+        </w:rPr>
+        <w:t>}</w:t>
+      </w:r>
+    </w:p>
+    <w:p>
+      <w:pPr>
+        <w:rPr>
+          <w:rFonts w:hint="eastAsia"/>
+        </w:rPr>
+      </w:pPr>
+    </w:p>
+    <w:p>
+      <w:pPr>
+        <w:rPr>
+          <w:rFonts w:hint="eastAsia"/>
+        </w:rPr>
+      </w:pPr>
+      <w:r>
+        <w:rPr>
+          <w:rFonts w:hint="eastAsia"/>
+        </w:rPr>
+        <w:lastRenderedPageBreak/>
+        <w:t>.post-time {</w:t>
+      </w:r>
+    </w:p>
+    <w:p>
+      <w:pPr>
+        <w:rPr>
+          <w:rFonts w:hint="eastAsia"/>
+        </w:rPr>
+      </w:pPr>
+      <w:r>
+        <w:rPr>
+          <w:rFonts w:hint="eastAsia"/>
+        </w:rPr>
+        <w:t xml:space="preserve">    font-size: 0.75rem;</w:t>
+      </w:r>
+    </w:p>
+    <w:p>
+      <w:pPr>
+        <w:rPr>
+          <w:rFonts w:hint="eastAsia"/>
+        </w:rPr>
+      </w:pPr>
+      <w:r>
+        <w:rPr>
+          <w:rFonts w:hint="eastAsia"/>
+        </w:rPr>
+        <w:t xml:space="preserve">    color: var(--el-text-color-secondary);</w:t>
+      </w:r>
+    </w:p>
+    <w:p>
+      <w:pPr>
+        <w:rPr>
+          <w:rFonts w:hint="eastAsia"/>
+        </w:rPr>
+      </w:pPr>
+      <w:r>
+        <w:rPr>
+          <w:rFonts w:hint="eastAsia"/>
+        </w:rPr>
+        <w:t>}</w:t>
+      </w:r>
+    </w:p>
+    <w:p>
+      <w:pPr>
+        <w:rPr>
+          <w:rFonts w:hint="eastAsia"/>
+        </w:rPr>
+      </w:pPr>
+    </w:p>
+    <w:p>
+      <w:pPr>
+        <w:rPr>
+          <w:rFonts w:hint="eastAsia"/>
+        </w:rPr>
+      </w:pPr>
+      <w:r>
+        <w:rPr>
+          <w:rFonts w:hint="eastAsia"/>
+        </w:rPr>
+        <w:t>.post-title {</w:t>
+      </w:r>
+    </w:p>
+    <w:p>
+      <w:pPr>
+        <w:rPr>
+          <w:rFonts w:hint="eastAsia"/>
+        </w:rPr>
+      </w:pPr>
+      <w:r>
+        <w:rPr>
+          <w:rFonts w:hint="eastAsia"/>
+        </w:rPr>
+        <w:t xml:space="preserve">    font-size: 1.35rem;</w:t>
+      </w:r>
+    </w:p>
+    <w:p>
+      <w:pPr>
+        <w:rPr>
+          <w:rFonts w:hint="eastAsia"/>
+        </w:rPr>
+      </w:pPr>
+      <w:r>
+        <w:rPr>
+          <w:rFonts w:hint="eastAsia"/>
+        </w:rPr>
+        <w:t xml:space="preserve">    font-weight: 700;</w:t>
+      </w:r>
+    </w:p>
+    <w:p>
+      <w:pPr>
+        <w:rPr>
+          <w:rFonts w:hint="eastAsia"/>
+        </w:rPr>
+      </w:pPr>
+      <w:r>
+        <w:rPr>
+          <w:rFonts w:hint="eastAsia"/>
+        </w:rPr>
+        <w:t xml:space="preserve">    margin: 0.5rem 0;</w:t>
+      </w:r>
+    </w:p>
+    <w:p>
+      <w:pPr>
+        <w:rPr>
+          <w:rFonts w:hint="eastAsia"/>
+        </w:rPr>
+      </w:pPr>
+      <w:r>
+        <w:rPr>
+          <w:rFonts w:hint="eastAsia"/>
+        </w:rPr>
+        <w:t>}</w:t>
+      </w:r>
+    </w:p>
+    <w:p>
+      <w:pPr>
+        <w:rPr>
+          <w:rFonts w:hint="eastAsia"/>
+        </w:rPr>
+      </w:pPr>
+    </w:p>
+    <w:p>
+      <w:pPr>
+        <w:rPr>
+          <w:rFonts w:hint="eastAsia"/>
+        </w:rPr>
+      </w:pPr>
+      <w:r>
+        <w:rPr>
+          <w:rFonts w:hint="eastAsia"/>
+        </w:rPr>
+        <w:t>.post-content {</w:t>
+      </w:r>
+    </w:p>
+    <w:p>
+      <w:pPr>
+        <w:rPr>
+          <w:rFonts w:hint="eastAsia"/>
+        </w:rPr>
+      </w:pPr>
+      <w:r>
+        <w:rPr>
+          <w:rFonts w:hint="eastAsia"/>
+        </w:rPr>
+        <w:t xml:space="preserve">    color: #334155;</w:t>
+      </w:r>
+    </w:p>
+    <w:p>
+      <w:pPr>
+        <w:rPr>
+          <w:rFonts w:hint="eastAsia"/>
+        </w:rPr>
+      </w:pPr>
+      <w:r>
+        <w:rPr>
+          <w:rFonts w:hint="eastAsia"/>
+        </w:rPr>
+        <w:t xml:space="preserve">    line-height: 1.5;</w:t>
+      </w:r>
+    </w:p>
+    <w:p>
+      <w:pPr>
+        <w:rPr>
+          <w:rFonts w:hint="eastAsia"/>
+        </w:rPr>
+      </w:pPr>
+      <w:r>
+        <w:rPr>
+          <w:rFonts w:hint="eastAsia"/>
+        </w:rPr>
+        <w:t xml:space="preserve">    margin: 0.75rem 0;</w:t>
+      </w:r>
+    </w:p>
+    <w:p>
+      <w:pPr>
+        <w:rPr>
+          <w:rFonts w:hint="eastAsia"/>
+        </w:rPr>
+      </w:pPr>
+      <w:r>
+        <w:rPr>
+          <w:rFonts w:hint="eastAsia"/>
+        </w:rPr>
+        <w:t xml:space="preserve">    display: -webkit-box;</w:t>
+      </w:r>
+    </w:p>
+    <w:p>
+      <w:pPr>
+        <w:rPr>
+          <w:rFonts w:hint="eastAsia"/>
+        </w:rPr>
+      </w:pPr>
+      <w:r>
+        <w:rPr>
+          <w:rFonts w:hint="eastAsia"/>
+        </w:rPr>
+        <w:t xml:space="preserve">    -webkit-box-orient: vertical;</w:t>
+      </w:r>
+    </w:p>
+    <w:p>
+      <w:pPr>
+        <w:rPr>
+          <w:rFonts w:hint="eastAsia"/>
+        </w:rPr>
+      </w:pPr>
+      <w:r>
+        <w:rPr>
+          <w:rFonts w:hint="eastAsia"/>
+        </w:rPr>
+        <w:t xml:space="preserve">    overflow: hidden;</w:t>
+      </w:r>
+    </w:p>
+    <w:p>
+      <w:pPr>
+        <w:rPr>
+          <w:rFonts w:hint="eastAsia"/>
+        </w:rPr>
+      </w:pPr>
+      <w:r>
+        <w:rPr>
+          <w:rFonts w:hint="eastAsia"/>
+        </w:rPr>
+        <w:t>}</w:t>
+      </w:r>
+    </w:p>
+    <w:p>
+      <w:pPr>
+        <w:rPr>
+          <w:rFonts w:hint="eastAsia"/>
+        </w:rPr>
+      </w:pPr>
+    </w:p>
+    <w:p>
+      <w:pPr>
+        <w:rPr>
+          <w:rFonts w:hint="eastAsia"/>
+        </w:rPr>
+      </w:pPr>
+      <w:r>
+        <w:rPr>
+          <w:rFonts w:hint="eastAsia"/>
+        </w:rPr>
+        <w:t>.tags {</w:t>
+      </w:r>
+    </w:p>
+    <w:p>
+      <w:pPr>
+        <w:rPr>
+          <w:rFonts w:hint="eastAsia"/>
+        </w:rPr>
+      </w:pPr>
+      <w:r>
+        <w:rPr>
+          <w:rFonts w:hint="eastAsia"/>
+        </w:rPr>
+        <w:t xml:space="preserve">    display: flex;</w:t>
+      </w:r>
+    </w:p>
+    <w:p>
+      <w:pPr>
+        <w:rPr>
+          <w:rFonts w:hint="eastAsia"/>
+        </w:rPr>
+      </w:pPr>
+      <w:r>
+        <w:rPr>
+          <w:rFonts w:hint="eastAsia"/>
+        </w:rPr>
+        <w:t xml:space="preserve">    gap: 0.5rem;</w:t>
+      </w:r>
+    </w:p>
+    <w:p>
+      <w:pPr>
+        <w:rPr>
+          <w:rFonts w:hint="eastAsia"/>
+        </w:rPr>
+      </w:pPr>
+      <w:r>
+        <w:rPr>
+          <w:rFonts w:hint="eastAsia"/>
+        </w:rPr>
+        <w:t xml:space="preserve">    flex-wrap: wrap;</w:t>
+      </w:r>
+    </w:p>
+    <w:p>
+      <w:pPr>
+        <w:rPr>
+          <w:rFonts w:hint="eastAsia"/>
+        </w:rPr>
+      </w:pPr>
+      <w:r>
+        <w:rPr>
+          <w:rFonts w:hint="eastAsia"/>
+        </w:rPr>
+        <w:t xml:space="preserve">    margin: 0.75rem 0;</w:t>
+      </w:r>
+    </w:p>
+    <w:p>
+      <w:pPr>
+        <w:rPr>
+          <w:rFonts w:hint="eastAsia"/>
+        </w:rPr>
+      </w:pPr>
+      <w:r>
+        <w:rPr>
+          <w:rFonts w:hint="eastAsia"/>
+        </w:rPr>
+        <w:t>}</w:t>
+      </w:r>
+    </w:p>
+    <w:p>
+      <w:pPr>
+        <w:rPr>
+          <w:rFonts w:hint="eastAsia"/>
+        </w:rPr>
+      </w:pPr>
+    </w:p>
+    <w:p>
+      <w:pPr>
+        <w:rPr>
+          <w:rFonts w:hint="eastAsia"/>
+        </w:rPr>
+      </w:pPr>
+      <w:r>
+        <w:rPr>
+          <w:rFonts w:hint="eastAsia"/>
+        </w:rPr>
+        <w:t>.post-stats {</w:t>
+      </w:r>
+    </w:p>
+    <w:p>
+      <w:pPr>
+        <w:rPr>
+          <w:rFonts w:hint="eastAsia"/>
+        </w:rPr>
+      </w:pPr>
+      <w:r>
+        <w:rPr>
+          <w:rFonts w:hint="eastAsia"/>
+        </w:rPr>
+        <w:t xml:space="preserve">    display: flex;</w:t>
+      </w:r>
+    </w:p>
+    <w:p>
+      <w:pPr>
+        <w:rPr>
+          <w:rFonts w:hint="eastAsia"/>
+        </w:rPr>
+      </w:pPr>
+      <w:r>
+        <w:rPr>
+          <w:rFonts w:hint="eastAsia"/>
+        </w:rPr>
+        <w:t xml:space="preserve">    gap: 1.5rem;</w:t>
+      </w:r>
+    </w:p>
+    <w:p>
+      <w:pPr>
+        <w:rPr>
+          <w:rFonts w:hint="eastAsia"/>
+        </w:rPr>
+      </w:pPr>
+      <w:r>
+        <w:rPr>
+          <w:rFonts w:hint="eastAsia"/>
+        </w:rPr>
+        <w:t xml:space="preserve">    margin-top: 1rem;</w:t>
+      </w:r>
+    </w:p>
+    <w:p>
+      <w:pPr>
+        <w:rPr>
+          <w:rFonts w:hint="eastAsia"/>
+        </w:rPr>
+      </w:pPr>
+      <w:r>
+        <w:rPr>
+          <w:rFonts w:hint="eastAsia"/>
+        </w:rPr>
+        <w:t xml:space="preserve">    padding-top: 0.75rem;</w:t>
+      </w:r>
+    </w:p>
+    <w:p>
+      <w:pPr>
+        <w:rPr>
+          <w:rFonts w:hint="eastAsia"/>
+        </w:rPr>
+      </w:pPr>
+      <w:r>
+        <w:rPr>
+          <w:rFonts w:hint="eastAsia"/>
+        </w:rPr>
+        <w:t xml:space="preserve">    border-top: 1px solid var(--el-border-color-lighter);</w:t>
+      </w:r>
+    </w:p>
+    <w:p>
+      <w:pPr>
+        <w:rPr>
+          <w:rFonts w:hint="eastAsia"/>
+        </w:rPr>
+      </w:pPr>
+      <w:r>
+        <w:rPr>
+          <w:rFonts w:hint="eastAsia"/>
+        </w:rPr>
+        <w:t>}</w:t>
+      </w:r>
+    </w:p>
+    <w:p>
+      <w:pPr>
+        <w:rPr>
+          <w:rFonts w:hint="eastAsia"/>
+        </w:rPr>
+      </w:pPr>
+    </w:p>
+    <w:p>
+      <w:pPr>
+        <w:rPr>
+          <w:rFonts w:hint="eastAsia"/>
+        </w:rPr>
+      </w:pPr>
+      <w:r>
+        <w:rPr>
+          <w:rFonts w:hint="eastAsia"/>
+        </w:rPr>
+        <w:t>.stat-item {</w:t>
+      </w:r>
+    </w:p>
+    <w:p>
+      <w:pPr>
+        <w:rPr>
+          <w:rFonts w:hint="eastAsia"/>
+        </w:rPr>
+      </w:pPr>
+      <w:r>
+        <w:rPr>
+          <w:rFonts w:hint="eastAsia"/>
+        </w:rPr>
+        <w:t xml:space="preserve">    display: flex;</w:t>
+      </w:r>
+    </w:p>
+    <w:p>
+      <w:pPr>
+        <w:rPr>
+          <w:rFonts w:hint="eastAsia"/>
+        </w:rPr>
+      </w:pPr>
+      <w:r>
+        <w:rPr>
+          <w:rFonts w:hint="eastAsia"/>
+        </w:rPr>
+        <w:t xml:space="preserve">    align-items: center;</w:t>
+      </w:r>
+    </w:p>
+    <w:p>
+      <w:pPr>
+        <w:rPr>
+          <w:rFonts w:hint="eastAsia"/>
+        </w:rPr>
+      </w:pPr>
+      <w:r>
+        <w:rPr>
+          <w:rFonts w:hint="eastAsia"/>
+        </w:rPr>
+        <w:t xml:space="preserve">    gap: 0.4rem;</w:t>
+      </w:r>
+    </w:p>
+    <w:p>
+      <w:pPr>
+        <w:rPr>
+          <w:rFonts w:hint="eastAsia"/>
+        </w:rPr>
+      </w:pPr>
+      <w:r>
+        <w:rPr>
+          <w:rFonts w:hint="eastAsia"/>
+        </w:rPr>
+        <w:t xml:space="preserve">    color: var(--el-text-color-secondary);</w:t>
+      </w:r>
+    </w:p>
+    <w:p>
+      <w:pPr>
+        <w:rPr>
+          <w:rFonts w:hint="eastAsia"/>
+        </w:rPr>
+      </w:pPr>
+      <w:r>
+        <w:rPr>
+          <w:rFonts w:hint="eastAsia"/>
+        </w:rPr>
+        <w:t xml:space="preserve">    font-size: 0.85rem;</w:t>
+      </w:r>
+    </w:p>
+    <w:p>
+      <w:pPr>
+        <w:rPr>
+          <w:rFonts w:hint="eastAsia"/>
+        </w:rPr>
+      </w:pPr>
+      <w:r>
+        <w:rPr>
+          <w:rFonts w:hint="eastAsia"/>
+        </w:rPr>
+        <w:t xml:space="preserve">    cursor: pointer;</w:t>
+      </w:r>
+    </w:p>
+    <w:p>
+      <w:pPr>
+        <w:rPr>
+          <w:rFonts w:hint="eastAsia"/>
+        </w:rPr>
+      </w:pPr>
+      <w:r>
+        <w:rPr>
+          <w:rFonts w:hint="eastAsia"/>
+        </w:rPr>
+        <w:t xml:space="preserve">    transition: color 0.2s;</w:t>
+      </w:r>
+    </w:p>
+    <w:p>
+      <w:pPr>
+        <w:rPr>
+          <w:rFonts w:hint="eastAsia"/>
+        </w:rPr>
+      </w:pPr>
+    </w:p>
+    <w:p>
+      <w:pPr>
+        <w:rPr>
+          <w:rFonts w:hint="eastAsia"/>
+        </w:rPr>
+      </w:pPr>
+      <w:r>
+        <w:rPr>
+          <w:rFonts w:hint="eastAsia"/>
+        </w:rPr>
+        <w:lastRenderedPageBreak/>
+        <w:t xml:space="preserve">    &amp;.liked {</w:t>
+      </w:r>
+    </w:p>
+    <w:p>
+      <w:pPr>
+        <w:rPr>
+          <w:rFonts w:hint="eastAsia"/>
+        </w:rPr>
+      </w:pPr>
+      <w:r>
+        <w:rPr>
+          <w:rFonts w:hint="eastAsia"/>
+        </w:rPr>
+        <w:t xml:space="preserve">        color: var(--el-color-primary);</w:t>
+      </w:r>
+    </w:p>
+    <w:p>
+      <w:pPr>
+        <w:rPr>
+          <w:rFonts w:hint="eastAsia"/>
+        </w:rPr>
+      </w:pPr>
+      <w:r>
+        <w:rPr>
+          <w:rFonts w:hint="eastAsia"/>
+        </w:rPr>
+        <w:t xml:space="preserve">    }</w:t>
+      </w:r>
+    </w:p>
+    <w:p>
+      <w:pPr>
+        <w:rPr>
+          <w:rFonts w:hint="eastAsia"/>
+        </w:rPr>
+      </w:pPr>
+    </w:p>
+    <w:p>
+      <w:pPr>
+        <w:rPr>
+          <w:rFonts w:hint="eastAsia"/>
+        </w:rPr>
+      </w:pPr>
+      <w:r>
+        <w:rPr>
+          <w:rFonts w:hint="eastAsia"/>
+        </w:rPr>
+        <w:t xml:space="preserve">    &amp;:hover {</w:t>
+      </w:r>
+    </w:p>
+    <w:p>
+      <w:pPr>
+        <w:rPr>
+          <w:rFonts w:hint="eastAsia"/>
+        </w:rPr>
+      </w:pPr>
+      <w:r>
+        <w:rPr>
+          <w:rFonts w:hint="eastAsia"/>
+        </w:rPr>
+        <w:t xml:space="preserve">        color: var(--el-color-primary);</w:t>
+      </w:r>
+    </w:p>
+    <w:p>
+      <w:pPr>
+        <w:rPr>
+          <w:rFonts w:hint="eastAsia"/>
+        </w:rPr>
+      </w:pPr>
+      <w:r>
+        <w:rPr>
+          <w:rFonts w:hint="eastAsia"/>
+        </w:rPr>
+        <w:t xml:space="preserve">    }</w:t>
+      </w:r>
+    </w:p>
+    <w:p>
+      <w:pPr>
+        <w:rPr>
+          <w:rFonts w:hint="eastAsia"/>
+        </w:rPr>
+      </w:pPr>
+      <w:r>
+        <w:rPr>
+          <w:rFonts w:hint="eastAsia"/>
+        </w:rPr>
+        <w:t>}</w:t>
+      </w:r>
+    </w:p>
+    <w:p>
+      <w:pPr>
+        <w:rPr>
+          <w:rFonts w:hint="eastAsia"/>
+        </w:rPr>
+      </w:pPr>
+    </w:p>
+    <w:p>
+      <w:pPr>
+        <w:rPr>
+          <w:rFonts w:hint="eastAsia"/>
+        </w:rPr>
+      </w:pPr>
+      <w:r>
+        <w:rPr>
+          <w:rFonts w:hint="eastAsia"/>
+        </w:rPr>
+        <w:t>.load-more {</w:t>
+      </w:r>
+    </w:p>
+    <w:p>
+      <w:pPr>
+        <w:rPr>
+          <w:rFonts w:hint="eastAsia"/>
+        </w:rPr>
+      </w:pPr>
+      <w:r>
+        <w:rPr>
+          <w:rFonts w:hint="eastAsia"/>
+        </w:rPr>
+        <w:t xml:space="preserve">    text-align: center;</w:t>
+      </w:r>
+    </w:p>
+    <w:p>
+      <w:pPr>
+        <w:rPr>
+          <w:rFonts w:hint="eastAsia"/>
+        </w:rPr>
+      </w:pPr>
+      <w:r>
+        <w:rPr>
+          <w:rFonts w:hint="eastAsia"/>
+        </w:rPr>
+        <w:t xml:space="preserve">    margin: 2rem 0;</w:t>
+      </w:r>
+    </w:p>
+    <w:p>
+      <w:pPr>
+        <w:rPr>
+          <w:rFonts w:hint="eastAsia"/>
+        </w:rPr>
+      </w:pPr>
+      <w:r>
+        <w:rPr>
+          <w:rFonts w:hint="eastAsia"/>
+        </w:rPr>
+        <w:t>}</w:t>
+      </w:r>
+    </w:p>
+    <w:p>
+      <w:pPr>
+        <w:rPr>
+          <w:rFonts w:hint="eastAsia"/>
+        </w:rPr>
+      </w:pPr>
+    </w:p>
+    <w:p>
+      <w:pPr>
+        <w:rPr>
+          <w:rFonts w:hint="eastAsia"/>
+        </w:rPr>
+      </w:pPr>
+      <w:r>
+        <w:rPr>
+          <w:rFonts w:hint="eastAsia"/>
+        </w:rPr>
+        <w:t>.float-btn {</w:t>
+      </w:r>
+    </w:p>
+    <w:p>
+      <w:pPr>
+        <w:rPr>
+          <w:rFonts w:hint="eastAsia"/>
+        </w:rPr>
+      </w:pPr>
+      <w:r>
+        <w:rPr>
+          <w:rFonts w:hint="eastAsia"/>
+        </w:rPr>
+        <w:t xml:space="preserve">    position: fixed;</w:t>
+      </w:r>
+    </w:p>
+    <w:p>
+      <w:pPr>
+        <w:rPr>
+          <w:rFonts w:hint="eastAsia"/>
+        </w:rPr>
+      </w:pPr>
+      <w:r>
+        <w:rPr>
+          <w:rFonts w:hint="eastAsia"/>
+        </w:rPr>
+        <w:t xml:space="preserve">    bottom: 2rem;</w:t>
+      </w:r>
+    </w:p>
+    <w:p>
+      <w:pPr>
+        <w:rPr>
+          <w:rFonts w:hint="eastAsia"/>
+        </w:rPr>
+      </w:pPr>
+      <w:r>
+        <w:rPr>
+          <w:rFonts w:hint="eastAsia"/>
+        </w:rPr>
+        <w:t xml:space="preserve">    right: 2rem;</w:t>
+      </w:r>
+    </w:p>
+    <w:p>
+      <w:pPr>
+        <w:rPr>
+          <w:rFonts w:hint="eastAsia"/>
+        </w:rPr>
+      </w:pPr>
+      <w:r>
+        <w:rPr>
+          <w:rFonts w:hint="eastAsia"/>
+        </w:rPr>
+        <w:t xml:space="preserve">    width: 56px;</w:t>
+      </w:r>
+    </w:p>
+    <w:p>
+      <w:pPr>
+        <w:rPr>
+          <w:rFonts w:hint="eastAsia"/>
+        </w:rPr>
+      </w:pPr>
+      <w:r>
+        <w:rPr>
+          <w:rFonts w:hint="eastAsia"/>
+        </w:rPr>
+        <w:t xml:space="preserve">    height: 56px;</w:t>
+      </w:r>
+    </w:p>
+    <w:p>
+      <w:pPr>
+        <w:rPr>
+          <w:rFonts w:hint="eastAsia"/>
+        </w:rPr>
+      </w:pPr>
+      <w:r>
+        <w:rPr>
+          <w:rFonts w:hint="eastAsia"/>
+        </w:rPr>
+        <w:t xml:space="preserve">    border-radius: 28px;</w:t>
+      </w:r>
+    </w:p>
+    <w:p>
+      <w:pPr>
+        <w:rPr>
+          <w:rFonts w:hint="eastAsia"/>
+        </w:rPr>
+      </w:pPr>
+      <w:r>
+        <w:rPr>
+          <w:rFonts w:hint="eastAsia"/>
+        </w:rPr>
+        <w:t xml:space="preserve">    box-shadow: 0 8px 20px rgba(46, 91, 255, 0.3);</w:t>
+      </w:r>
+    </w:p>
+    <w:p>
+      <w:pPr>
+        <w:rPr>
+          <w:rFonts w:hint="eastAsia"/>
+        </w:rPr>
+      </w:pPr>
+      <w:r>
+        <w:rPr>
+          <w:rFonts w:hint="eastAsia"/>
+        </w:rPr>
+        <w:t xml:space="preserve">    transition: transform 0.2s;</w:t>
+      </w:r>
+    </w:p>
+    <w:p>
+      <w:pPr>
+        <w:rPr>
+          <w:rFonts w:hint="eastAsia"/>
+        </w:rPr>
+      </w:pPr>
+    </w:p>
+    <w:p>
+      <w:pPr>
+        <w:rPr>
+          <w:rFonts w:hint="eastAsia"/>
+        </w:rPr>
+      </w:pPr>
+      <w:r>
+        <w:rPr>
+          <w:rFonts w:hint="eastAsia"/>
+        </w:rPr>
+        <w:t xml:space="preserve">    &amp;:hover {</w:t>
+      </w:r>
+    </w:p>
+    <w:p>
+      <w:pPr>
+        <w:rPr>
+          <w:rFonts w:hint="eastAsia"/>
+        </w:rPr>
+      </w:pPr>
+      <w:r>
+        <w:rPr>
+          <w:rFonts w:hint="eastAsia"/>
+        </w:rPr>
+        <w:t xml:space="preserve">        transform: scale(1.05);</w:t>
+      </w:r>
+    </w:p>
+    <w:p>
+      <w:pPr>
+        <w:rPr>
+          <w:rFonts w:hint="eastAsia"/>
+        </w:rPr>
+      </w:pPr>
+      <w:r>
+        <w:rPr>
+          <w:rFonts w:hint="eastAsia"/>
+        </w:rPr>
+        <w:t xml:space="preserve">    }</w:t>
+      </w:r>
+    </w:p>
+    <w:p>
+      <w:pPr>
+        <w:rPr>
+          <w:rFonts w:hint="eastAsia"/>
+        </w:rPr>
+      </w:pPr>
+      <w:r>
+        <w:rPr>
+          <w:rFonts w:hint="eastAsia"/>
+        </w:rPr>
+        <w:t>}</w:t>
+      </w:r>
+    </w:p>
+    <w:p>
+      <w:pPr>
+        <w:rPr>
+          <w:rFonts w:hint="eastAsia"/>
+        </w:rPr>
+      </w:pPr>
+    </w:p>
+    <w:p>
+      <w:pPr>
+        <w:rPr>
+          <w:rFonts w:hint="eastAsia"/>
+        </w:rPr>
+      </w:pPr>
+      <w:r>
+        <w:rPr>
+          <w:rFonts w:hint="eastAsia"/>
+        </w:rPr>
+        <w:t>.form-hint {</w:t>
+      </w:r>
+    </w:p>
+    <w:p>
+      <w:pPr>
+        <w:rPr>
+          <w:rFonts w:hint="eastAsia"/>
+        </w:rPr>
+      </w:pPr>
+      <w:r>
+        <w:rPr>
+          <w:rFonts w:hint="eastAsia"/>
+        </w:rPr>
+        <w:t xml:space="preserve">    font-size: 0.75rem;</w:t>
+      </w:r>
+    </w:p>
+    <w:p>
+      <w:pPr>
+        <w:rPr>
+          <w:rFonts w:hint="eastAsia"/>
+        </w:rPr>
+      </w:pPr>
+      <w:r>
+        <w:rPr>
+          <w:rFonts w:hint="eastAsia"/>
+        </w:rPr>
+        <w:t xml:space="preserve">    color: var(--el-text-color-secondary);</w:t>
+      </w:r>
+    </w:p>
+    <w:p>
+      <w:pPr>
+        <w:rPr>
+          <w:rFonts w:hint="eastAsia"/>
+        </w:rPr>
+      </w:pPr>
+      <w:r>
+        <w:rPr>
+          <w:rFonts w:hint="eastAsia"/>
+        </w:rPr>
+        <w:t xml:space="preserve">    margin-top: 0.25rem;</w:t>
+      </w:r>
+    </w:p>
+    <w:p>
+      <w:pPr>
+        <w:rPr>
+          <w:rFonts w:hint="eastAsia"/>
+        </w:rPr>
+      </w:pPr>
+      <w:r>
+        <w:rPr>
+          <w:rFonts w:hint="eastAsia"/>
+        </w:rPr>
+        <w:t>}</w:t>
+      </w:r>
+    </w:p>
+    <w:p>
+      <w:pPr>
+        <w:rPr>
+          <w:rFonts w:hint="eastAsia"/>
+        </w:rPr>
+      </w:pPr>
+    </w:p>
+    <w:p>
+      <w:pPr>
+        <w:rPr>
+          <w:rFonts w:hint="eastAsia"/>
+        </w:rPr>
+      </w:pPr>
+      <w:r>
+        <w:rPr>
+          <w:rFonts w:hint="eastAsia"/>
+        </w:rPr>
+        <w:t>.empty-state {</w:t>
+      </w:r>
+    </w:p>
+    <w:p>
+      <w:pPr>
+        <w:rPr>
+          <w:rFonts w:hint="eastAsia"/>
+        </w:rPr>
+      </w:pPr>
+      <w:r>
+        <w:rPr>
+          <w:rFonts w:hint="eastAsia"/>
+        </w:rPr>
+        <w:t xml:space="preserve">    text-align: center;</w:t>
+      </w:r>
+    </w:p>
+    <w:p>
+      <w:pPr>
+        <w:rPr>
+          <w:rFonts w:hint="eastAsia"/>
+        </w:rPr>
+      </w:pPr>
+      <w:r>
+        <w:rPr>
+          <w:rFonts w:hint="eastAsia"/>
+        </w:rPr>
+        <w:t xml:space="preserve">    padding: 3rem;</w:t>
+      </w:r>
+    </w:p>
+    <w:p>
+      <w:pPr>
+        <w:rPr>
+          <w:rFonts w:hint="eastAsia"/>
+        </w:rPr>
+      </w:pPr>
+      <w:r>
+        <w:rPr>
+          <w:rFonts w:hint="eastAsia"/>
+        </w:rPr>
+        <w:t>}</w:t>
+      </w:r>
+    </w:p>
+    <w:p>
+      <w:pPr>
+        <w:rPr>
+          <w:rFonts w:hint="eastAsia"/>
+        </w:rPr>
+      </w:pPr>
+    </w:p>
+    <w:p>
+      <w:pPr>
+        <w:rPr>
+          <w:rFonts w:hint="eastAsia"/>
+        </w:rPr>
+      </w:pPr>
+      <w:r>
+        <w:rPr>
+          <w:rFonts w:hint="eastAsia"/>
+        </w:rPr>
+        <w:t>@media (max-width: 680px) {</w:t>
+      </w:r>
+    </w:p>
+    <w:p>
+      <w:pPr>
+        <w:rPr>
+          <w:rFonts w:hint="eastAsia"/>
+        </w:rPr>
+      </w:pPr>
+      <w:r>
+        <w:rPr>
+          <w:rFonts w:hint="eastAsia"/>
+        </w:rPr>
+        <w:t xml:space="preserve">    .home-container {</w:t>
+      </w:r>
+    </w:p>
+    <w:p>
+      <w:pPr>
+        <w:rPr>
+          <w:rFonts w:hint="eastAsia"/>
+        </w:rPr>
+      </w:pPr>
+      <w:r>
+        <w:rPr>
+          <w:rFonts w:hint="eastAsia"/>
+        </w:rPr>
+        <w:t xml:space="preserve">        padding: 1rem;</w:t>
+      </w:r>
+    </w:p>
+    <w:p>
+      <w:pPr>
+        <w:rPr>
+          <w:rFonts w:hint="eastAsia"/>
+        </w:rPr>
+      </w:pPr>
+      <w:r>
+        <w:rPr>
+          <w:rFonts w:hint="eastAsia"/>
+        </w:rPr>
+        <w:t xml:space="preserve">    }</w:t>
+      </w:r>
+    </w:p>
+    <w:p>
+      <w:pPr>
+        <w:rPr>
+          <w:rFonts w:hint="eastAsia"/>
+        </w:rPr>
+      </w:pPr>
+    </w:p>
+    <w:p>
+      <w:pPr>
+        <w:rPr>
+          <w:rFonts w:hint="eastAsia"/>
+        </w:rPr>
+      </w:pPr>
+      <w:r>
+        <w:rPr>
+          <w:rFonts w:hint="eastAsia"/>
+        </w:rPr>
+        <w:t xml:space="preserve">    .search-input {</w:t>
+      </w:r>
+    </w:p>
+    <w:p>
+      <w:pPr>
+        <w:rPr>
+          <w:rFonts w:hint="eastAsia"/>
+        </w:rPr>
+      </w:pPr>
+      <w:r>
+        <w:rPr>
+          <w:rFonts w:hint="eastAsia"/>
+        </w:rPr>
+        <w:t xml:space="preserve">        width: 100%;</w:t>
+      </w:r>
+    </w:p>
+    <w:p>
+      <w:pPr>
+        <w:rPr>
+          <w:rFonts w:hint="eastAsia"/>
+        </w:rPr>
+      </w:pPr>
+      <w:r>
+        <w:rPr>
+          <w:rFonts w:hint="eastAsia"/>
+        </w:rPr>
+        <w:t xml:space="preserve">    }</w:t>
+      </w:r>
+    </w:p>
+    <w:p>
+      <w:pPr>
+        <w:rPr>
+          <w:rFonts w:hint="eastAsia"/>
+        </w:rPr>
+      </w:pPr>
+      <w:r>
+        <w:rPr>
+          <w:rFonts w:hint="eastAsia"/>
+        </w:rPr>
+        <w:t>}</w:t>
+      </w:r>
+    </w:p>
+    <w:p>
+      <w:pPr>
+        <w:rPr>
+          <w:rFonts w:hint="eastAsia"/>
+        </w:rPr>
+      </w:pPr>
+    </w:p>
+    <w:p>
+      <w:pPr>
+        <w:rPr>
+          <w:rFonts w:hint="eastAsia"/>
+        </w:rPr>
+      </w:pPr>
+      <w:r>
+        <w:rPr>
+          <w:rFonts w:hint="eastAsia"/>
+        </w:rPr>
+        <w:t>.nav-links {</w:t>
+      </w:r>
+    </w:p>
+    <w:p>
+      <w:pPr>
+        <w:rPr>
+          <w:rFonts w:hint="eastAsia"/>
+        </w:rPr>
+      </w:pPr>
+      <w:r>
+        <w:rPr>
+          <w:rFonts w:hint="eastAsia"/>
+        </w:rPr>
+        <w:t xml:space="preserve">    display: flex;</w:t>
+      </w:r>
+    </w:p>
+    <w:p>
+      <w:pPr>
+        <w:rPr>
+          <w:rFonts w:hint="eastAsia"/>
+        </w:rPr>
+      </w:pPr>
+      <w:r>
+        <w:rPr>
+          <w:rFonts w:hint="eastAsia"/>
+        </w:rPr>
+        <w:t xml:space="preserve">    align-items: center;</w:t>
+      </w:r>
+    </w:p>
+    <w:p>
+      <w:pPr>
+        <w:rPr>
+          <w:rFonts w:hint="eastAsia"/>
+        </w:rPr>
+      </w:pPr>
+      <w:r>
+        <w:rPr>
+          <w:rFonts w:hint="eastAsia"/>
+        </w:rPr>
+        <w:t xml:space="preserve">    gap: 1rem;</w:t>
+      </w:r>
+    </w:p>
+    <w:p>
+      <w:pPr>
+        <w:rPr>
+          <w:rFonts w:hint="eastAsia"/>
+        </w:rPr>
+      </w:pPr>
+      <w:r>
+        <w:rPr>
+          <w:rFonts w:hint="eastAsia"/>
+        </w:rPr>
+        <w:t>}</w:t>
+      </w:r>
+    </w:p>
+    <w:p>
+      <w:r>
+        <w:t xml:space="preserve">&lt;/style&gt;为什么通知里没有显示具体的内容，但是通知的那个铃铛知道有了几个新消息● 已实现并提交 </w:t>
+      </w:r>
+      <w:r>
+        <w:rPr>
+          <w:rFonts w:ascii="Segoe UI Emoji" w:hAnsi="Segoe UI Emoji" w:cs="Segoe UI Emoji"/>
+        </w:rPr>
+        <w:t>✅</w:t>
+      </w:r>
+    </w:p>
+    <w:p>
+      <w:pPr>
+        <w:rPr>
+          <w:rFonts w:hint="eastAsia"/>
+        </w:rPr>
+      </w:pPr>
+    </w:p>
+    <w:p>
+      <w:pPr>
+        <w:rPr>
+          <w:rFonts w:hint="eastAsia"/>
+        </w:rPr>
+      </w:pPr>
+      <w:r>
+        <w:rPr>
+          <w:rFonts w:hint="eastAsia"/>
+        </w:rPr>
+        <w:t xml:space="preserve">  新增 API</w:t>
+      </w:r>
+    </w:p>
+    <w:p>
+      <w:pPr>
+        <w:rPr>
+          <w:rFonts w:hint="eastAsia"/>
+        </w:rPr>
+      </w:pPr>
+    </w:p>
+    <w:p>
+      <w:pPr>
+        <w:rPr>
+          <w:rFonts w:hint="eastAsia"/>
+        </w:rPr>
+      </w:pPr>
+      <w:r>
+        <w:rPr>
+          <w:rFonts w:hint="eastAsia"/>
+        </w:rPr>
+        <w:t xml:space="preserve">  ┌──────┬─────────────────────────┬────────────────────┬──────┐</w:t>
+      </w:r>
+    </w:p>
+    <w:p>
+      <w:pPr>
+        <w:rPr>
+          <w:rFonts w:hint="eastAsia"/>
+        </w:rPr>
+      </w:pPr>
+      <w:r>
+        <w:rPr>
+          <w:rFonts w:hint="eastAsia"/>
+        </w:rPr>
+        <w:t xml:space="preserve">  │ 方法 │          路径           │        说明        │ 认证 │</w:t>
+      </w:r>
+    </w:p>
+    <w:p>
+      <w:pPr>
+        <w:rPr>
+          <w:rFonts w:hint="eastAsia"/>
+        </w:rPr>
+      </w:pPr>
+      <w:r>
+        <w:rPr>
+          <w:rFonts w:hint="eastAsia"/>
+        </w:rPr>
+        <w:t xml:space="preserve">  ├──────┼─────────────────────────┼────────────────────┼──────┤</w:t>
+      </w:r>
+    </w:p>
+    <w:p>
+      <w:r>
+        <w:t xml:space="preserve">  │ GET  │ /api/notifications      │ 获取未读通知列表   │ </w:t>
+      </w:r>
+      <w:r>
+        <w:rPr>
+          <w:rFonts w:ascii="Segoe UI Emoji" w:hAnsi="Segoe UI Emoji" w:cs="Segoe UI Emoji"/>
+        </w:rPr>
+        <w:t>✅</w:t>
+      </w:r>
+      <w:r>
+        <w:t xml:space="preserve">   </w:t>
+      </w:r>
+      <w:r>
+        <w:rPr>
+          <w:rFonts w:ascii="等线" w:eastAsia="等线" w:hAnsi="等线" w:cs="等线" w:hint="eastAsia"/>
+        </w:rPr>
+        <w:t>│</w:t>
+      </w:r>
+    </w:p>
+    <w:p>
+      <w:pPr>
+        <w:rPr>
+          <w:rFonts w:hint="eastAsia"/>
+        </w:rPr>
+      </w:pPr>
+      <w:r>
+        <w:rPr>
+          <w:rFonts w:hint="eastAsia"/>
+        </w:rPr>
+        <w:t xml:space="preserve">  ├──────┼─────────────────────────┼────────────────────┼──────┤</w:t>
+      </w:r>
+    </w:p>
+    <w:p>
+      <w:r>
+        <w:t xml:space="preserve">  │ POST │ /api/notifications/read │ 标记所有通知为已读 │ </w:t>
+      </w:r>
+      <w:r>
+        <w:rPr>
+          <w:rFonts w:ascii="Segoe UI Emoji" w:hAnsi="Segoe UI Emoji" w:cs="Segoe UI Emoji"/>
+        </w:rPr>
+        <w:t>✅</w:t>
+      </w:r>
+      <w:r>
+        <w:t xml:space="preserve">   </w:t>
+      </w:r>
+      <w:r>
+        <w:rPr>
+          <w:rFonts w:ascii="等线" w:eastAsia="等线" w:hAnsi="等线" w:cs="等线" w:hint="eastAsia"/>
+        </w:rPr>
+        <w:t>│</w:t>
+      </w:r>
+    </w:p>
+    <w:p>
+      <w:pPr>
+        <w:rPr>
+          <w:rFonts w:hint="eastAsia"/>
+        </w:rPr>
+      </w:pPr>
+      <w:r>
+        <w:rPr>
+          <w:rFonts w:hint="eastAsia"/>
+        </w:rPr>
+        <w:t xml:space="preserve">  └──────┴─────────────────────────┴────────────────────┴──────┘</w:t>
+      </w:r>
+    </w:p>
+    <w:p>
+      <w:pPr>
+        <w:rPr>
+          <w:rFonts w:hint="eastAsia"/>
+        </w:rPr>
+      </w:pPr>
+    </w:p>
+    <w:p>
+      <w:pPr>
+        <w:rPr>
+          <w:rFonts w:hint="eastAsia"/>
+        </w:rPr>
+      </w:pPr>
+      <w:r>
+        <w:rPr>
+          <w:rFonts w:hint="eastAsia"/>
+        </w:rPr>
+        <w:t xml:space="preserve">  获取通知列表 GET /api/notifications → 200</w:t>
+      </w:r>
+    </w:p>
+    <w:p>
+      <w:pPr>
+        <w:rPr>
+          <w:rFonts w:hint="eastAsia"/>
+        </w:rPr>
+      </w:pPr>
+      <w:r>
+        <w:rPr>
+          <w:rFonts w:hint="eastAsia"/>
+        </w:rPr>
+        <w:t xml:space="preserve">  {</w:t>
+      </w:r>
+    </w:p>
+    <w:p>
+      <w:pPr>
+        <w:rPr>
+          <w:rFonts w:hint="eastAsia"/>
+        </w:rPr>
+      </w:pPr>
+      <w:r>
+        <w:rPr>
+          <w:rFonts w:hint="eastAsia"/>
+        </w:rPr>
+        <w:t xml:space="preserve">    "notifications": [</w:t>
+      </w:r>
+    </w:p>
+    <w:p>
+      <w:pPr>
+        <w:rPr>
+          <w:rFonts w:hint="eastAsia"/>
+        </w:rPr>
+      </w:pPr>
+      <w:r>
+        <w:rPr>
+          <w:rFonts w:hint="eastAsia"/>
+        </w:rPr>
+        <w:t xml:space="preserve">      {</w:t>
+      </w:r>
+    </w:p>
+    <w:p>
+      <w:pPr>
+        <w:rPr>
+          <w:rFonts w:hint="eastAsia"/>
+        </w:rPr>
+      </w:pPr>
+      <w:r>
+        <w:rPr>
+          <w:rFonts w:hint="eastAsia"/>
+        </w:rPr>
+        <w:t xml:space="preserve">        "id": "uuid",</w:t>
+      </w:r>
+    </w:p>
+    <w:p>
+      <w:pPr>
+        <w:rPr>
+          <w:rFonts w:hint="eastAsia"/>
+        </w:rPr>
+      </w:pPr>
+      <w:r>
+        <w:rPr>
+          <w:rFonts w:hint="eastAsia"/>
+        </w:rPr>
+        <w:t xml:space="preserve">        "type": "like",</w:t>
+      </w:r>
+    </w:p>
+    <w:p>
+      <w:pPr>
+        <w:rPr>
+          <w:rFonts w:hint="eastAsia"/>
+        </w:rPr>
+      </w:pPr>
+      <w:r>
+        <w:rPr>
+          <w:rFonts w:hint="eastAsia"/>
+        </w:rPr>
+        <w:t xml:space="preserve">        "content": "用户1 赞了你的帖子",</w:t>
+      </w:r>
+    </w:p>
+    <w:p>
+      <w:pPr>
+        <w:rPr>
+          <w:rFonts w:hint="eastAsia"/>
+        </w:rPr>
+      </w:pPr>
+      <w:r>
+        <w:rPr>
+          <w:rFonts w:hint="eastAsia"/>
+        </w:rPr>
+        <w:t xml:space="preserve">        "sender_id": 1,</w:t>
+      </w:r>
+    </w:p>
+    <w:p>
+      <w:pPr>
+        <w:rPr>
+          <w:rFonts w:hint="eastAsia"/>
+        </w:rPr>
+      </w:pPr>
+      <w:r>
+        <w:rPr>
+          <w:rFonts w:hint="eastAsia"/>
+        </w:rPr>
+        <w:t xml:space="preserve">        "post_id": 100,</w:t>
+      </w:r>
+    </w:p>
+    <w:p>
+      <w:pPr>
+        <w:rPr>
+          <w:rFonts w:hint="eastAsia"/>
+        </w:rPr>
+      </w:pPr>
+      <w:r>
+        <w:rPr>
+          <w:rFonts w:hint="eastAsia"/>
+        </w:rPr>
+        <w:t xml:space="preserve">        "timestamp": "2026-06-03T13:30:00"</w:t>
+      </w:r>
+    </w:p>
+    <w:p>
+      <w:pPr>
+        <w:rPr>
+          <w:rFonts w:hint="eastAsia"/>
+        </w:rPr>
+      </w:pPr>
+      <w:r>
+        <w:rPr>
+          <w:rFonts w:hint="eastAsia"/>
+        </w:rPr>
+        <w:t xml:space="preserve">      }</w:t>
+      </w:r>
+    </w:p>
+    <w:p>
+      <w:pPr>
+        <w:rPr>
+          <w:rFonts w:hint="eastAsia"/>
+        </w:rPr>
+      </w:pPr>
+      <w:r>
+        <w:rPr>
+          <w:rFonts w:hint="eastAsia"/>
+        </w:rPr>
+        <w:t xml:space="preserve">    ],</w:t>
+      </w:r>
+    </w:p>
+    <w:p>
+      <w:pPr>
+        <w:rPr>
+          <w:rFonts w:hint="eastAsia"/>
+        </w:rPr>
+      </w:pPr>
+      <w:r>
+        <w:rPr>
+          <w:rFonts w:hint="eastAsia"/>
+        </w:rPr>
+        <w:t xml:space="preserve">    "count": 1</w:t>
+      </w:r>
+    </w:p>
+    <w:p>
+      <w:pPr>
+        <w:rPr>
+          <w:rFonts w:hint="eastAsia"/>
+        </w:rPr>
+      </w:pPr>
+      <w:r>
+        <w:rPr>
+          <w:rFonts w:hint="eastAsia"/>
+        </w:rPr>
+        <w:t xml:space="preserve">  }</w:t>
+      </w:r>
+    </w:p>
+    <w:p>
+      <w:pPr>
+        <w:rPr>
+          <w:rFonts w:hint="eastAsia"/>
+        </w:rPr>
+      </w:pPr>
+    </w:p>
+    <w:p>
+      <w:pPr>
+        <w:rPr>
+          <w:rFonts w:hint="eastAsia"/>
+        </w:rPr>
+      </w:pPr>
+      <w:r>
+        <w:rPr>
+          <w:rFonts w:hint="eastAsia"/>
+        </w:rPr>
+        <w:t xml:space="preserve">  ┌───────┬──────┬──────────────────┐</w:t>
+      </w:r>
+    </w:p>
+    <w:p>
+      <w:pPr>
+        <w:rPr>
+          <w:rFonts w:hint="eastAsia"/>
+        </w:rPr>
+      </w:pPr>
+      <w:r>
+        <w:rPr>
+          <w:rFonts w:hint="eastAsia"/>
+        </w:rPr>
+        <w:lastRenderedPageBreak/>
+        <w:t xml:space="preserve">  │ 参数  │ 默认 │       说明       │</w:t>
+      </w:r>
+    </w:p>
+    <w:p>
+      <w:pPr>
+        <w:rPr>
+          <w:rFonts w:hint="eastAsia"/>
+        </w:rPr>
+      </w:pPr>
+      <w:r>
+        <w:rPr>
+          <w:rFonts w:hint="eastAsia"/>
+        </w:rPr>
+        <w:t xml:space="preserve">  ├───────┼──────┼──────────────────┤</w:t>
+      </w:r>
+    </w:p>
+    <w:p>
+      <w:pPr>
+        <w:rPr>
+          <w:rFonts w:hint="eastAsia"/>
+        </w:rPr>
+      </w:pPr>
+      <w:r>
+        <w:rPr>
+          <w:rFonts w:hint="eastAsia"/>
+        </w:rPr>
+        <w:t xml:space="preserve">  │ limit │ 20   │ 返回条数（≤100） │</w:t>
+      </w:r>
+    </w:p>
+    <w:p>
+      <w:pPr>
+        <w:rPr>
+          <w:rFonts w:hint="eastAsia"/>
+        </w:rPr>
+      </w:pPr>
+      <w:r>
+        <w:rPr>
+          <w:rFonts w:hint="eastAsia"/>
+        </w:rPr>
+        <w:t xml:space="preserve">  └───────┴──────┴──────────────────┘</w:t>
+      </w:r>
+    </w:p>
+    <w:p>
+      <w:pPr>
+        <w:rPr>
+          <w:rFonts w:hint="eastAsia"/>
+        </w:rPr>
+      </w:pPr>
+    </w:p>
+    <w:p>
+      <w:pPr>
+        <w:rPr>
+          <w:rFonts w:hint="eastAsia"/>
+        </w:rPr>
+      </w:pPr>
+      <w:r>
+        <w:rPr>
+          <w:rFonts w:hint="eastAsia"/>
+        </w:rPr>
+        <w:t xml:space="preserve">  标记已读 POST /api/notifications/read → 200</w:t>
+      </w:r>
+    </w:p>
+    <w:p>
+      <w:pPr>
+        <w:rPr>
+          <w:rFonts w:hint="eastAsia"/>
+        </w:rPr>
+      </w:pPr>
+      <w:r>
+        <w:rPr>
+          <w:rFonts w:hint="eastAsia"/>
+        </w:rPr>
+        <w:t xml:space="preserve">  { "success": true, "message": "已标记为已读" }</w:t>
+      </w:r>
+    </w:p>
+    <w:p>
+      <w:pPr>
+        <w:rPr>
+          <w:rFonts w:hint="eastAsia"/>
+        </w:rPr>
+      </w:pPr>
+    </w:p>
+    <w:p>
+      <w:pPr>
+        <w:rPr>
+          <w:rFonts w:hint="eastAsia"/>
+        </w:rPr>
+      </w:pPr>
+      <w:r>
+        <w:rPr>
+          <w:rFonts w:hint="eastAsia"/>
+        </w:rPr>
+        <w:t xml:space="preserve">  改造要点</w:t>
+      </w:r>
+    </w:p>
+    <w:p>
+      <w:pPr>
+        <w:rPr>
+          <w:rFonts w:hint="eastAsia"/>
+        </w:rPr>
+      </w:pPr>
+    </w:p>
+    <w:p>
+      <w:pPr>
+        <w:rPr>
+          <w:rFonts w:hint="eastAsia"/>
+        </w:rPr>
+      </w:pPr>
+      <w:r>
+        <w:rPr>
+          <w:rFonts w:hint="eastAsia"/>
+        </w:rPr>
+        <w:t xml:space="preserve">  原来 add_unread 只存了通知 ID 字符串（LPUSH → "uuid"），只能计数，拿不到内容。改成存储完整通知 JSON（LPUSH →</w:t>
+      </w:r>
+    </w:p>
+    <w:p>
+      <w:pPr>
+        <w:rPr>
+          <w:rFonts w:hint="eastAsia"/>
+        </w:rPr>
+      </w:pPr>
+      <w:r>
+        <w:rPr>
+          <w:rFonts w:hint="eastAsia"/>
+        </w:rPr>
+        <w:t xml:space="preserve">  {"id":"uuid","type":"like",...}），新增 LRANGE 读取和 DEL 清空。WebSocket 实时推送不受影响。</w:t>
+      </w:r>
+    </w:p>
     <w:p>
       <w:pPr>
         <w:rPr>
@@ -3854,7 +11156,6 @@
         <w:rPr>
           <w:rFonts w:hint="eastAsia"/>
         </w:rPr>
-        <w:lastRenderedPageBreak/>
         <w:t xml:space="preserve">  │ 合计      │ 24     │ 14     │</w:t>
       </w:r>
     </w:p>
